--- a/Posicionamento_ASSGER_POP_Contratacao_Direta.docx
+++ b/Posicionamento_ASSGER_POP_Contratacao_Direta.docx
@@ -4036,6 +4036,6283 @@
         <w:t xml:space="preserve">ASSGER, [data]</w:t>
       </w:r>
     </w:p>
+    <w:p>
+      <w:r>
+        <w:br w:type="page"/>
+      </w:r>
+    </w:p>
+    <w:p>
+      <w:pPr>
+        <w:pStyle w:val="Heading1"/>
+        <w:spacing w:after="120" w:before="280"/>
+      </w:pPr>
+      <w:r>
+        <w:rPr>
+          <w:rFonts w:ascii="Arial" w:cs="Arial" w:eastAsia="Arial" w:hAnsi="Arial"/>
+          <w:b/>
+          <w:bCs/>
+          <w:color w:val="1F3864"/>
+          <w:sz w:val="26"/>
+          <w:szCs w:val="26"/>
+        </w:rPr>
+        <w:t xml:space="preserve">Anexo A. Comparação entre o POP vigente e a proposta da SUPADM</w:t>
+      </w:r>
+    </w:p>
+    <w:p>
+      <w:pPr>
+        <w:spacing w:after="100" w:before="0"/>
+      </w:pPr>
+      <w:r>
+        <w:rPr>
+          <w:rFonts w:ascii="Arial" w:cs="Arial" w:eastAsia="Arial" w:hAnsi="Arial"/>
+          <w:b/>
+          <w:bCs/>
+          <w:sz w:val="20"/>
+          <w:szCs w:val="20"/>
+        </w:rPr>
+        <w:t xml:space="preserve">Objetivo: </w:t>
+      </w:r>
+      <w:r>
+        <w:rPr>
+          <w:rFonts w:ascii="Arial" w:cs="Arial" w:eastAsia="Arial" w:hAnsi="Arial"/>
+          <w:sz w:val="20"/>
+          <w:szCs w:val="20"/>
+        </w:rPr>
+        <w:t xml:space="preserve">comparar a redação vigente do POP (etapas B.1 a B.12) com a proposta da SUPADM (itens 1 a 9), identificando o que saiu, o que saiu em parte e o que foi incluído. A proposta não traz justificativa para as alterações.</w:t>
+      </w:r>
+    </w:p>
+    <w:p>
+      <w:pPr>
+        <w:spacing w:after="100" w:before="0"/>
+      </w:pPr>
+      <w:r>
+        <w:rPr>
+          <w:rFonts w:ascii="Arial" w:cs="Arial" w:eastAsia="Arial" w:hAnsi="Arial"/>
+          <w:b/>
+          <w:bCs/>
+          <w:sz w:val="20"/>
+          <w:szCs w:val="20"/>
+        </w:rPr>
+        <w:t xml:space="preserve">Critério: </w:t>
+      </w:r>
+      <w:r>
+        <w:rPr>
+          <w:rFonts w:ascii="Arial" w:cs="Arial" w:eastAsia="Arial" w:hAnsi="Arial"/>
+          <w:sz w:val="20"/>
+          <w:szCs w:val="20"/>
+        </w:rPr>
+        <w:t xml:space="preserve">uma ação só é listada como "saiu por completo" se não aparece em nenhum ponto da proposta. Se permanece, ainda que em outro item, com outro responsável ou com redação reduzida, consta como "saiu em parte".</w:t>
+      </w:r>
+    </w:p>
+    <w:p>
+      <w:pPr>
+        <w:spacing w:after="100" w:before="0"/>
+      </w:pPr>
+      <w:r>
+        <w:rPr>
+          <w:rFonts w:ascii="Arial" w:cs="Arial" w:eastAsia="Arial" w:hAnsi="Arial"/>
+          <w:b/>
+          <w:bCs/>
+          <w:sz w:val="20"/>
+          <w:szCs w:val="20"/>
+        </w:rPr>
+        <w:t xml:space="preserve">Referências: </w:t>
+      </w:r>
+      <w:r>
+        <w:rPr>
+          <w:rFonts w:ascii="Arial" w:cs="Arial" w:eastAsia="Arial" w:hAnsi="Arial"/>
+          <w:sz w:val="20"/>
+          <w:szCs w:val="20"/>
+        </w:rPr>
+        <w:t xml:space="preserve">no POP vigente, os itens de cada etapa são numerados automaticamente (a, b, c...). Na proposta há letras repetidas (o item 1 tem dois "d" e o item 3 repete o "b"); por isso, quando necessário, cita-se "(1º)" ou "(2º)" para indicar a ordem em que a letra aparece.</w:t>
+      </w:r>
+    </w:p>
+    <w:p>
+      <w:pPr>
+        <w:pStyle w:val="Heading2"/>
+        <w:spacing w:after="100" w:before="200"/>
+      </w:pPr>
+      <w:r>
+        <w:rPr>
+          <w:rFonts w:ascii="Arial" w:cs="Arial" w:eastAsia="Arial" w:hAnsi="Arial"/>
+          <w:b/>
+          <w:bCs/>
+          <w:color w:val="1F3864"/>
+          <w:sz w:val="22"/>
+          <w:szCs w:val="22"/>
+        </w:rPr>
+        <w:t xml:space="preserve">A.1 Ações do POP vigente que saíram por completo</w:t>
+      </w:r>
+    </w:p>
+    <w:tbl>
+      <w:tblPr>
+        <w:tblW w:type="dxa" w:w="14570"/>
+        <w:tblBorders>
+          <w:top w:val="single" w:color="auto" w:sz="4"/>
+          <w:left w:val="single" w:color="auto" w:sz="4"/>
+          <w:bottom w:val="single" w:color="auto" w:sz="4"/>
+          <w:right w:val="single" w:color="auto" w:sz="4"/>
+          <w:insideH w:val="single" w:color="auto" w:sz="4"/>
+          <w:insideV w:val="single" w:color="auto" w:sz="4"/>
+        </w:tblBorders>
+      </w:tblPr>
+      <w:tblGrid>
+        <w:gridCol w:w="500"/>
+        <w:gridCol w:w="5000"/>
+        <w:gridCol w:w="2000"/>
+        <w:gridCol w:w="7070"/>
+      </w:tblGrid>
+      <w:tr>
+        <w:trPr>
+          <w:tblHeader/>
+        </w:trPr>
+        <w:tc>
+          <w:tcPr>
+            <w:tcW w:type="dxa" w:w="500"/>
+            <w:tcBorders>
+              <w:top w:val="single" w:color="A6A6A6" w:sz="4"/>
+              <w:left w:val="single" w:color="A6A6A6" w:sz="4"/>
+              <w:bottom w:val="single" w:color="A6A6A6" w:sz="4"/>
+              <w:right w:val="single" w:color="A6A6A6" w:sz="4"/>
+            </w:tcBorders>
+            <w:shd w:fill="D9E2F3" w:color="auto" w:val="clear"/>
+            <w:tcMar>
+              <w:top w:type="dxa" w:w="60"/>
+              <w:left w:type="dxa" w:w="90"/>
+              <w:bottom w:type="dxa" w:w="60"/>
+              <w:right w:type="dxa" w:w="90"/>
+            </w:tcMar>
+          </w:tcPr>
+          <w:p>
+            <w:pPr>
+              <w:spacing w:after="40"/>
+            </w:pPr>
+            <w:r>
+              <w:rPr>
+                <w:rFonts w:ascii="Arial" w:cs="Arial" w:eastAsia="Arial" w:hAnsi="Arial"/>
+                <w:b/>
+                <w:bCs/>
+                <w:color w:val="1F3864"/>
+                <w:sz w:val="18"/>
+                <w:szCs w:val="18"/>
+              </w:rPr>
+              <w:t xml:space="preserve">#</w:t>
+            </w:r>
+          </w:p>
+        </w:tc>
+        <w:tc>
+          <w:tcPr>
+            <w:tcW w:type="dxa" w:w="5000"/>
+            <w:tcBorders>
+              <w:top w:val="single" w:color="A6A6A6" w:sz="4"/>
+              <w:left w:val="single" w:color="A6A6A6" w:sz="4"/>
+              <w:bottom w:val="single" w:color="A6A6A6" w:sz="4"/>
+              <w:right w:val="single" w:color="A6A6A6" w:sz="4"/>
+            </w:tcBorders>
+            <w:shd w:fill="D9E2F3" w:color="auto" w:val="clear"/>
+            <w:tcMar>
+              <w:top w:type="dxa" w:w="60"/>
+              <w:left w:type="dxa" w:w="90"/>
+              <w:bottom w:type="dxa" w:w="60"/>
+              <w:right w:type="dxa" w:w="90"/>
+            </w:tcMar>
+          </w:tcPr>
+          <w:p>
+            <w:pPr>
+              <w:spacing w:after="40"/>
+            </w:pPr>
+            <w:r>
+              <w:rPr>
+                <w:rFonts w:ascii="Arial" w:cs="Arial" w:eastAsia="Arial" w:hAnsi="Arial"/>
+                <w:b/>
+                <w:bCs/>
+                <w:color w:val="1F3864"/>
+                <w:sz w:val="18"/>
+                <w:szCs w:val="18"/>
+              </w:rPr>
+              <w:t xml:space="preserve">Ação (redação vigente)</w:t>
+            </w:r>
+          </w:p>
+        </w:tc>
+        <w:tc>
+          <w:tcPr>
+            <w:tcW w:type="dxa" w:w="2000"/>
+            <w:tcBorders>
+              <w:top w:val="single" w:color="A6A6A6" w:sz="4"/>
+              <w:left w:val="single" w:color="A6A6A6" w:sz="4"/>
+              <w:bottom w:val="single" w:color="A6A6A6" w:sz="4"/>
+              <w:right w:val="single" w:color="A6A6A6" w:sz="4"/>
+            </w:tcBorders>
+            <w:shd w:fill="D9E2F3" w:color="auto" w:val="clear"/>
+            <w:tcMar>
+              <w:top w:type="dxa" w:w="60"/>
+              <w:left w:type="dxa" w:w="90"/>
+              <w:bottom w:type="dxa" w:w="60"/>
+              <w:right w:type="dxa" w:w="90"/>
+            </w:tcMar>
+          </w:tcPr>
+          <w:p>
+            <w:pPr>
+              <w:spacing w:after="40"/>
+            </w:pPr>
+            <w:r>
+              <w:rPr>
+                <w:rFonts w:ascii="Arial" w:cs="Arial" w:eastAsia="Arial" w:hAnsi="Arial"/>
+                <w:b/>
+                <w:bCs/>
+                <w:color w:val="1F3864"/>
+                <w:sz w:val="18"/>
+                <w:szCs w:val="18"/>
+              </w:rPr>
+              <w:t xml:space="preserve">Onde estava</w:t>
+            </w:r>
+          </w:p>
+        </w:tc>
+        <w:tc>
+          <w:tcPr>
+            <w:tcW w:type="dxa" w:w="7070"/>
+            <w:tcBorders>
+              <w:top w:val="single" w:color="A6A6A6" w:sz="4"/>
+              <w:left w:val="single" w:color="A6A6A6" w:sz="4"/>
+              <w:bottom w:val="single" w:color="A6A6A6" w:sz="4"/>
+              <w:right w:val="single" w:color="A6A6A6" w:sz="4"/>
+            </w:tcBorders>
+            <w:shd w:fill="D9E2F3" w:color="auto" w:val="clear"/>
+            <w:tcMar>
+              <w:top w:type="dxa" w:w="60"/>
+              <w:left w:type="dxa" w:w="90"/>
+              <w:bottom w:type="dxa" w:w="60"/>
+              <w:right w:type="dxa" w:w="90"/>
+            </w:tcMar>
+          </w:tcPr>
+          <w:p>
+            <w:pPr>
+              <w:spacing w:after="40"/>
+            </w:pPr>
+            <w:r>
+              <w:rPr>
+                <w:rFonts w:ascii="Arial" w:cs="Arial" w:eastAsia="Arial" w:hAnsi="Arial"/>
+                <w:b/>
+                <w:bCs/>
+                <w:color w:val="1F3864"/>
+                <w:sz w:val="18"/>
+                <w:szCs w:val="18"/>
+              </w:rPr>
+              <w:t xml:space="preserve">Situação na proposta</w:t>
+            </w:r>
+          </w:p>
+        </w:tc>
+      </w:tr>
+      <w:tr>
+        <w:trPr>
+          <w:cantSplit/>
+        </w:trPr>
+        <w:tc>
+          <w:tcPr>
+            <w:tcW w:type="dxa" w:w="500"/>
+            <w:tcBorders>
+              <w:top w:val="single" w:color="A6A6A6" w:sz="4"/>
+              <w:left w:val="single" w:color="A6A6A6" w:sz="4"/>
+              <w:bottom w:val="single" w:color="A6A6A6" w:sz="4"/>
+              <w:right w:val="single" w:color="A6A6A6" w:sz="4"/>
+            </w:tcBorders>
+            <w:tcMar>
+              <w:top w:type="dxa" w:w="60"/>
+              <w:left w:type="dxa" w:w="90"/>
+              <w:bottom w:type="dxa" w:w="60"/>
+              <w:right w:type="dxa" w:w="90"/>
+            </w:tcMar>
+          </w:tcPr>
+          <w:p>
+            <w:pPr>
+              <w:spacing w:after="40"/>
+            </w:pPr>
+            <w:r>
+              <w:rPr>
+                <w:rFonts w:ascii="Arial" w:cs="Arial" w:eastAsia="Arial" w:hAnsi="Arial"/>
+                <w:b w:val="false"/>
+                <w:bCs w:val="false"/>
+                <w:sz w:val="18"/>
+                <w:szCs w:val="18"/>
+              </w:rPr>
+              <w:t xml:space="preserve">1</w:t>
+            </w:r>
+          </w:p>
+        </w:tc>
+        <w:tc>
+          <w:tcPr>
+            <w:tcW w:type="dxa" w:w="5000"/>
+            <w:tcBorders>
+              <w:top w:val="single" w:color="A6A6A6" w:sz="4"/>
+              <w:left w:val="single" w:color="A6A6A6" w:sz="4"/>
+              <w:bottom w:val="single" w:color="A6A6A6" w:sz="4"/>
+              <w:right w:val="single" w:color="A6A6A6" w:sz="4"/>
+            </w:tcBorders>
+            <w:tcMar>
+              <w:top w:type="dxa" w:w="60"/>
+              <w:left w:type="dxa" w:w="90"/>
+              <w:bottom w:type="dxa" w:w="60"/>
+              <w:right w:type="dxa" w:w="90"/>
+            </w:tcMar>
+          </w:tcPr>
+          <w:p>
+            <w:pPr>
+              <w:spacing w:after="40"/>
+            </w:pPr>
+            <w:r>
+              <w:rPr>
+                <w:rFonts w:ascii="Arial" w:cs="Arial" w:eastAsia="Arial" w:hAnsi="Arial"/>
+                <w:b w:val="false"/>
+                <w:bCs w:val="false"/>
+                <w:sz w:val="18"/>
+                <w:szCs w:val="18"/>
+              </w:rPr>
+              <w:t xml:space="preserve">Coluna PRAZO (estimado):</w:t>
+            </w:r>
+          </w:p>
+        </w:tc>
+        <w:tc>
+          <w:tcPr>
+            <w:tcW w:type="dxa" w:w="2000"/>
+            <w:tcBorders>
+              <w:top w:val="single" w:color="A6A6A6" w:sz="4"/>
+              <w:left w:val="single" w:color="A6A6A6" w:sz="4"/>
+              <w:bottom w:val="single" w:color="A6A6A6" w:sz="4"/>
+              <w:right w:val="single" w:color="A6A6A6" w:sz="4"/>
+            </w:tcBorders>
+            <w:tcMar>
+              <w:top w:type="dxa" w:w="60"/>
+              <w:left w:type="dxa" w:w="90"/>
+              <w:bottom w:type="dxa" w:w="60"/>
+              <w:right w:type="dxa" w:w="90"/>
+            </w:tcMar>
+          </w:tcPr>
+          <w:p>
+            <w:pPr>
+              <w:spacing w:after="40"/>
+            </w:pPr>
+            <w:r>
+              <w:rPr>
+                <w:rFonts w:ascii="Arial" w:cs="Arial" w:eastAsia="Arial" w:hAnsi="Arial"/>
+                <w:b w:val="false"/>
+                <w:bCs w:val="false"/>
+                <w:sz w:val="18"/>
+                <w:szCs w:val="18"/>
+              </w:rPr>
+              <w:t xml:space="preserve">Cabeçalho da tabela</w:t>
+            </w:r>
+          </w:p>
+        </w:tc>
+        <w:tc>
+          <w:tcPr>
+            <w:tcW w:type="dxa" w:w="7070"/>
+            <w:tcBorders>
+              <w:top w:val="single" w:color="A6A6A6" w:sz="4"/>
+              <w:left w:val="single" w:color="A6A6A6" w:sz="4"/>
+              <w:bottom w:val="single" w:color="A6A6A6" w:sz="4"/>
+              <w:right w:val="single" w:color="A6A6A6" w:sz="4"/>
+            </w:tcBorders>
+            <w:tcMar>
+              <w:top w:type="dxa" w:w="60"/>
+              <w:left w:type="dxa" w:w="90"/>
+              <w:bottom w:type="dxa" w:w="60"/>
+              <w:right w:type="dxa" w:w="90"/>
+            </w:tcMar>
+          </w:tcPr>
+          <w:p>
+            <w:pPr>
+              <w:spacing w:after="40"/>
+            </w:pPr>
+            <w:r>
+              <w:rPr>
+                <w:rFonts w:ascii="Arial" w:cs="Arial" w:eastAsia="Arial" w:hAnsi="Arial"/>
+                <w:b w:val="false"/>
+                <w:bCs w:val="false"/>
+                <w:sz w:val="18"/>
+                <w:szCs w:val="18"/>
+              </w:rPr>
+              <w:t xml:space="preserve">Coluna suprimida. Não há mais prazos.</w:t>
+            </w:r>
+          </w:p>
+        </w:tc>
+      </w:tr>
+      <w:tr>
+        <w:trPr>
+          <w:cantSplit/>
+        </w:trPr>
+        <w:tc>
+          <w:tcPr>
+            <w:tcW w:type="dxa" w:w="500"/>
+            <w:tcBorders>
+              <w:top w:val="single" w:color="A6A6A6" w:sz="4"/>
+              <w:left w:val="single" w:color="A6A6A6" w:sz="4"/>
+              <w:bottom w:val="single" w:color="A6A6A6" w:sz="4"/>
+              <w:right w:val="single" w:color="A6A6A6" w:sz="4"/>
+            </w:tcBorders>
+            <w:tcMar>
+              <w:top w:type="dxa" w:w="60"/>
+              <w:left w:type="dxa" w:w="90"/>
+              <w:bottom w:type="dxa" w:w="60"/>
+              <w:right w:type="dxa" w:w="90"/>
+            </w:tcMar>
+          </w:tcPr>
+          <w:p>
+            <w:pPr>
+              <w:spacing w:after="40"/>
+            </w:pPr>
+            <w:r>
+              <w:rPr>
+                <w:rFonts w:ascii="Arial" w:cs="Arial" w:eastAsia="Arial" w:hAnsi="Arial"/>
+                <w:b w:val="false"/>
+                <w:bCs w:val="false"/>
+                <w:sz w:val="18"/>
+                <w:szCs w:val="18"/>
+              </w:rPr>
+              <w:t xml:space="preserve">2</w:t>
+            </w:r>
+          </w:p>
+        </w:tc>
+        <w:tc>
+          <w:tcPr>
+            <w:tcW w:type="dxa" w:w="5000"/>
+            <w:tcBorders>
+              <w:top w:val="single" w:color="A6A6A6" w:sz="4"/>
+              <w:left w:val="single" w:color="A6A6A6" w:sz="4"/>
+              <w:bottom w:val="single" w:color="A6A6A6" w:sz="4"/>
+              <w:right w:val="single" w:color="A6A6A6" w:sz="4"/>
+            </w:tcBorders>
+            <w:tcMar>
+              <w:top w:type="dxa" w:w="60"/>
+              <w:left w:type="dxa" w:w="90"/>
+              <w:bottom w:type="dxa" w:w="60"/>
+              <w:right w:type="dxa" w:w="90"/>
+            </w:tcMar>
+          </w:tcPr>
+          <w:p>
+            <w:pPr>
+              <w:spacing w:after="40"/>
+            </w:pPr>
+            <w:r>
+              <w:rPr>
+                <w:rFonts w:ascii="Arial" w:cs="Arial" w:eastAsia="Arial" w:hAnsi="Arial"/>
+                <w:b w:val="false"/>
+                <w:bCs w:val="false"/>
+                <w:sz w:val="18"/>
+                <w:szCs w:val="18"/>
+              </w:rPr>
+              <w:t xml:space="preserve">Caso necessário, encaminhar para a ASSJUR para uma nova análise</w:t>
+            </w:r>
+          </w:p>
+        </w:tc>
+        <w:tc>
+          <w:tcPr>
+            <w:tcW w:type="dxa" w:w="2000"/>
+            <w:tcBorders>
+              <w:top w:val="single" w:color="A6A6A6" w:sz="4"/>
+              <w:left w:val="single" w:color="A6A6A6" w:sz="4"/>
+              <w:bottom w:val="single" w:color="A6A6A6" w:sz="4"/>
+              <w:right w:val="single" w:color="A6A6A6" w:sz="4"/>
+            </w:tcBorders>
+            <w:tcMar>
+              <w:top w:type="dxa" w:w="60"/>
+              <w:left w:type="dxa" w:w="90"/>
+              <w:bottom w:type="dxa" w:w="60"/>
+              <w:right w:type="dxa" w:w="90"/>
+            </w:tcMar>
+          </w:tcPr>
+          <w:p>
+            <w:pPr>
+              <w:spacing w:after="40"/>
+            </w:pPr>
+            <w:r>
+              <w:rPr>
+                <w:rFonts w:ascii="Arial" w:cs="Arial" w:eastAsia="Arial" w:hAnsi="Arial"/>
+                <w:b w:val="false"/>
+                <w:bCs w:val="false"/>
+                <w:sz w:val="18"/>
+                <w:szCs w:val="18"/>
+              </w:rPr>
+              <w:t xml:space="preserve">B.1, item c</w:t>
+            </w:r>
+          </w:p>
+        </w:tc>
+        <w:tc>
+          <w:tcPr>
+            <w:tcW w:type="dxa" w:w="7070"/>
+            <w:tcBorders>
+              <w:top w:val="single" w:color="A6A6A6" w:sz="4"/>
+              <w:left w:val="single" w:color="A6A6A6" w:sz="4"/>
+              <w:bottom w:val="single" w:color="A6A6A6" w:sz="4"/>
+              <w:right w:val="single" w:color="A6A6A6" w:sz="4"/>
+            </w:tcBorders>
+            <w:tcMar>
+              <w:top w:type="dxa" w:w="60"/>
+              <w:left w:type="dxa" w:w="90"/>
+              <w:bottom w:type="dxa" w:w="60"/>
+              <w:right w:type="dxa" w:w="90"/>
+            </w:tcMar>
+          </w:tcPr>
+          <w:p>
+            <w:pPr>
+              <w:spacing w:after="40"/>
+            </w:pPr>
+            <w:r>
+              <w:rPr>
+                <w:rFonts w:ascii="Arial" w:cs="Arial" w:eastAsia="Arial" w:hAnsi="Arial"/>
+                <w:b w:val="false"/>
+                <w:bCs w:val="false"/>
+                <w:sz w:val="18"/>
+                <w:szCs w:val="18"/>
+              </w:rPr>
+              <w:t xml:space="preserve">Não consta.</w:t>
+            </w:r>
+          </w:p>
+        </w:tc>
+      </w:tr>
+      <w:tr>
+        <w:trPr>
+          <w:cantSplit/>
+        </w:trPr>
+        <w:tc>
+          <w:tcPr>
+            <w:tcW w:type="dxa" w:w="500"/>
+            <w:tcBorders>
+              <w:top w:val="single" w:color="A6A6A6" w:sz="4"/>
+              <w:left w:val="single" w:color="A6A6A6" w:sz="4"/>
+              <w:bottom w:val="single" w:color="A6A6A6" w:sz="4"/>
+              <w:right w:val="single" w:color="A6A6A6" w:sz="4"/>
+            </w:tcBorders>
+            <w:tcMar>
+              <w:top w:type="dxa" w:w="60"/>
+              <w:left w:type="dxa" w:w="90"/>
+              <w:bottom w:type="dxa" w:w="60"/>
+              <w:right w:type="dxa" w:w="90"/>
+            </w:tcMar>
+          </w:tcPr>
+          <w:p>
+            <w:pPr>
+              <w:spacing w:after="40"/>
+            </w:pPr>
+            <w:r>
+              <w:rPr>
+                <w:rFonts w:ascii="Arial" w:cs="Arial" w:eastAsia="Arial" w:hAnsi="Arial"/>
+                <w:b w:val="false"/>
+                <w:bCs w:val="false"/>
+                <w:sz w:val="18"/>
+                <w:szCs w:val="18"/>
+              </w:rPr>
+              <w:t xml:space="preserve">3</w:t>
+            </w:r>
+          </w:p>
+        </w:tc>
+        <w:tc>
+          <w:tcPr>
+            <w:tcW w:type="dxa" w:w="5000"/>
+            <w:tcBorders>
+              <w:top w:val="single" w:color="A6A6A6" w:sz="4"/>
+              <w:left w:val="single" w:color="A6A6A6" w:sz="4"/>
+              <w:bottom w:val="single" w:color="A6A6A6" w:sz="4"/>
+              <w:right w:val="single" w:color="A6A6A6" w:sz="4"/>
+            </w:tcBorders>
+            <w:tcMar>
+              <w:top w:type="dxa" w:w="60"/>
+              <w:left w:type="dxa" w:w="90"/>
+              <w:bottom w:type="dxa" w:w="60"/>
+              <w:right w:type="dxa" w:w="90"/>
+            </w:tcMar>
+          </w:tcPr>
+          <w:p>
+            <w:pPr>
+              <w:spacing w:after="40"/>
+            </w:pPr>
+            <w:r>
+              <w:rPr>
+                <w:rFonts w:ascii="Arial" w:cs="Arial" w:eastAsia="Arial" w:hAnsi="Arial"/>
+                <w:b w:val="false"/>
+                <w:bCs w:val="false"/>
+                <w:sz w:val="18"/>
+                <w:szCs w:val="18"/>
+              </w:rPr>
+              <w:t xml:space="preserve">Verificar se o contratado não está na lista de empresas vedadas nos sistemas SIGA, CNEP e CEIS</w:t>
+            </w:r>
+          </w:p>
+        </w:tc>
+        <w:tc>
+          <w:tcPr>
+            <w:tcW w:type="dxa" w:w="2000"/>
+            <w:tcBorders>
+              <w:top w:val="single" w:color="A6A6A6" w:sz="4"/>
+              <w:left w:val="single" w:color="A6A6A6" w:sz="4"/>
+              <w:bottom w:val="single" w:color="A6A6A6" w:sz="4"/>
+              <w:right w:val="single" w:color="A6A6A6" w:sz="4"/>
+            </w:tcBorders>
+            <w:tcMar>
+              <w:top w:type="dxa" w:w="60"/>
+              <w:left w:type="dxa" w:w="90"/>
+              <w:bottom w:type="dxa" w:w="60"/>
+              <w:right w:type="dxa" w:w="90"/>
+            </w:tcMar>
+          </w:tcPr>
+          <w:p>
+            <w:pPr>
+              <w:spacing w:after="40"/>
+            </w:pPr>
+            <w:r>
+              <w:rPr>
+                <w:rFonts w:ascii="Arial" w:cs="Arial" w:eastAsia="Arial" w:hAnsi="Arial"/>
+                <w:b w:val="false"/>
+                <w:bCs w:val="false"/>
+                <w:sz w:val="18"/>
+                <w:szCs w:val="18"/>
+              </w:rPr>
+              <w:t xml:space="preserve">B.1, Controles necessários</w:t>
+            </w:r>
+          </w:p>
+        </w:tc>
+        <w:tc>
+          <w:tcPr>
+            <w:tcW w:type="dxa" w:w="7070"/>
+            <w:tcBorders>
+              <w:top w:val="single" w:color="A6A6A6" w:sz="4"/>
+              <w:left w:val="single" w:color="A6A6A6" w:sz="4"/>
+              <w:bottom w:val="single" w:color="A6A6A6" w:sz="4"/>
+              <w:right w:val="single" w:color="A6A6A6" w:sz="4"/>
+            </w:tcBorders>
+            <w:tcMar>
+              <w:top w:type="dxa" w:w="60"/>
+              <w:left w:type="dxa" w:w="90"/>
+              <w:bottom w:type="dxa" w:w="60"/>
+              <w:right w:type="dxa" w:w="90"/>
+            </w:tcMar>
+          </w:tcPr>
+          <w:p>
+            <w:pPr>
+              <w:spacing w:after="40"/>
+            </w:pPr>
+            <w:r>
+              <w:rPr>
+                <w:rFonts w:ascii="Arial" w:cs="Arial" w:eastAsia="Arial" w:hAnsi="Arial"/>
+                <w:b w:val="false"/>
+                <w:bCs w:val="false"/>
+                <w:sz w:val="18"/>
+                <w:szCs w:val="18"/>
+              </w:rPr>
+              <w:t xml:space="preserve">Não consta. Permanece só o controle de "Certidões inseridas e atualizadas".</w:t>
+            </w:r>
+          </w:p>
+        </w:tc>
+      </w:tr>
+      <w:tr>
+        <w:trPr>
+          <w:cantSplit/>
+        </w:trPr>
+        <w:tc>
+          <w:tcPr>
+            <w:tcW w:type="dxa" w:w="500"/>
+            <w:tcBorders>
+              <w:top w:val="single" w:color="A6A6A6" w:sz="4"/>
+              <w:left w:val="single" w:color="A6A6A6" w:sz="4"/>
+              <w:bottom w:val="single" w:color="A6A6A6" w:sz="4"/>
+              <w:right w:val="single" w:color="A6A6A6" w:sz="4"/>
+            </w:tcBorders>
+            <w:tcMar>
+              <w:top w:type="dxa" w:w="60"/>
+              <w:left w:type="dxa" w:w="90"/>
+              <w:bottom w:type="dxa" w:w="60"/>
+              <w:right w:type="dxa" w:w="90"/>
+            </w:tcMar>
+          </w:tcPr>
+          <w:p>
+            <w:pPr>
+              <w:spacing w:after="40"/>
+            </w:pPr>
+            <w:r>
+              <w:rPr>
+                <w:rFonts w:ascii="Arial" w:cs="Arial" w:eastAsia="Arial" w:hAnsi="Arial"/>
+                <w:b w:val="false"/>
+                <w:bCs w:val="false"/>
+                <w:sz w:val="18"/>
+                <w:szCs w:val="18"/>
+              </w:rPr>
+              <w:t xml:space="preserve">4</w:t>
+            </w:r>
+          </w:p>
+        </w:tc>
+        <w:tc>
+          <w:tcPr>
+            <w:tcW w:type="dxa" w:w="5000"/>
+            <w:tcBorders>
+              <w:top w:val="single" w:color="A6A6A6" w:sz="4"/>
+              <w:left w:val="single" w:color="A6A6A6" w:sz="4"/>
+              <w:bottom w:val="single" w:color="A6A6A6" w:sz="4"/>
+              <w:right w:val="single" w:color="A6A6A6" w:sz="4"/>
+            </w:tcBorders>
+            <w:tcMar>
+              <w:top w:type="dxa" w:w="60"/>
+              <w:left w:type="dxa" w:w="90"/>
+              <w:bottom w:type="dxa" w:w="60"/>
+              <w:right w:type="dxa" w:w="90"/>
+            </w:tcMar>
+          </w:tcPr>
+          <w:p>
+            <w:pPr>
+              <w:spacing w:after="40"/>
+            </w:pPr>
+            <w:r>
+              <w:rPr>
+                <w:rFonts w:ascii="Arial" w:cs="Arial" w:eastAsia="Arial" w:hAnsi="Arial"/>
+                <w:b w:val="false"/>
+                <w:bCs w:val="false"/>
+                <w:sz w:val="18"/>
+                <w:szCs w:val="18"/>
+              </w:rPr>
+              <w:t xml:space="preserve">Após aprovar o Planejamento no SIGA, clicar em "concluir"</w:t>
+            </w:r>
+          </w:p>
+        </w:tc>
+        <w:tc>
+          <w:tcPr>
+            <w:tcW w:type="dxa" w:w="2000"/>
+            <w:tcBorders>
+              <w:top w:val="single" w:color="A6A6A6" w:sz="4"/>
+              <w:left w:val="single" w:color="A6A6A6" w:sz="4"/>
+              <w:bottom w:val="single" w:color="A6A6A6" w:sz="4"/>
+              <w:right w:val="single" w:color="A6A6A6" w:sz="4"/>
+            </w:tcBorders>
+            <w:tcMar>
+              <w:top w:type="dxa" w:w="60"/>
+              <w:left w:type="dxa" w:w="90"/>
+              <w:bottom w:type="dxa" w:w="60"/>
+              <w:right w:type="dxa" w:w="90"/>
+            </w:tcMar>
+          </w:tcPr>
+          <w:p>
+            <w:pPr>
+              <w:spacing w:after="40"/>
+            </w:pPr>
+            <w:r>
+              <w:rPr>
+                <w:rFonts w:ascii="Arial" w:cs="Arial" w:eastAsia="Arial" w:hAnsi="Arial"/>
+                <w:b w:val="false"/>
+                <w:bCs w:val="false"/>
+                <w:sz w:val="18"/>
+                <w:szCs w:val="18"/>
+              </w:rPr>
+              <w:t xml:space="preserve">B.4, item b</w:t>
+            </w:r>
+          </w:p>
+        </w:tc>
+        <w:tc>
+          <w:tcPr>
+            <w:tcW w:type="dxa" w:w="7070"/>
+            <w:tcBorders>
+              <w:top w:val="single" w:color="A6A6A6" w:sz="4"/>
+              <w:left w:val="single" w:color="A6A6A6" w:sz="4"/>
+              <w:bottom w:val="single" w:color="A6A6A6" w:sz="4"/>
+              <w:right w:val="single" w:color="A6A6A6" w:sz="4"/>
+            </w:tcBorders>
+            <w:tcMar>
+              <w:top w:type="dxa" w:w="60"/>
+              <w:left w:type="dxa" w:w="90"/>
+              <w:bottom w:type="dxa" w:w="60"/>
+              <w:right w:type="dxa" w:w="90"/>
+            </w:tcMar>
+          </w:tcPr>
+          <w:p>
+            <w:pPr>
+              <w:spacing w:after="40"/>
+            </w:pPr>
+            <w:r>
+              <w:rPr>
+                <w:rFonts w:ascii="Arial" w:cs="Arial" w:eastAsia="Arial" w:hAnsi="Arial"/>
+                <w:b w:val="false"/>
+                <w:bCs w:val="false"/>
+                <w:sz w:val="18"/>
+                <w:szCs w:val="18"/>
+              </w:rPr>
+              <w:t xml:space="preserve">Não consta.</w:t>
+            </w:r>
+          </w:p>
+        </w:tc>
+      </w:tr>
+      <w:tr>
+        <w:trPr>
+          <w:cantSplit/>
+        </w:trPr>
+        <w:tc>
+          <w:tcPr>
+            <w:tcW w:type="dxa" w:w="500"/>
+            <w:tcBorders>
+              <w:top w:val="single" w:color="A6A6A6" w:sz="4"/>
+              <w:left w:val="single" w:color="A6A6A6" w:sz="4"/>
+              <w:bottom w:val="single" w:color="A6A6A6" w:sz="4"/>
+              <w:right w:val="single" w:color="A6A6A6" w:sz="4"/>
+            </w:tcBorders>
+            <w:tcMar>
+              <w:top w:type="dxa" w:w="60"/>
+              <w:left w:type="dxa" w:w="90"/>
+              <w:bottom w:type="dxa" w:w="60"/>
+              <w:right w:type="dxa" w:w="90"/>
+            </w:tcMar>
+          </w:tcPr>
+          <w:p>
+            <w:pPr>
+              <w:spacing w:after="40"/>
+            </w:pPr>
+            <w:r>
+              <w:rPr>
+                <w:rFonts w:ascii="Arial" w:cs="Arial" w:eastAsia="Arial" w:hAnsi="Arial"/>
+                <w:b w:val="false"/>
+                <w:bCs w:val="false"/>
+                <w:sz w:val="18"/>
+                <w:szCs w:val="18"/>
+              </w:rPr>
+              <w:t xml:space="preserve">5</w:t>
+            </w:r>
+          </w:p>
+        </w:tc>
+        <w:tc>
+          <w:tcPr>
+            <w:tcW w:type="dxa" w:w="5000"/>
+            <w:tcBorders>
+              <w:top w:val="single" w:color="A6A6A6" w:sz="4"/>
+              <w:left w:val="single" w:color="A6A6A6" w:sz="4"/>
+              <w:bottom w:val="single" w:color="A6A6A6" w:sz="4"/>
+              <w:right w:val="single" w:color="A6A6A6" w:sz="4"/>
+            </w:tcBorders>
+            <w:tcMar>
+              <w:top w:type="dxa" w:w="60"/>
+              <w:left w:type="dxa" w:w="90"/>
+              <w:bottom w:type="dxa" w:w="60"/>
+              <w:right w:type="dxa" w:w="90"/>
+            </w:tcMar>
+          </w:tcPr>
+          <w:p>
+            <w:pPr>
+              <w:spacing w:after="40"/>
+            </w:pPr>
+            <w:r>
+              <w:rPr>
+                <w:rFonts w:ascii="Arial" w:cs="Arial" w:eastAsia="Arial" w:hAnsi="Arial"/>
+                <w:b w:val="false"/>
+                <w:bCs w:val="false"/>
+                <w:sz w:val="18"/>
+                <w:szCs w:val="18"/>
+              </w:rPr>
+              <w:t xml:space="preserve">CHEGAB: elaborar a minuta de Despacho de autorização da NAD (Anexo II) e encaminhar ao Diretor Presidente</w:t>
+            </w:r>
+          </w:p>
+        </w:tc>
+        <w:tc>
+          <w:tcPr>
+            <w:tcW w:type="dxa" w:w="2000"/>
+            <w:tcBorders>
+              <w:top w:val="single" w:color="A6A6A6" w:sz="4"/>
+              <w:left w:val="single" w:color="A6A6A6" w:sz="4"/>
+              <w:bottom w:val="single" w:color="A6A6A6" w:sz="4"/>
+              <w:right w:val="single" w:color="A6A6A6" w:sz="4"/>
+            </w:tcBorders>
+            <w:tcMar>
+              <w:top w:type="dxa" w:w="60"/>
+              <w:left w:type="dxa" w:w="90"/>
+              <w:bottom w:type="dxa" w:w="60"/>
+              <w:right w:type="dxa" w:w="90"/>
+            </w:tcMar>
+          </w:tcPr>
+          <w:p>
+            <w:pPr>
+              <w:spacing w:after="40"/>
+            </w:pPr>
+            <w:r>
+              <w:rPr>
+                <w:rFonts w:ascii="Arial" w:cs="Arial" w:eastAsia="Arial" w:hAnsi="Arial"/>
+                <w:b w:val="false"/>
+                <w:bCs w:val="false"/>
+                <w:sz w:val="18"/>
+                <w:szCs w:val="18"/>
+              </w:rPr>
+              <w:t xml:space="preserve">B.10</w:t>
+            </w:r>
+          </w:p>
+        </w:tc>
+        <w:tc>
+          <w:tcPr>
+            <w:tcW w:type="dxa" w:w="7070"/>
+            <w:tcBorders>
+              <w:top w:val="single" w:color="A6A6A6" w:sz="4"/>
+              <w:left w:val="single" w:color="A6A6A6" w:sz="4"/>
+              <w:bottom w:val="single" w:color="A6A6A6" w:sz="4"/>
+              <w:right w:val="single" w:color="A6A6A6" w:sz="4"/>
+            </w:tcBorders>
+            <w:tcMar>
+              <w:top w:type="dxa" w:w="60"/>
+              <w:left w:type="dxa" w:w="90"/>
+              <w:bottom w:type="dxa" w:w="60"/>
+              <w:right w:type="dxa" w:w="90"/>
+            </w:tcMar>
+          </w:tcPr>
+          <w:p>
+            <w:pPr>
+              <w:spacing w:after="40"/>
+            </w:pPr>
+            <w:r>
+              <w:rPr>
+                <w:rFonts w:ascii="Arial" w:cs="Arial" w:eastAsia="Arial" w:hAnsi="Arial"/>
+                <w:b w:val="false"/>
+                <w:bCs w:val="false"/>
+                <w:sz w:val="18"/>
+                <w:szCs w:val="18"/>
+              </w:rPr>
+              <w:t xml:space="preserve">Não consta.</w:t>
+            </w:r>
+          </w:p>
+        </w:tc>
+      </w:tr>
+      <w:tr>
+        <w:trPr>
+          <w:cantSplit/>
+        </w:trPr>
+        <w:tc>
+          <w:tcPr>
+            <w:tcW w:type="dxa" w:w="500"/>
+            <w:tcBorders>
+              <w:top w:val="single" w:color="A6A6A6" w:sz="4"/>
+              <w:left w:val="single" w:color="A6A6A6" w:sz="4"/>
+              <w:bottom w:val="single" w:color="A6A6A6" w:sz="4"/>
+              <w:right w:val="single" w:color="A6A6A6" w:sz="4"/>
+            </w:tcBorders>
+            <w:tcMar>
+              <w:top w:type="dxa" w:w="60"/>
+              <w:left w:type="dxa" w:w="90"/>
+              <w:bottom w:type="dxa" w:w="60"/>
+              <w:right w:type="dxa" w:w="90"/>
+            </w:tcMar>
+          </w:tcPr>
+          <w:p>
+            <w:pPr>
+              <w:spacing w:after="40"/>
+            </w:pPr>
+            <w:r>
+              <w:rPr>
+                <w:rFonts w:ascii="Arial" w:cs="Arial" w:eastAsia="Arial" w:hAnsi="Arial"/>
+                <w:b w:val="false"/>
+                <w:bCs w:val="false"/>
+                <w:sz w:val="18"/>
+                <w:szCs w:val="18"/>
+              </w:rPr>
+              <w:t xml:space="preserve">6</w:t>
+            </w:r>
+          </w:p>
+        </w:tc>
+        <w:tc>
+          <w:tcPr>
+            <w:tcW w:type="dxa" w:w="5000"/>
+            <w:tcBorders>
+              <w:top w:val="single" w:color="A6A6A6" w:sz="4"/>
+              <w:left w:val="single" w:color="A6A6A6" w:sz="4"/>
+              <w:bottom w:val="single" w:color="A6A6A6" w:sz="4"/>
+              <w:right w:val="single" w:color="A6A6A6" w:sz="4"/>
+            </w:tcBorders>
+            <w:tcMar>
+              <w:top w:type="dxa" w:w="60"/>
+              <w:left w:type="dxa" w:w="90"/>
+              <w:bottom w:type="dxa" w:w="60"/>
+              <w:right w:type="dxa" w:w="90"/>
+            </w:tcMar>
+          </w:tcPr>
+          <w:p>
+            <w:pPr>
+              <w:spacing w:after="40"/>
+            </w:pPr>
+            <w:r>
+              <w:rPr>
+                <w:rFonts w:ascii="Arial" w:cs="Arial" w:eastAsia="Arial" w:hAnsi="Arial"/>
+                <w:b w:val="false"/>
+                <w:bCs w:val="false"/>
+                <w:sz w:val="18"/>
+                <w:szCs w:val="18"/>
+              </w:rPr>
+              <w:t xml:space="preserve">PRESI: assinar a minuta de Despacho (Anexo II)</w:t>
+            </w:r>
+          </w:p>
+        </w:tc>
+        <w:tc>
+          <w:tcPr>
+            <w:tcW w:type="dxa" w:w="2000"/>
+            <w:tcBorders>
+              <w:top w:val="single" w:color="A6A6A6" w:sz="4"/>
+              <w:left w:val="single" w:color="A6A6A6" w:sz="4"/>
+              <w:bottom w:val="single" w:color="A6A6A6" w:sz="4"/>
+              <w:right w:val="single" w:color="A6A6A6" w:sz="4"/>
+            </w:tcBorders>
+            <w:tcMar>
+              <w:top w:type="dxa" w:w="60"/>
+              <w:left w:type="dxa" w:w="90"/>
+              <w:bottom w:type="dxa" w:w="60"/>
+              <w:right w:type="dxa" w:w="90"/>
+            </w:tcMar>
+          </w:tcPr>
+          <w:p>
+            <w:pPr>
+              <w:spacing w:after="40"/>
+            </w:pPr>
+            <w:r>
+              <w:rPr>
+                <w:rFonts w:ascii="Arial" w:cs="Arial" w:eastAsia="Arial" w:hAnsi="Arial"/>
+                <w:b w:val="false"/>
+                <w:bCs w:val="false"/>
+                <w:sz w:val="18"/>
+                <w:szCs w:val="18"/>
+              </w:rPr>
+              <w:t xml:space="preserve">B.10</w:t>
+            </w:r>
+          </w:p>
+        </w:tc>
+        <w:tc>
+          <w:tcPr>
+            <w:tcW w:type="dxa" w:w="7070"/>
+            <w:tcBorders>
+              <w:top w:val="single" w:color="A6A6A6" w:sz="4"/>
+              <w:left w:val="single" w:color="A6A6A6" w:sz="4"/>
+              <w:bottom w:val="single" w:color="A6A6A6" w:sz="4"/>
+              <w:right w:val="single" w:color="A6A6A6" w:sz="4"/>
+            </w:tcBorders>
+            <w:tcMar>
+              <w:top w:type="dxa" w:w="60"/>
+              <w:left w:type="dxa" w:w="90"/>
+              <w:bottom w:type="dxa" w:w="60"/>
+              <w:right w:type="dxa" w:w="90"/>
+            </w:tcMar>
+          </w:tcPr>
+          <w:p>
+            <w:pPr>
+              <w:spacing w:after="40"/>
+            </w:pPr>
+            <w:r>
+              <w:rPr>
+                <w:rFonts w:ascii="Arial" w:cs="Arial" w:eastAsia="Arial" w:hAnsi="Arial"/>
+                <w:b w:val="false"/>
+                <w:bCs w:val="false"/>
+                <w:sz w:val="18"/>
+                <w:szCs w:val="18"/>
+              </w:rPr>
+              <w:t xml:space="preserve">Não consta.</w:t>
+            </w:r>
+          </w:p>
+        </w:tc>
+      </w:tr>
+      <w:tr>
+        <w:trPr>
+          <w:cantSplit/>
+        </w:trPr>
+        <w:tc>
+          <w:tcPr>
+            <w:tcW w:type="dxa" w:w="500"/>
+            <w:tcBorders>
+              <w:top w:val="single" w:color="A6A6A6" w:sz="4"/>
+              <w:left w:val="single" w:color="A6A6A6" w:sz="4"/>
+              <w:bottom w:val="single" w:color="A6A6A6" w:sz="4"/>
+              <w:right w:val="single" w:color="A6A6A6" w:sz="4"/>
+            </w:tcBorders>
+            <w:tcMar>
+              <w:top w:type="dxa" w:w="60"/>
+              <w:left w:type="dxa" w:w="90"/>
+              <w:bottom w:type="dxa" w:w="60"/>
+              <w:right w:type="dxa" w:w="90"/>
+            </w:tcMar>
+          </w:tcPr>
+          <w:p>
+            <w:pPr>
+              <w:spacing w:after="40"/>
+            </w:pPr>
+            <w:r>
+              <w:rPr>
+                <w:rFonts w:ascii="Arial" w:cs="Arial" w:eastAsia="Arial" w:hAnsi="Arial"/>
+                <w:b w:val="false"/>
+                <w:bCs w:val="false"/>
+                <w:sz w:val="18"/>
+                <w:szCs w:val="18"/>
+              </w:rPr>
+              <w:t xml:space="preserve">7</w:t>
+            </w:r>
+          </w:p>
+        </w:tc>
+        <w:tc>
+          <w:tcPr>
+            <w:tcW w:type="dxa" w:w="5000"/>
+            <w:tcBorders>
+              <w:top w:val="single" w:color="A6A6A6" w:sz="4"/>
+              <w:left w:val="single" w:color="A6A6A6" w:sz="4"/>
+              <w:bottom w:val="single" w:color="A6A6A6" w:sz="4"/>
+              <w:right w:val="single" w:color="A6A6A6" w:sz="4"/>
+            </w:tcBorders>
+            <w:tcMar>
+              <w:top w:type="dxa" w:w="60"/>
+              <w:left w:type="dxa" w:w="90"/>
+              <w:bottom w:type="dxa" w:w="60"/>
+              <w:right w:type="dxa" w:w="90"/>
+            </w:tcMar>
+          </w:tcPr>
+          <w:p>
+            <w:pPr>
+              <w:spacing w:after="40"/>
+            </w:pPr>
+            <w:r>
+              <w:rPr>
+                <w:rFonts w:ascii="Arial" w:cs="Arial" w:eastAsia="Arial" w:hAnsi="Arial"/>
+                <w:b w:val="false"/>
+                <w:bCs w:val="false"/>
+                <w:sz w:val="18"/>
+                <w:szCs w:val="18"/>
+              </w:rPr>
+              <w:t xml:space="preserve">PRESI: autorizar a emissão da Nota de Empenho no SIGA e encaminhar à DIRPLA/GERORT (a redação vigente escreve "Nota de Empenho – NAD")</w:t>
+            </w:r>
+          </w:p>
+        </w:tc>
+        <w:tc>
+          <w:tcPr>
+            <w:tcW w:type="dxa" w:w="2000"/>
+            <w:tcBorders>
+              <w:top w:val="single" w:color="A6A6A6" w:sz="4"/>
+              <w:left w:val="single" w:color="A6A6A6" w:sz="4"/>
+              <w:bottom w:val="single" w:color="A6A6A6" w:sz="4"/>
+              <w:right w:val="single" w:color="A6A6A6" w:sz="4"/>
+            </w:tcBorders>
+            <w:tcMar>
+              <w:top w:type="dxa" w:w="60"/>
+              <w:left w:type="dxa" w:w="90"/>
+              <w:bottom w:type="dxa" w:w="60"/>
+              <w:right w:type="dxa" w:w="90"/>
+            </w:tcMar>
+          </w:tcPr>
+          <w:p>
+            <w:pPr>
+              <w:spacing w:after="40"/>
+            </w:pPr>
+            <w:r>
+              <w:rPr>
+                <w:rFonts w:ascii="Arial" w:cs="Arial" w:eastAsia="Arial" w:hAnsi="Arial"/>
+                <w:b w:val="false"/>
+                <w:bCs w:val="false"/>
+                <w:sz w:val="18"/>
+                <w:szCs w:val="18"/>
+              </w:rPr>
+              <w:t xml:space="preserve">B.10, item b</w:t>
+            </w:r>
+          </w:p>
+        </w:tc>
+        <w:tc>
+          <w:tcPr>
+            <w:tcW w:type="dxa" w:w="7070"/>
+            <w:tcBorders>
+              <w:top w:val="single" w:color="A6A6A6" w:sz="4"/>
+              <w:left w:val="single" w:color="A6A6A6" w:sz="4"/>
+              <w:bottom w:val="single" w:color="A6A6A6" w:sz="4"/>
+              <w:right w:val="single" w:color="A6A6A6" w:sz="4"/>
+            </w:tcBorders>
+            <w:tcMar>
+              <w:top w:type="dxa" w:w="60"/>
+              <w:left w:type="dxa" w:w="90"/>
+              <w:bottom w:type="dxa" w:w="60"/>
+              <w:right w:type="dxa" w:w="90"/>
+            </w:tcMar>
+          </w:tcPr>
+          <w:p>
+            <w:pPr>
+              <w:spacing w:after="40"/>
+            </w:pPr>
+            <w:r>
+              <w:rPr>
+                <w:rFonts w:ascii="Arial" w:cs="Arial" w:eastAsia="Arial" w:hAnsi="Arial"/>
+                <w:b w:val="false"/>
+                <w:bCs w:val="false"/>
+                <w:sz w:val="18"/>
+                <w:szCs w:val="18"/>
+              </w:rPr>
+              <w:t xml:space="preserve">Não consta. O item 5 da sugestão trata só da autorização da NAD.</w:t>
+            </w:r>
+          </w:p>
+        </w:tc>
+      </w:tr>
+      <w:tr>
+        <w:trPr>
+          <w:cantSplit/>
+        </w:trPr>
+        <w:tc>
+          <w:tcPr>
+            <w:tcW w:type="dxa" w:w="500"/>
+            <w:tcBorders>
+              <w:top w:val="single" w:color="A6A6A6" w:sz="4"/>
+              <w:left w:val="single" w:color="A6A6A6" w:sz="4"/>
+              <w:bottom w:val="single" w:color="A6A6A6" w:sz="4"/>
+              <w:right w:val="single" w:color="A6A6A6" w:sz="4"/>
+            </w:tcBorders>
+            <w:tcMar>
+              <w:top w:type="dxa" w:w="60"/>
+              <w:left w:type="dxa" w:w="90"/>
+              <w:bottom w:type="dxa" w:w="60"/>
+              <w:right w:type="dxa" w:w="90"/>
+            </w:tcMar>
+          </w:tcPr>
+          <w:p>
+            <w:pPr>
+              <w:spacing w:after="40"/>
+            </w:pPr>
+            <w:r>
+              <w:rPr>
+                <w:rFonts w:ascii="Arial" w:cs="Arial" w:eastAsia="Arial" w:hAnsi="Arial"/>
+                <w:b w:val="false"/>
+                <w:bCs w:val="false"/>
+                <w:sz w:val="18"/>
+                <w:szCs w:val="18"/>
+              </w:rPr>
+              <w:t xml:space="preserve">8</w:t>
+            </w:r>
+          </w:p>
+        </w:tc>
+        <w:tc>
+          <w:tcPr>
+            <w:tcW w:type="dxa" w:w="5000"/>
+            <w:tcBorders>
+              <w:top w:val="single" w:color="A6A6A6" w:sz="4"/>
+              <w:left w:val="single" w:color="A6A6A6" w:sz="4"/>
+              <w:bottom w:val="single" w:color="A6A6A6" w:sz="4"/>
+              <w:right w:val="single" w:color="A6A6A6" w:sz="4"/>
+            </w:tcBorders>
+            <w:tcMar>
+              <w:top w:type="dxa" w:w="60"/>
+              <w:left w:type="dxa" w:w="90"/>
+              <w:bottom w:type="dxa" w:w="60"/>
+              <w:right w:type="dxa" w:w="90"/>
+            </w:tcMar>
+          </w:tcPr>
+          <w:p>
+            <w:pPr>
+              <w:spacing w:after="40"/>
+            </w:pPr>
+            <w:r>
+              <w:rPr>
+                <w:rFonts w:ascii="Arial" w:cs="Arial" w:eastAsia="Arial" w:hAnsi="Arial"/>
+                <w:b w:val="false"/>
+                <w:bCs w:val="false"/>
+                <w:sz w:val="18"/>
+                <w:szCs w:val="18"/>
+              </w:rPr>
+              <w:t xml:space="preserve">GERORT/DIRPLA: emitir a Nota de Empenho (NE) como etapa própria</w:t>
+            </w:r>
+          </w:p>
+        </w:tc>
+        <w:tc>
+          <w:tcPr>
+            <w:tcW w:type="dxa" w:w="2000"/>
+            <w:tcBorders>
+              <w:top w:val="single" w:color="A6A6A6" w:sz="4"/>
+              <w:left w:val="single" w:color="A6A6A6" w:sz="4"/>
+              <w:bottom w:val="single" w:color="A6A6A6" w:sz="4"/>
+              <w:right w:val="single" w:color="A6A6A6" w:sz="4"/>
+            </w:tcBorders>
+            <w:tcMar>
+              <w:top w:type="dxa" w:w="60"/>
+              <w:left w:type="dxa" w:w="90"/>
+              <w:bottom w:type="dxa" w:w="60"/>
+              <w:right w:type="dxa" w:w="90"/>
+            </w:tcMar>
+          </w:tcPr>
+          <w:p>
+            <w:pPr>
+              <w:spacing w:after="40"/>
+            </w:pPr>
+            <w:r>
+              <w:rPr>
+                <w:rFonts w:ascii="Arial" w:cs="Arial" w:eastAsia="Arial" w:hAnsi="Arial"/>
+                <w:b w:val="false"/>
+                <w:bCs w:val="false"/>
+                <w:sz w:val="18"/>
+                <w:szCs w:val="18"/>
+              </w:rPr>
+              <w:t xml:space="preserve">B.11</w:t>
+            </w:r>
+          </w:p>
+        </w:tc>
+        <w:tc>
+          <w:tcPr>
+            <w:tcW w:type="dxa" w:w="7070"/>
+            <w:tcBorders>
+              <w:top w:val="single" w:color="A6A6A6" w:sz="4"/>
+              <w:left w:val="single" w:color="A6A6A6" w:sz="4"/>
+              <w:bottom w:val="single" w:color="A6A6A6" w:sz="4"/>
+              <w:right w:val="single" w:color="A6A6A6" w:sz="4"/>
+            </w:tcBorders>
+            <w:tcMar>
+              <w:top w:type="dxa" w:w="60"/>
+              <w:left w:type="dxa" w:w="90"/>
+              <w:bottom w:type="dxa" w:w="60"/>
+              <w:right w:type="dxa" w:w="90"/>
+            </w:tcMar>
+          </w:tcPr>
+          <w:p>
+            <w:pPr>
+              <w:spacing w:after="40"/>
+            </w:pPr>
+            <w:r>
+              <w:rPr>
+                <w:rFonts w:ascii="Arial" w:cs="Arial" w:eastAsia="Arial" w:hAnsi="Arial"/>
+                <w:b w:val="false"/>
+                <w:bCs w:val="false"/>
+                <w:sz w:val="18"/>
+                <w:szCs w:val="18"/>
+              </w:rPr>
+              <w:t xml:space="preserve">Sem etapa nem responsável. A NE aparece apenas como dado do termo de contrato (6a) e, de passagem, como "NAD/Empenho" (3e).</w:t>
+            </w:r>
+          </w:p>
+        </w:tc>
+      </w:tr>
+      <w:tr>
+        <w:trPr>
+          <w:cantSplit/>
+        </w:trPr>
+        <w:tc>
+          <w:tcPr>
+            <w:tcW w:type="dxa" w:w="500"/>
+            <w:tcBorders>
+              <w:top w:val="single" w:color="A6A6A6" w:sz="4"/>
+              <w:left w:val="single" w:color="A6A6A6" w:sz="4"/>
+              <w:bottom w:val="single" w:color="A6A6A6" w:sz="4"/>
+              <w:right w:val="single" w:color="A6A6A6" w:sz="4"/>
+            </w:tcBorders>
+            <w:tcMar>
+              <w:top w:type="dxa" w:w="60"/>
+              <w:left w:type="dxa" w:w="90"/>
+              <w:bottom w:type="dxa" w:w="60"/>
+              <w:right w:type="dxa" w:w="90"/>
+            </w:tcMar>
+          </w:tcPr>
+          <w:p>
+            <w:pPr>
+              <w:spacing w:after="40"/>
+            </w:pPr>
+            <w:r>
+              <w:rPr>
+                <w:rFonts w:ascii="Arial" w:cs="Arial" w:eastAsia="Arial" w:hAnsi="Arial"/>
+                <w:b w:val="false"/>
+                <w:bCs w:val="false"/>
+                <w:sz w:val="18"/>
+                <w:szCs w:val="18"/>
+              </w:rPr>
+              <w:t xml:space="preserve">9</w:t>
+            </w:r>
+          </w:p>
+        </w:tc>
+        <w:tc>
+          <w:tcPr>
+            <w:tcW w:type="dxa" w:w="5000"/>
+            <w:tcBorders>
+              <w:top w:val="single" w:color="A6A6A6" w:sz="4"/>
+              <w:left w:val="single" w:color="A6A6A6" w:sz="4"/>
+              <w:bottom w:val="single" w:color="A6A6A6" w:sz="4"/>
+              <w:right w:val="single" w:color="A6A6A6" w:sz="4"/>
+            </w:tcBorders>
+            <w:tcMar>
+              <w:top w:type="dxa" w:w="60"/>
+              <w:left w:type="dxa" w:w="90"/>
+              <w:bottom w:type="dxa" w:w="60"/>
+              <w:right w:type="dxa" w:w="90"/>
+            </w:tcMar>
+          </w:tcPr>
+          <w:p>
+            <w:pPr>
+              <w:spacing w:after="40"/>
+            </w:pPr>
+            <w:r>
+              <w:rPr>
+                <w:rFonts w:ascii="Arial" w:cs="Arial" w:eastAsia="Arial" w:hAnsi="Arial"/>
+                <w:b w:val="false"/>
+                <w:bCs w:val="false"/>
+                <w:sz w:val="18"/>
+                <w:szCs w:val="18"/>
+              </w:rPr>
+              <w:t xml:space="preserve">Remeter o processo ao setor de Compras para registro</w:t>
+            </w:r>
+          </w:p>
+        </w:tc>
+        <w:tc>
+          <w:tcPr>
+            <w:tcW w:type="dxa" w:w="2000"/>
+            <w:tcBorders>
+              <w:top w:val="single" w:color="A6A6A6" w:sz="4"/>
+              <w:left w:val="single" w:color="A6A6A6" w:sz="4"/>
+              <w:bottom w:val="single" w:color="A6A6A6" w:sz="4"/>
+              <w:right w:val="single" w:color="A6A6A6" w:sz="4"/>
+            </w:tcBorders>
+            <w:tcMar>
+              <w:top w:type="dxa" w:w="60"/>
+              <w:left w:type="dxa" w:w="90"/>
+              <w:bottom w:type="dxa" w:w="60"/>
+              <w:right w:type="dxa" w:w="90"/>
+            </w:tcMar>
+          </w:tcPr>
+          <w:p>
+            <w:pPr>
+              <w:spacing w:after="40"/>
+            </w:pPr>
+            <w:r>
+              <w:rPr>
+                <w:rFonts w:ascii="Arial" w:cs="Arial" w:eastAsia="Arial" w:hAnsi="Arial"/>
+                <w:b w:val="false"/>
+                <w:bCs w:val="false"/>
+                <w:sz w:val="18"/>
+                <w:szCs w:val="18"/>
+              </w:rPr>
+              <w:t xml:space="preserve">B.11</w:t>
+            </w:r>
+          </w:p>
+        </w:tc>
+        <w:tc>
+          <w:tcPr>
+            <w:tcW w:type="dxa" w:w="7070"/>
+            <w:tcBorders>
+              <w:top w:val="single" w:color="A6A6A6" w:sz="4"/>
+              <w:left w:val="single" w:color="A6A6A6" w:sz="4"/>
+              <w:bottom w:val="single" w:color="A6A6A6" w:sz="4"/>
+              <w:right w:val="single" w:color="A6A6A6" w:sz="4"/>
+            </w:tcBorders>
+            <w:tcMar>
+              <w:top w:type="dxa" w:w="60"/>
+              <w:left w:type="dxa" w:w="90"/>
+              <w:bottom w:type="dxa" w:w="60"/>
+              <w:right w:type="dxa" w:w="90"/>
+            </w:tcMar>
+          </w:tcPr>
+          <w:p>
+            <w:pPr>
+              <w:spacing w:after="40"/>
+            </w:pPr>
+            <w:r>
+              <w:rPr>
+                <w:rFonts w:ascii="Arial" w:cs="Arial" w:eastAsia="Arial" w:hAnsi="Arial"/>
+                <w:b w:val="false"/>
+                <w:bCs w:val="false"/>
+                <w:sz w:val="18"/>
+                <w:szCs w:val="18"/>
+              </w:rPr>
+              <w:t xml:space="preserve">Não consta.</w:t>
+            </w:r>
+          </w:p>
+        </w:tc>
+      </w:tr>
+    </w:tbl>
+    <w:p>
+      <w:pPr>
+        <w:pStyle w:val="Heading2"/>
+        <w:spacing w:after="100" w:before="200"/>
+      </w:pPr>
+      <w:r>
+        <w:rPr>
+          <w:rFonts w:ascii="Arial" w:cs="Arial" w:eastAsia="Arial" w:hAnsi="Arial"/>
+          <w:b/>
+          <w:bCs/>
+          <w:color w:val="1F3864"/>
+          <w:sz w:val="22"/>
+          <w:szCs w:val="22"/>
+        </w:rPr>
+        <w:t xml:space="preserve">A.2 Ações que saíram em parte ou perderam conteúdo</w:t>
+      </w:r>
+    </w:p>
+    <w:tbl>
+      <w:tblPr>
+        <w:tblW w:type="dxa" w:w="14570"/>
+        <w:tblBorders>
+          <w:top w:val="single" w:color="auto" w:sz="4"/>
+          <w:left w:val="single" w:color="auto" w:sz="4"/>
+          <w:bottom w:val="single" w:color="auto" w:sz="4"/>
+          <w:right w:val="single" w:color="auto" w:sz="4"/>
+          <w:insideH w:val="single" w:color="auto" w:sz="4"/>
+          <w:insideV w:val="single" w:color="auto" w:sz="4"/>
+        </w:tblBorders>
+      </w:tblPr>
+      <w:tblGrid>
+        <w:gridCol w:w="500"/>
+        <w:gridCol w:w="3300"/>
+        <w:gridCol w:w="1500"/>
+        <w:gridCol w:w="4800"/>
+        <w:gridCol w:w="4470"/>
+      </w:tblGrid>
+      <w:tr>
+        <w:trPr>
+          <w:tblHeader/>
+        </w:trPr>
+        <w:tc>
+          <w:tcPr>
+            <w:tcW w:type="dxa" w:w="500"/>
+            <w:tcBorders>
+              <w:top w:val="single" w:color="A6A6A6" w:sz="4"/>
+              <w:left w:val="single" w:color="A6A6A6" w:sz="4"/>
+              <w:bottom w:val="single" w:color="A6A6A6" w:sz="4"/>
+              <w:right w:val="single" w:color="A6A6A6" w:sz="4"/>
+            </w:tcBorders>
+            <w:shd w:fill="D9E2F3" w:color="auto" w:val="clear"/>
+            <w:tcMar>
+              <w:top w:type="dxa" w:w="60"/>
+              <w:left w:type="dxa" w:w="90"/>
+              <w:bottom w:type="dxa" w:w="60"/>
+              <w:right w:type="dxa" w:w="90"/>
+            </w:tcMar>
+          </w:tcPr>
+          <w:p>
+            <w:pPr>
+              <w:spacing w:after="40"/>
+            </w:pPr>
+            <w:r>
+              <w:rPr>
+                <w:rFonts w:ascii="Arial" w:cs="Arial" w:eastAsia="Arial" w:hAnsi="Arial"/>
+                <w:b/>
+                <w:bCs/>
+                <w:color w:val="1F3864"/>
+                <w:sz w:val="18"/>
+                <w:szCs w:val="18"/>
+              </w:rPr>
+              <w:t xml:space="preserve">#</w:t>
+            </w:r>
+          </w:p>
+        </w:tc>
+        <w:tc>
+          <w:tcPr>
+            <w:tcW w:type="dxa" w:w="3300"/>
+            <w:tcBorders>
+              <w:top w:val="single" w:color="A6A6A6" w:sz="4"/>
+              <w:left w:val="single" w:color="A6A6A6" w:sz="4"/>
+              <w:bottom w:val="single" w:color="A6A6A6" w:sz="4"/>
+              <w:right w:val="single" w:color="A6A6A6" w:sz="4"/>
+            </w:tcBorders>
+            <w:shd w:fill="D9E2F3" w:color="auto" w:val="clear"/>
+            <w:tcMar>
+              <w:top w:type="dxa" w:w="60"/>
+              <w:left w:type="dxa" w:w="90"/>
+              <w:bottom w:type="dxa" w:w="60"/>
+              <w:right w:type="dxa" w:w="90"/>
+            </w:tcMar>
+          </w:tcPr>
+          <w:p>
+            <w:pPr>
+              <w:spacing w:after="40"/>
+            </w:pPr>
+            <w:r>
+              <w:rPr>
+                <w:rFonts w:ascii="Arial" w:cs="Arial" w:eastAsia="Arial" w:hAnsi="Arial"/>
+                <w:b/>
+                <w:bCs/>
+                <w:color w:val="1F3864"/>
+                <w:sz w:val="18"/>
+                <w:szCs w:val="18"/>
+              </w:rPr>
+              <w:t xml:space="preserve">Ação (redação vigente)</w:t>
+            </w:r>
+          </w:p>
+        </w:tc>
+        <w:tc>
+          <w:tcPr>
+            <w:tcW w:type="dxa" w:w="1500"/>
+            <w:tcBorders>
+              <w:top w:val="single" w:color="A6A6A6" w:sz="4"/>
+              <w:left w:val="single" w:color="A6A6A6" w:sz="4"/>
+              <w:bottom w:val="single" w:color="A6A6A6" w:sz="4"/>
+              <w:right w:val="single" w:color="A6A6A6" w:sz="4"/>
+            </w:tcBorders>
+            <w:shd w:fill="D9E2F3" w:color="auto" w:val="clear"/>
+            <w:tcMar>
+              <w:top w:type="dxa" w:w="60"/>
+              <w:left w:type="dxa" w:w="90"/>
+              <w:bottom w:type="dxa" w:w="60"/>
+              <w:right w:type="dxa" w:w="90"/>
+            </w:tcMar>
+          </w:tcPr>
+          <w:p>
+            <w:pPr>
+              <w:spacing w:after="40"/>
+            </w:pPr>
+            <w:r>
+              <w:rPr>
+                <w:rFonts w:ascii="Arial" w:cs="Arial" w:eastAsia="Arial" w:hAnsi="Arial"/>
+                <w:b/>
+                <w:bCs/>
+                <w:color w:val="1F3864"/>
+                <w:sz w:val="18"/>
+                <w:szCs w:val="18"/>
+              </w:rPr>
+              <w:t xml:space="preserve">Etapa</w:t>
+            </w:r>
+          </w:p>
+        </w:tc>
+        <w:tc>
+          <w:tcPr>
+            <w:tcW w:type="dxa" w:w="4800"/>
+            <w:tcBorders>
+              <w:top w:val="single" w:color="A6A6A6" w:sz="4"/>
+              <w:left w:val="single" w:color="A6A6A6" w:sz="4"/>
+              <w:bottom w:val="single" w:color="A6A6A6" w:sz="4"/>
+              <w:right w:val="single" w:color="A6A6A6" w:sz="4"/>
+            </w:tcBorders>
+            <w:shd w:fill="D9E2F3" w:color="auto" w:val="clear"/>
+            <w:tcMar>
+              <w:top w:type="dxa" w:w="60"/>
+              <w:left w:type="dxa" w:w="90"/>
+              <w:bottom w:type="dxa" w:w="60"/>
+              <w:right w:type="dxa" w:w="90"/>
+            </w:tcMar>
+          </w:tcPr>
+          <w:p>
+            <w:pPr>
+              <w:spacing w:after="40"/>
+            </w:pPr>
+            <w:r>
+              <w:rPr>
+                <w:rFonts w:ascii="Arial" w:cs="Arial" w:eastAsia="Arial" w:hAnsi="Arial"/>
+                <w:b/>
+                <w:bCs/>
+                <w:color w:val="1F3864"/>
+                <w:sz w:val="18"/>
+                <w:szCs w:val="18"/>
+              </w:rPr>
+              <w:t xml:space="preserve">O que saiu</w:t>
+            </w:r>
+          </w:p>
+        </w:tc>
+        <w:tc>
+          <w:tcPr>
+            <w:tcW w:type="dxa" w:w="4470"/>
+            <w:tcBorders>
+              <w:top w:val="single" w:color="A6A6A6" w:sz="4"/>
+              <w:left w:val="single" w:color="A6A6A6" w:sz="4"/>
+              <w:bottom w:val="single" w:color="A6A6A6" w:sz="4"/>
+              <w:right w:val="single" w:color="A6A6A6" w:sz="4"/>
+            </w:tcBorders>
+            <w:shd w:fill="D9E2F3" w:color="auto" w:val="clear"/>
+            <w:tcMar>
+              <w:top w:type="dxa" w:w="60"/>
+              <w:left w:type="dxa" w:w="90"/>
+              <w:bottom w:type="dxa" w:w="60"/>
+              <w:right w:type="dxa" w:w="90"/>
+            </w:tcMar>
+          </w:tcPr>
+          <w:p>
+            <w:pPr>
+              <w:spacing w:after="40"/>
+            </w:pPr>
+            <w:r>
+              <w:rPr>
+                <w:rFonts w:ascii="Arial" w:cs="Arial" w:eastAsia="Arial" w:hAnsi="Arial"/>
+                <w:b/>
+                <w:bCs/>
+                <w:color w:val="1F3864"/>
+                <w:sz w:val="18"/>
+                <w:szCs w:val="18"/>
+              </w:rPr>
+              <w:t xml:space="preserve">Como ficou na proposta</w:t>
+            </w:r>
+          </w:p>
+        </w:tc>
+      </w:tr>
+      <w:tr>
+        <w:trPr>
+          <w:cantSplit/>
+        </w:trPr>
+        <w:tc>
+          <w:tcPr>
+            <w:tcW w:type="dxa" w:w="500"/>
+            <w:tcBorders>
+              <w:top w:val="single" w:color="A6A6A6" w:sz="4"/>
+              <w:left w:val="single" w:color="A6A6A6" w:sz="4"/>
+              <w:bottom w:val="single" w:color="A6A6A6" w:sz="4"/>
+              <w:right w:val="single" w:color="A6A6A6" w:sz="4"/>
+            </w:tcBorders>
+            <w:tcMar>
+              <w:top w:type="dxa" w:w="60"/>
+              <w:left w:type="dxa" w:w="90"/>
+              <w:bottom w:type="dxa" w:w="60"/>
+              <w:right w:type="dxa" w:w="90"/>
+            </w:tcMar>
+          </w:tcPr>
+          <w:p>
+            <w:pPr>
+              <w:spacing w:after="40"/>
+            </w:pPr>
+            <w:r>
+              <w:rPr>
+                <w:rFonts w:ascii="Arial" w:cs="Arial" w:eastAsia="Arial" w:hAnsi="Arial"/>
+                <w:b w:val="false"/>
+                <w:bCs w:val="false"/>
+                <w:sz w:val="18"/>
+                <w:szCs w:val="18"/>
+              </w:rPr>
+              <w:t xml:space="preserve">1</w:t>
+            </w:r>
+          </w:p>
+        </w:tc>
+        <w:tc>
+          <w:tcPr>
+            <w:tcW w:type="dxa" w:w="3300"/>
+            <w:tcBorders>
+              <w:top w:val="single" w:color="A6A6A6" w:sz="4"/>
+              <w:left w:val="single" w:color="A6A6A6" w:sz="4"/>
+              <w:bottom w:val="single" w:color="A6A6A6" w:sz="4"/>
+              <w:right w:val="single" w:color="A6A6A6" w:sz="4"/>
+            </w:tcBorders>
+            <w:tcMar>
+              <w:top w:type="dxa" w:w="60"/>
+              <w:left w:type="dxa" w:w="90"/>
+              <w:bottom w:type="dxa" w:w="60"/>
+              <w:right w:type="dxa" w:w="90"/>
+            </w:tcMar>
+          </w:tcPr>
+          <w:p>
+            <w:pPr>
+              <w:spacing w:after="40"/>
+            </w:pPr>
+            <w:r>
+              <w:rPr>
+                <w:rFonts w:ascii="Arial" w:cs="Arial" w:eastAsia="Arial" w:hAnsi="Arial"/>
+                <w:b w:val="false"/>
+                <w:bCs w:val="false"/>
+                <w:sz w:val="18"/>
+                <w:szCs w:val="18"/>
+              </w:rPr>
+              <w:t xml:space="preserve">Conferência e ajuste das minutas</w:t>
+            </w:r>
+          </w:p>
+        </w:tc>
+        <w:tc>
+          <w:tcPr>
+            <w:tcW w:type="dxa" w:w="1500"/>
+            <w:tcBorders>
+              <w:top w:val="single" w:color="A6A6A6" w:sz="4"/>
+              <w:left w:val="single" w:color="A6A6A6" w:sz="4"/>
+              <w:bottom w:val="single" w:color="A6A6A6" w:sz="4"/>
+              <w:right w:val="single" w:color="A6A6A6" w:sz="4"/>
+            </w:tcBorders>
+            <w:tcMar>
+              <w:top w:type="dxa" w:w="60"/>
+              <w:left w:type="dxa" w:w="90"/>
+              <w:bottom w:type="dxa" w:w="60"/>
+              <w:right w:type="dxa" w:w="90"/>
+            </w:tcMar>
+          </w:tcPr>
+          <w:p>
+            <w:pPr>
+              <w:spacing w:after="40"/>
+            </w:pPr>
+            <w:r>
+              <w:rPr>
+                <w:rFonts w:ascii="Arial" w:cs="Arial" w:eastAsia="Arial" w:hAnsi="Arial"/>
+                <w:b w:val="false"/>
+                <w:bCs w:val="false"/>
+                <w:sz w:val="18"/>
+                <w:szCs w:val="18"/>
+              </w:rPr>
+              <w:t xml:space="preserve">B.1, item a</w:t>
+            </w:r>
+          </w:p>
+        </w:tc>
+        <w:tc>
+          <w:tcPr>
+            <w:tcW w:type="dxa" w:w="4800"/>
+            <w:tcBorders>
+              <w:top w:val="single" w:color="A6A6A6" w:sz="4"/>
+              <w:left w:val="single" w:color="A6A6A6" w:sz="4"/>
+              <w:bottom w:val="single" w:color="A6A6A6" w:sz="4"/>
+              <w:right w:val="single" w:color="A6A6A6" w:sz="4"/>
+            </w:tcBorders>
+            <w:tcMar>
+              <w:top w:type="dxa" w:w="60"/>
+              <w:left w:type="dxa" w:w="90"/>
+              <w:bottom w:type="dxa" w:w="60"/>
+              <w:right w:type="dxa" w:w="90"/>
+            </w:tcMar>
+          </w:tcPr>
+          <w:p>
+            <w:pPr>
+              <w:spacing w:after="40"/>
+            </w:pPr>
+            <w:r>
+              <w:rPr>
+                <w:rFonts w:ascii="Arial" w:cs="Arial" w:eastAsia="Arial" w:hAnsi="Arial"/>
+                <w:b w:val="false"/>
+                <w:bCs w:val="false"/>
+                <w:sz w:val="18"/>
+                <w:szCs w:val="18"/>
+              </w:rPr>
+              <w:t xml:space="preserve">Conferência das informações inseridas pela área demandante; ajuste do Edital; Minuta-Padrão PGE. "Termo de Conformidade" virou "Declaração de Conformidade".</w:t>
+            </w:r>
+          </w:p>
+        </w:tc>
+        <w:tc>
+          <w:tcPr>
+            <w:tcW w:type="dxa" w:w="4470"/>
+            <w:tcBorders>
+              <w:top w:val="single" w:color="A6A6A6" w:sz="4"/>
+              <w:left w:val="single" w:color="A6A6A6" w:sz="4"/>
+              <w:bottom w:val="single" w:color="A6A6A6" w:sz="4"/>
+              <w:right w:val="single" w:color="A6A6A6" w:sz="4"/>
+            </w:tcBorders>
+            <w:tcMar>
+              <w:top w:type="dxa" w:w="60"/>
+              <w:left w:type="dxa" w:w="90"/>
+              <w:bottom w:type="dxa" w:w="60"/>
+              <w:right w:type="dxa" w:w="90"/>
+            </w:tcMar>
+          </w:tcPr>
+          <w:p>
+            <w:pPr>
+              <w:spacing w:after="40"/>
+            </w:pPr>
+            <w:r>
+              <w:rPr>
+                <w:rFonts w:ascii="Arial" w:cs="Arial" w:eastAsia="Arial" w:hAnsi="Arial"/>
+                <w:b w:val="false"/>
+                <w:bCs w:val="false"/>
+                <w:sz w:val="18"/>
+                <w:szCs w:val="18"/>
+              </w:rPr>
+              <w:t xml:space="preserve">1a: ajustar a minuta do Instrumento Contratual e da Declaração de Conformidade "de acordo com Parecer e certificar".</w:t>
+            </w:r>
+          </w:p>
+        </w:tc>
+      </w:tr>
+      <w:tr>
+        <w:trPr>
+          <w:cantSplit/>
+        </w:trPr>
+        <w:tc>
+          <w:tcPr>
+            <w:tcW w:type="dxa" w:w="500"/>
+            <w:tcBorders>
+              <w:top w:val="single" w:color="A6A6A6" w:sz="4"/>
+              <w:left w:val="single" w:color="A6A6A6" w:sz="4"/>
+              <w:bottom w:val="single" w:color="A6A6A6" w:sz="4"/>
+              <w:right w:val="single" w:color="A6A6A6" w:sz="4"/>
+            </w:tcBorders>
+            <w:tcMar>
+              <w:top w:type="dxa" w:w="60"/>
+              <w:left w:type="dxa" w:w="90"/>
+              <w:bottom w:type="dxa" w:w="60"/>
+              <w:right w:type="dxa" w:w="90"/>
+            </w:tcMar>
+          </w:tcPr>
+          <w:p>
+            <w:pPr>
+              <w:spacing w:after="40"/>
+            </w:pPr>
+            <w:r>
+              <w:rPr>
+                <w:rFonts w:ascii="Arial" w:cs="Arial" w:eastAsia="Arial" w:hAnsi="Arial"/>
+                <w:b w:val="false"/>
+                <w:bCs w:val="false"/>
+                <w:sz w:val="18"/>
+                <w:szCs w:val="18"/>
+              </w:rPr>
+              <w:t xml:space="preserve">2</w:t>
+            </w:r>
+          </w:p>
+        </w:tc>
+        <w:tc>
+          <w:tcPr>
+            <w:tcW w:type="dxa" w:w="3300"/>
+            <w:tcBorders>
+              <w:top w:val="single" w:color="A6A6A6" w:sz="4"/>
+              <w:left w:val="single" w:color="A6A6A6" w:sz="4"/>
+              <w:bottom w:val="single" w:color="A6A6A6" w:sz="4"/>
+              <w:right w:val="single" w:color="A6A6A6" w:sz="4"/>
+            </w:tcBorders>
+            <w:tcMar>
+              <w:top w:type="dxa" w:w="60"/>
+              <w:left w:type="dxa" w:w="90"/>
+              <w:bottom w:type="dxa" w:w="60"/>
+              <w:right w:type="dxa" w:w="90"/>
+            </w:tcMar>
+          </w:tcPr>
+          <w:p>
+            <w:pPr>
+              <w:spacing w:after="40"/>
+            </w:pPr>
+            <w:r>
+              <w:rPr>
+                <w:rFonts w:ascii="Arial" w:cs="Arial" w:eastAsia="Arial" w:hAnsi="Arial"/>
+                <w:b w:val="false"/>
+                <w:bCs w:val="false"/>
+                <w:sz w:val="18"/>
+                <w:szCs w:val="18"/>
+              </w:rPr>
+              <w:t xml:space="preserve">Verificação do atendimento das recomendações da ASSJUR e manifestação de que o processo está instruído de acordo com o RILC</w:t>
+            </w:r>
+          </w:p>
+        </w:tc>
+        <w:tc>
+          <w:tcPr>
+            <w:tcW w:type="dxa" w:w="1500"/>
+            <w:tcBorders>
+              <w:top w:val="single" w:color="A6A6A6" w:sz="4"/>
+              <w:left w:val="single" w:color="A6A6A6" w:sz="4"/>
+              <w:bottom w:val="single" w:color="A6A6A6" w:sz="4"/>
+              <w:right w:val="single" w:color="A6A6A6" w:sz="4"/>
+            </w:tcBorders>
+            <w:tcMar>
+              <w:top w:type="dxa" w:w="60"/>
+              <w:left w:type="dxa" w:w="90"/>
+              <w:bottom w:type="dxa" w:w="60"/>
+              <w:right w:type="dxa" w:w="90"/>
+            </w:tcMar>
+          </w:tcPr>
+          <w:p>
+            <w:pPr>
+              <w:spacing w:after="40"/>
+            </w:pPr>
+            <w:r>
+              <w:rPr>
+                <w:rFonts w:ascii="Arial" w:cs="Arial" w:eastAsia="Arial" w:hAnsi="Arial"/>
+                <w:b w:val="false"/>
+                <w:bCs w:val="false"/>
+                <w:sz w:val="18"/>
+                <w:szCs w:val="18"/>
+              </w:rPr>
+              <w:t xml:space="preserve">B.1, item b, e B.3</w:t>
+            </w:r>
+          </w:p>
+        </w:tc>
+        <w:tc>
+          <w:tcPr>
+            <w:tcW w:type="dxa" w:w="4800"/>
+            <w:tcBorders>
+              <w:top w:val="single" w:color="A6A6A6" w:sz="4"/>
+              <w:left w:val="single" w:color="A6A6A6" w:sz="4"/>
+              <w:bottom w:val="single" w:color="A6A6A6" w:sz="4"/>
+              <w:right w:val="single" w:color="A6A6A6" w:sz="4"/>
+            </w:tcBorders>
+            <w:tcMar>
+              <w:top w:type="dxa" w:w="60"/>
+              <w:left w:type="dxa" w:w="90"/>
+              <w:bottom w:type="dxa" w:w="60"/>
+              <w:right w:type="dxa" w:w="90"/>
+            </w:tcMar>
+          </w:tcPr>
+          <w:p>
+            <w:pPr>
+              <w:spacing w:after="40"/>
+            </w:pPr>
+            <w:r>
+              <w:rPr>
+                <w:rFonts w:ascii="Arial" w:cs="Arial" w:eastAsia="Arial" w:hAnsi="Arial"/>
+                <w:b w:val="false"/>
+                <w:bCs w:val="false"/>
+                <w:sz w:val="18"/>
+                <w:szCs w:val="18"/>
+              </w:rPr>
+              <w:t xml:space="preserve">Saiu do tópico 1 (antes da DDI). Perdeu a condição "caso positivo". No tópico 1 restou só o controle "verificar se as exigências da ASSJUR foram atendidas, caso houver".</w:t>
+            </w:r>
+          </w:p>
+        </w:tc>
+        <w:tc>
+          <w:tcPr>
+            <w:tcW w:type="dxa" w:w="4470"/>
+            <w:tcBorders>
+              <w:top w:val="single" w:color="A6A6A6" w:sz="4"/>
+              <w:left w:val="single" w:color="A6A6A6" w:sz="4"/>
+              <w:bottom w:val="single" w:color="A6A6A6" w:sz="4"/>
+              <w:right w:val="single" w:color="A6A6A6" w:sz="4"/>
+            </w:tcBorders>
+            <w:tcMar>
+              <w:top w:type="dxa" w:w="60"/>
+              <w:left w:type="dxa" w:w="90"/>
+              <w:bottom w:type="dxa" w:w="60"/>
+              <w:right w:type="dxa" w:w="90"/>
+            </w:tcMar>
+          </w:tcPr>
+          <w:p>
+            <w:pPr>
+              <w:spacing w:after="40"/>
+            </w:pPr>
+            <w:r>
+              <w:rPr>
+                <w:rFonts w:ascii="Arial" w:cs="Arial" w:eastAsia="Arial" w:hAnsi="Arial"/>
+                <w:b w:val="false"/>
+                <w:bCs w:val="false"/>
+                <w:sz w:val="18"/>
+                <w:szCs w:val="18"/>
+              </w:rPr>
+              <w:t xml:space="preserve">3c (após a DDI), uma única vez: "caso aplicável [...] apresentando justificativa".</w:t>
+            </w:r>
+          </w:p>
+        </w:tc>
+      </w:tr>
+      <w:tr>
+        <w:trPr>
+          <w:cantSplit/>
+        </w:trPr>
+        <w:tc>
+          <w:tcPr>
+            <w:tcW w:type="dxa" w:w="500"/>
+            <w:tcBorders>
+              <w:top w:val="single" w:color="A6A6A6" w:sz="4"/>
+              <w:left w:val="single" w:color="A6A6A6" w:sz="4"/>
+              <w:bottom w:val="single" w:color="A6A6A6" w:sz="4"/>
+              <w:right w:val="single" w:color="A6A6A6" w:sz="4"/>
+            </w:tcBorders>
+            <w:tcMar>
+              <w:top w:type="dxa" w:w="60"/>
+              <w:left w:type="dxa" w:w="90"/>
+              <w:bottom w:type="dxa" w:w="60"/>
+              <w:right w:type="dxa" w:w="90"/>
+            </w:tcMar>
+          </w:tcPr>
+          <w:p>
+            <w:pPr>
+              <w:spacing w:after="40"/>
+            </w:pPr>
+            <w:r>
+              <w:rPr>
+                <w:rFonts w:ascii="Arial" w:cs="Arial" w:eastAsia="Arial" w:hAnsi="Arial"/>
+                <w:b w:val="false"/>
+                <w:bCs w:val="false"/>
+                <w:sz w:val="18"/>
+                <w:szCs w:val="18"/>
+              </w:rPr>
+              <w:t xml:space="preserve">3</w:t>
+            </w:r>
+          </w:p>
+        </w:tc>
+        <w:tc>
+          <w:tcPr>
+            <w:tcW w:type="dxa" w:w="3300"/>
+            <w:tcBorders>
+              <w:top w:val="single" w:color="A6A6A6" w:sz="4"/>
+              <w:left w:val="single" w:color="A6A6A6" w:sz="4"/>
+              <w:bottom w:val="single" w:color="A6A6A6" w:sz="4"/>
+              <w:right w:val="single" w:color="A6A6A6" w:sz="4"/>
+            </w:tcBorders>
+            <w:tcMar>
+              <w:top w:type="dxa" w:w="60"/>
+              <w:left w:type="dxa" w:w="90"/>
+              <w:bottom w:type="dxa" w:w="60"/>
+              <w:right w:type="dxa" w:w="90"/>
+            </w:tcMar>
+          </w:tcPr>
+          <w:p>
+            <w:pPr>
+              <w:spacing w:after="40"/>
+            </w:pPr>
+            <w:r>
+              <w:rPr>
+                <w:rFonts w:ascii="Arial" w:cs="Arial" w:eastAsia="Arial" w:hAnsi="Arial"/>
+                <w:b w:val="false"/>
+                <w:bCs w:val="false"/>
+                <w:sz w:val="18"/>
+                <w:szCs w:val="18"/>
+              </w:rPr>
+              <w:t xml:space="preserve">Realizar a Avaliação de Conformidade/DDI, ou encaminhá-la à ASSGER, obrigatoriamente nos casos definidos</w:t>
+            </w:r>
+          </w:p>
+        </w:tc>
+        <w:tc>
+          <w:tcPr>
+            <w:tcW w:type="dxa" w:w="1500"/>
+            <w:tcBorders>
+              <w:top w:val="single" w:color="A6A6A6" w:sz="4"/>
+              <w:left w:val="single" w:color="A6A6A6" w:sz="4"/>
+              <w:bottom w:val="single" w:color="A6A6A6" w:sz="4"/>
+              <w:right w:val="single" w:color="A6A6A6" w:sz="4"/>
+            </w:tcBorders>
+            <w:tcMar>
+              <w:top w:type="dxa" w:w="60"/>
+              <w:left w:type="dxa" w:w="90"/>
+              <w:bottom w:type="dxa" w:w="60"/>
+              <w:right w:type="dxa" w:w="90"/>
+            </w:tcMar>
+          </w:tcPr>
+          <w:p>
+            <w:pPr>
+              <w:spacing w:after="40"/>
+            </w:pPr>
+            <w:r>
+              <w:rPr>
+                <w:rFonts w:ascii="Arial" w:cs="Arial" w:eastAsia="Arial" w:hAnsi="Arial"/>
+                <w:b w:val="false"/>
+                <w:bCs w:val="false"/>
+                <w:sz w:val="18"/>
+                <w:szCs w:val="18"/>
+              </w:rPr>
+              <w:t xml:space="preserve">B.1, item d</w:t>
+            </w:r>
+          </w:p>
+        </w:tc>
+        <w:tc>
+          <w:tcPr>
+            <w:tcW w:type="dxa" w:w="4800"/>
+            <w:tcBorders>
+              <w:top w:val="single" w:color="A6A6A6" w:sz="4"/>
+              <w:left w:val="single" w:color="A6A6A6" w:sz="4"/>
+              <w:bottom w:val="single" w:color="A6A6A6" w:sz="4"/>
+              <w:right w:val="single" w:color="A6A6A6" w:sz="4"/>
+            </w:tcBorders>
+            <w:tcMar>
+              <w:top w:type="dxa" w:w="60"/>
+              <w:left w:type="dxa" w:w="90"/>
+              <w:bottom w:type="dxa" w:w="60"/>
+              <w:right w:type="dxa" w:w="90"/>
+            </w:tcMar>
+          </w:tcPr>
+          <w:p>
+            <w:pPr>
+              <w:spacing w:after="40"/>
+            </w:pPr>
+            <w:r>
+              <w:rPr>
+                <w:rFonts w:ascii="Arial" w:cs="Arial" w:eastAsia="Arial" w:hAnsi="Arial"/>
+                <w:b w:val="false"/>
+                <w:bCs w:val="false"/>
+                <w:sz w:val="18"/>
+                <w:szCs w:val="18"/>
+              </w:rPr>
+              <w:t xml:space="preserve">"Realizar"; "Avaliação de Conformidade"; "obrigatoriamente"; os critérios de alto grau de risco de integridade (ato da Diretoria ou do Conselho) e de valor acima da Política de Alçada.</w:t>
+            </w:r>
+          </w:p>
+        </w:tc>
+        <w:tc>
+          <w:tcPr>
+            <w:tcW w:type="dxa" w:w="4470"/>
+            <w:tcBorders>
+              <w:top w:val="single" w:color="A6A6A6" w:sz="4"/>
+              <w:left w:val="single" w:color="A6A6A6" w:sz="4"/>
+              <w:bottom w:val="single" w:color="A6A6A6" w:sz="4"/>
+              <w:right w:val="single" w:color="A6A6A6" w:sz="4"/>
+            </w:tcBorders>
+            <w:tcMar>
+              <w:top w:type="dxa" w:w="60"/>
+              <w:left w:type="dxa" w:w="90"/>
+              <w:bottom w:type="dxa" w:w="60"/>
+              <w:right w:type="dxa" w:w="90"/>
+            </w:tcMar>
+          </w:tcPr>
+          <w:p>
+            <w:pPr>
+              <w:spacing w:after="40"/>
+            </w:pPr>
+            <w:r>
+              <w:rPr>
+                <w:rFonts w:ascii="Arial" w:cs="Arial" w:eastAsia="Arial" w:hAnsi="Arial"/>
+                <w:b w:val="false"/>
+                <w:bCs w:val="false"/>
+                <w:sz w:val="18"/>
+                <w:szCs w:val="18"/>
+              </w:rPr>
+              <w:t xml:space="preserve">1d (2º): "encaminhar [...] solicitando a realização do DDI, de acordo com o valor", sem definir o valor. A lista de exceções (abaixo de R$ 20.000,00, aditivo, ARP, órgãos públicos) foi mantida.</w:t>
+            </w:r>
+          </w:p>
+        </w:tc>
+      </w:tr>
+      <w:tr>
+        <w:trPr>
+          <w:cantSplit/>
+        </w:trPr>
+        <w:tc>
+          <w:tcPr>
+            <w:tcW w:type="dxa" w:w="500"/>
+            <w:tcBorders>
+              <w:top w:val="single" w:color="A6A6A6" w:sz="4"/>
+              <w:left w:val="single" w:color="A6A6A6" w:sz="4"/>
+              <w:bottom w:val="single" w:color="A6A6A6" w:sz="4"/>
+              <w:right w:val="single" w:color="A6A6A6" w:sz="4"/>
+            </w:tcBorders>
+            <w:tcMar>
+              <w:top w:type="dxa" w:w="60"/>
+              <w:left w:type="dxa" w:w="90"/>
+              <w:bottom w:type="dxa" w:w="60"/>
+              <w:right w:type="dxa" w:w="90"/>
+            </w:tcMar>
+          </w:tcPr>
+          <w:p>
+            <w:pPr>
+              <w:spacing w:after="40"/>
+            </w:pPr>
+            <w:r>
+              <w:rPr>
+                <w:rFonts w:ascii="Arial" w:cs="Arial" w:eastAsia="Arial" w:hAnsi="Arial"/>
+                <w:b w:val="false"/>
+                <w:bCs w:val="false"/>
+                <w:sz w:val="18"/>
+                <w:szCs w:val="18"/>
+              </w:rPr>
+              <w:t xml:space="preserve">4</w:t>
+            </w:r>
+          </w:p>
+        </w:tc>
+        <w:tc>
+          <w:tcPr>
+            <w:tcW w:type="dxa" w:w="3300"/>
+            <w:tcBorders>
+              <w:top w:val="single" w:color="A6A6A6" w:sz="4"/>
+              <w:left w:val="single" w:color="A6A6A6" w:sz="4"/>
+              <w:bottom w:val="single" w:color="A6A6A6" w:sz="4"/>
+              <w:right w:val="single" w:color="A6A6A6" w:sz="4"/>
+            </w:tcBorders>
+            <w:tcMar>
+              <w:top w:type="dxa" w:w="60"/>
+              <w:left w:type="dxa" w:w="90"/>
+              <w:bottom w:type="dxa" w:w="60"/>
+              <w:right w:type="dxa" w:w="90"/>
+            </w:tcMar>
+          </w:tcPr>
+          <w:p>
+            <w:pPr>
+              <w:spacing w:after="40"/>
+            </w:pPr>
+            <w:r>
+              <w:rPr>
+                <w:rFonts w:ascii="Arial" w:cs="Arial" w:eastAsia="Arial" w:hAnsi="Arial"/>
+                <w:b w:val="false"/>
+                <w:bCs w:val="false"/>
+                <w:sz w:val="18"/>
+                <w:szCs w:val="18"/>
+              </w:rPr>
+              <w:t xml:space="preserve">Realizar a DDI</w:t>
+            </w:r>
+          </w:p>
+        </w:tc>
+        <w:tc>
+          <w:tcPr>
+            <w:tcW w:type="dxa" w:w="1500"/>
+            <w:tcBorders>
+              <w:top w:val="single" w:color="A6A6A6" w:sz="4"/>
+              <w:left w:val="single" w:color="A6A6A6" w:sz="4"/>
+              <w:bottom w:val="single" w:color="A6A6A6" w:sz="4"/>
+              <w:right w:val="single" w:color="A6A6A6" w:sz="4"/>
+            </w:tcBorders>
+            <w:tcMar>
+              <w:top w:type="dxa" w:w="60"/>
+              <w:left w:type="dxa" w:w="90"/>
+              <w:bottom w:type="dxa" w:w="60"/>
+              <w:right w:type="dxa" w:w="90"/>
+            </w:tcMar>
+          </w:tcPr>
+          <w:p>
+            <w:pPr>
+              <w:spacing w:after="40"/>
+            </w:pPr>
+            <w:r>
+              <w:rPr>
+                <w:rFonts w:ascii="Arial" w:cs="Arial" w:eastAsia="Arial" w:hAnsi="Arial"/>
+                <w:b w:val="false"/>
+                <w:bCs w:val="false"/>
+                <w:sz w:val="18"/>
+                <w:szCs w:val="18"/>
+              </w:rPr>
+              <w:t xml:space="preserve">B.2</w:t>
+            </w:r>
+          </w:p>
+        </w:tc>
+        <w:tc>
+          <w:tcPr>
+            <w:tcW w:type="dxa" w:w="4800"/>
+            <w:tcBorders>
+              <w:top w:val="single" w:color="A6A6A6" w:sz="4"/>
+              <w:left w:val="single" w:color="A6A6A6" w:sz="4"/>
+              <w:bottom w:val="single" w:color="A6A6A6" w:sz="4"/>
+              <w:right w:val="single" w:color="A6A6A6" w:sz="4"/>
+            </w:tcBorders>
+            <w:tcMar>
+              <w:top w:type="dxa" w:w="60"/>
+              <w:left w:type="dxa" w:w="90"/>
+              <w:bottom w:type="dxa" w:w="60"/>
+              <w:right w:type="dxa" w:w="90"/>
+            </w:tcMar>
+          </w:tcPr>
+          <w:p>
+            <w:pPr>
+              <w:spacing w:after="40"/>
+            </w:pPr>
+            <w:r>
+              <w:rPr>
+                <w:rFonts w:ascii="Arial" w:cs="Arial" w:eastAsia="Arial" w:hAnsi="Arial"/>
+                <w:b w:val="false"/>
+                <w:bCs w:val="false"/>
+                <w:sz w:val="18"/>
+                <w:szCs w:val="18"/>
+              </w:rPr>
+              <w:t xml:space="preserve">"Avaliação de Conformidade".</w:t>
+            </w:r>
+          </w:p>
+        </w:tc>
+        <w:tc>
+          <w:tcPr>
+            <w:tcW w:type="dxa" w:w="4470"/>
+            <w:tcBorders>
+              <w:top w:val="single" w:color="A6A6A6" w:sz="4"/>
+              <w:left w:val="single" w:color="A6A6A6" w:sz="4"/>
+              <w:bottom w:val="single" w:color="A6A6A6" w:sz="4"/>
+              <w:right w:val="single" w:color="A6A6A6" w:sz="4"/>
+            </w:tcBorders>
+            <w:tcMar>
+              <w:top w:type="dxa" w:w="60"/>
+              <w:left w:type="dxa" w:w="90"/>
+              <w:bottom w:type="dxa" w:w="60"/>
+              <w:right w:type="dxa" w:w="90"/>
+            </w:tcMar>
+          </w:tcPr>
+          <w:p>
+            <w:pPr>
+              <w:spacing w:after="40"/>
+            </w:pPr>
+            <w:r>
+              <w:rPr>
+                <w:rFonts w:ascii="Arial" w:cs="Arial" w:eastAsia="Arial" w:hAnsi="Arial"/>
+                <w:b w:val="false"/>
+                <w:bCs w:val="false"/>
+                <w:sz w:val="18"/>
+                <w:szCs w:val="18"/>
+              </w:rPr>
+              <w:t xml:space="preserve">2a: "realizar o DDI".</w:t>
+            </w:r>
+          </w:p>
+        </w:tc>
+      </w:tr>
+      <w:tr>
+        <w:trPr>
+          <w:cantSplit/>
+        </w:trPr>
+        <w:tc>
+          <w:tcPr>
+            <w:tcW w:type="dxa" w:w="500"/>
+            <w:tcBorders>
+              <w:top w:val="single" w:color="A6A6A6" w:sz="4"/>
+              <w:left w:val="single" w:color="A6A6A6" w:sz="4"/>
+              <w:bottom w:val="single" w:color="A6A6A6" w:sz="4"/>
+              <w:right w:val="single" w:color="A6A6A6" w:sz="4"/>
+            </w:tcBorders>
+            <w:tcMar>
+              <w:top w:type="dxa" w:w="60"/>
+              <w:left w:type="dxa" w:w="90"/>
+              <w:bottom w:type="dxa" w:w="60"/>
+              <w:right w:type="dxa" w:w="90"/>
+            </w:tcMar>
+          </w:tcPr>
+          <w:p>
+            <w:pPr>
+              <w:spacing w:after="40"/>
+            </w:pPr>
+            <w:r>
+              <w:rPr>
+                <w:rFonts w:ascii="Arial" w:cs="Arial" w:eastAsia="Arial" w:hAnsi="Arial"/>
+                <w:b w:val="false"/>
+                <w:bCs w:val="false"/>
+                <w:sz w:val="18"/>
+                <w:szCs w:val="18"/>
+              </w:rPr>
+              <w:t xml:space="preserve">5</w:t>
+            </w:r>
+          </w:p>
+        </w:tc>
+        <w:tc>
+          <w:tcPr>
+            <w:tcW w:type="dxa" w:w="3300"/>
+            <w:tcBorders>
+              <w:top w:val="single" w:color="A6A6A6" w:sz="4"/>
+              <w:left w:val="single" w:color="A6A6A6" w:sz="4"/>
+              <w:bottom w:val="single" w:color="A6A6A6" w:sz="4"/>
+              <w:right w:val="single" w:color="A6A6A6" w:sz="4"/>
+            </w:tcBorders>
+            <w:tcMar>
+              <w:top w:type="dxa" w:w="60"/>
+              <w:left w:type="dxa" w:w="90"/>
+              <w:bottom w:type="dxa" w:w="60"/>
+              <w:right w:type="dxa" w:w="90"/>
+            </w:tcMar>
+          </w:tcPr>
+          <w:p>
+            <w:pPr>
+              <w:spacing w:after="40"/>
+            </w:pPr>
+            <w:r>
+              <w:rPr>
+                <w:rFonts w:ascii="Arial" w:cs="Arial" w:eastAsia="Arial" w:hAnsi="Arial"/>
+                <w:b w:val="false"/>
+                <w:bCs w:val="false"/>
+                <w:sz w:val="18"/>
+                <w:szCs w:val="18"/>
+              </w:rPr>
+              <w:t xml:space="preserve">Relatório da DDI</w:t>
+            </w:r>
+          </w:p>
+        </w:tc>
+        <w:tc>
+          <w:tcPr>
+            <w:tcW w:type="dxa" w:w="1500"/>
+            <w:tcBorders>
+              <w:top w:val="single" w:color="A6A6A6" w:sz="4"/>
+              <w:left w:val="single" w:color="A6A6A6" w:sz="4"/>
+              <w:bottom w:val="single" w:color="A6A6A6" w:sz="4"/>
+              <w:right w:val="single" w:color="A6A6A6" w:sz="4"/>
+            </w:tcBorders>
+            <w:tcMar>
+              <w:top w:type="dxa" w:w="60"/>
+              <w:left w:type="dxa" w:w="90"/>
+              <w:bottom w:type="dxa" w:w="60"/>
+              <w:right w:type="dxa" w:w="90"/>
+            </w:tcMar>
+          </w:tcPr>
+          <w:p>
+            <w:pPr>
+              <w:spacing w:after="40"/>
+            </w:pPr>
+            <w:r>
+              <w:rPr>
+                <w:rFonts w:ascii="Arial" w:cs="Arial" w:eastAsia="Arial" w:hAnsi="Arial"/>
+                <w:b w:val="false"/>
+                <w:bCs w:val="false"/>
+                <w:sz w:val="18"/>
+                <w:szCs w:val="18"/>
+              </w:rPr>
+              <w:t xml:space="preserve">B.2</w:t>
+            </w:r>
+          </w:p>
+        </w:tc>
+        <w:tc>
+          <w:tcPr>
+            <w:tcW w:type="dxa" w:w="4800"/>
+            <w:tcBorders>
+              <w:top w:val="single" w:color="A6A6A6" w:sz="4"/>
+              <w:left w:val="single" w:color="A6A6A6" w:sz="4"/>
+              <w:bottom w:val="single" w:color="A6A6A6" w:sz="4"/>
+              <w:right w:val="single" w:color="A6A6A6" w:sz="4"/>
+            </w:tcBorders>
+            <w:tcMar>
+              <w:top w:type="dxa" w:w="60"/>
+              <w:left w:type="dxa" w:w="90"/>
+              <w:bottom w:type="dxa" w:w="60"/>
+              <w:right w:type="dxa" w:w="90"/>
+            </w:tcMar>
+          </w:tcPr>
+          <w:p>
+            <w:pPr>
+              <w:spacing w:after="40"/>
+            </w:pPr>
+            <w:r>
+              <w:rPr>
+                <w:rFonts w:ascii="Arial" w:cs="Arial" w:eastAsia="Arial" w:hAnsi="Arial"/>
+                <w:b w:val="false"/>
+                <w:bCs w:val="false"/>
+                <w:sz w:val="18"/>
+                <w:szCs w:val="18"/>
+              </w:rPr>
+              <w:t xml:space="preserve">Exigência de o Relatório trazer "medidas a serem adotadas". O retorno dos autos deixou de ser à GERLIC.</w:t>
+            </w:r>
+          </w:p>
+        </w:tc>
+        <w:tc>
+          <w:tcPr>
+            <w:tcW w:type="dxa" w:w="4470"/>
+            <w:tcBorders>
+              <w:top w:val="single" w:color="A6A6A6" w:sz="4"/>
+              <w:left w:val="single" w:color="A6A6A6" w:sz="4"/>
+              <w:bottom w:val="single" w:color="A6A6A6" w:sz="4"/>
+              <w:right w:val="single" w:color="A6A6A6" w:sz="4"/>
+            </w:tcBorders>
+            <w:tcMar>
+              <w:top w:type="dxa" w:w="60"/>
+              <w:left w:type="dxa" w:w="90"/>
+              <w:bottom w:type="dxa" w:w="60"/>
+              <w:right w:type="dxa" w:w="90"/>
+            </w:tcMar>
+          </w:tcPr>
+          <w:p>
+            <w:pPr>
+              <w:spacing w:after="40"/>
+            </w:pPr>
+            <w:r>
+              <w:rPr>
+                <w:rFonts w:ascii="Arial" w:cs="Arial" w:eastAsia="Arial" w:hAnsi="Arial"/>
+                <w:b w:val="false"/>
+                <w:bCs w:val="false"/>
+                <w:sz w:val="18"/>
+                <w:szCs w:val="18"/>
+              </w:rPr>
+              <w:t xml:space="preserve">2c: elaborar o Relatório de DDI (e o de Avaliação do Programa de Integridade, se aplicável) e restituir os autos à SUPADM.</w:t>
+            </w:r>
+          </w:p>
+        </w:tc>
+      </w:tr>
+      <w:tr>
+        <w:trPr>
+          <w:cantSplit/>
+        </w:trPr>
+        <w:tc>
+          <w:tcPr>
+            <w:tcW w:type="dxa" w:w="500"/>
+            <w:tcBorders>
+              <w:top w:val="single" w:color="A6A6A6" w:sz="4"/>
+              <w:left w:val="single" w:color="A6A6A6" w:sz="4"/>
+              <w:bottom w:val="single" w:color="A6A6A6" w:sz="4"/>
+              <w:right w:val="single" w:color="A6A6A6" w:sz="4"/>
+            </w:tcBorders>
+            <w:tcMar>
+              <w:top w:type="dxa" w:w="60"/>
+              <w:left w:type="dxa" w:w="90"/>
+              <w:bottom w:type="dxa" w:w="60"/>
+              <w:right w:type="dxa" w:w="90"/>
+            </w:tcMar>
+          </w:tcPr>
+          <w:p>
+            <w:pPr>
+              <w:spacing w:after="40"/>
+            </w:pPr>
+            <w:r>
+              <w:rPr>
+                <w:rFonts w:ascii="Arial" w:cs="Arial" w:eastAsia="Arial" w:hAnsi="Arial"/>
+                <w:b w:val="false"/>
+                <w:bCs w:val="false"/>
+                <w:sz w:val="18"/>
+                <w:szCs w:val="18"/>
+              </w:rPr>
+              <w:t xml:space="preserve">6</w:t>
+            </w:r>
+          </w:p>
+        </w:tc>
+        <w:tc>
+          <w:tcPr>
+            <w:tcW w:type="dxa" w:w="3300"/>
+            <w:tcBorders>
+              <w:top w:val="single" w:color="A6A6A6" w:sz="4"/>
+              <w:left w:val="single" w:color="A6A6A6" w:sz="4"/>
+              <w:bottom w:val="single" w:color="A6A6A6" w:sz="4"/>
+              <w:right w:val="single" w:color="A6A6A6" w:sz="4"/>
+            </w:tcBorders>
+            <w:tcMar>
+              <w:top w:type="dxa" w:w="60"/>
+              <w:left w:type="dxa" w:w="90"/>
+              <w:bottom w:type="dxa" w:w="60"/>
+              <w:right w:type="dxa" w:w="90"/>
+            </w:tcMar>
+          </w:tcPr>
+          <w:p>
+            <w:pPr>
+              <w:spacing w:after="40"/>
+            </w:pPr>
+            <w:r>
+              <w:rPr>
+                <w:rFonts w:ascii="Arial" w:cs="Arial" w:eastAsia="Arial" w:hAnsi="Arial"/>
+                <w:b w:val="false"/>
+                <w:bCs w:val="false"/>
+                <w:sz w:val="18"/>
+                <w:szCs w:val="18"/>
+              </w:rPr>
+              <w:t xml:space="preserve">Verificar as recomendações do Relatório de DDI</w:t>
+            </w:r>
+          </w:p>
+        </w:tc>
+        <w:tc>
+          <w:tcPr>
+            <w:tcW w:type="dxa" w:w="1500"/>
+            <w:tcBorders>
+              <w:top w:val="single" w:color="A6A6A6" w:sz="4"/>
+              <w:left w:val="single" w:color="A6A6A6" w:sz="4"/>
+              <w:bottom w:val="single" w:color="A6A6A6" w:sz="4"/>
+              <w:right w:val="single" w:color="A6A6A6" w:sz="4"/>
+            </w:tcBorders>
+            <w:tcMar>
+              <w:top w:type="dxa" w:w="60"/>
+              <w:left w:type="dxa" w:w="90"/>
+              <w:bottom w:type="dxa" w:w="60"/>
+              <w:right w:type="dxa" w:w="90"/>
+            </w:tcMar>
+          </w:tcPr>
+          <w:p>
+            <w:pPr>
+              <w:spacing w:after="40"/>
+            </w:pPr>
+            <w:r>
+              <w:rPr>
+                <w:rFonts w:ascii="Arial" w:cs="Arial" w:eastAsia="Arial" w:hAnsi="Arial"/>
+                <w:b w:val="false"/>
+                <w:bCs w:val="false"/>
+                <w:sz w:val="18"/>
+                <w:szCs w:val="18"/>
+              </w:rPr>
+              <w:t xml:space="preserve">B.3</w:t>
+            </w:r>
+          </w:p>
+        </w:tc>
+        <w:tc>
+          <w:tcPr>
+            <w:tcW w:type="dxa" w:w="4800"/>
+            <w:tcBorders>
+              <w:top w:val="single" w:color="A6A6A6" w:sz="4"/>
+              <w:left w:val="single" w:color="A6A6A6" w:sz="4"/>
+              <w:bottom w:val="single" w:color="A6A6A6" w:sz="4"/>
+              <w:right w:val="single" w:color="A6A6A6" w:sz="4"/>
+            </w:tcBorders>
+            <w:tcMar>
+              <w:top w:type="dxa" w:w="60"/>
+              <w:left w:type="dxa" w:w="90"/>
+              <w:bottom w:type="dxa" w:w="60"/>
+              <w:right w:type="dxa" w:w="90"/>
+            </w:tcMar>
+          </w:tcPr>
+          <w:p>
+            <w:pPr>
+              <w:spacing w:after="40"/>
+            </w:pPr>
+            <w:r>
+              <w:rPr>
+                <w:rFonts w:ascii="Arial" w:cs="Arial" w:eastAsia="Arial" w:hAnsi="Arial"/>
+                <w:b w:val="false"/>
+                <w:bCs w:val="false"/>
+                <w:sz w:val="18"/>
+                <w:szCs w:val="18"/>
+              </w:rPr>
+              <w:t xml:space="preserve">Condição "caso aplicável".</w:t>
+            </w:r>
+          </w:p>
+        </w:tc>
+        <w:tc>
+          <w:tcPr>
+            <w:tcW w:type="dxa" w:w="4470"/>
+            <w:tcBorders>
+              <w:top w:val="single" w:color="A6A6A6" w:sz="4"/>
+              <w:left w:val="single" w:color="A6A6A6" w:sz="4"/>
+              <w:bottom w:val="single" w:color="A6A6A6" w:sz="4"/>
+              <w:right w:val="single" w:color="A6A6A6" w:sz="4"/>
+            </w:tcBorders>
+            <w:tcMar>
+              <w:top w:type="dxa" w:w="60"/>
+              <w:left w:type="dxa" w:w="90"/>
+              <w:bottom w:type="dxa" w:w="60"/>
+              <w:right w:type="dxa" w:w="90"/>
+            </w:tcMar>
+          </w:tcPr>
+          <w:p>
+            <w:pPr>
+              <w:spacing w:after="40"/>
+            </w:pPr>
+            <w:r>
+              <w:rPr>
+                <w:rFonts w:ascii="Arial" w:cs="Arial" w:eastAsia="Arial" w:hAnsi="Arial"/>
+                <w:b w:val="false"/>
+                <w:bCs w:val="false"/>
+                <w:sz w:val="18"/>
+                <w:szCs w:val="18"/>
+              </w:rPr>
+              <w:t xml:space="preserve">3a: verificar o grau de risco e as recomendações, sem condição.</w:t>
+            </w:r>
+          </w:p>
+        </w:tc>
+      </w:tr>
+      <w:tr>
+        <w:trPr>
+          <w:cantSplit/>
+        </w:trPr>
+        <w:tc>
+          <w:tcPr>
+            <w:tcW w:type="dxa" w:w="500"/>
+            <w:tcBorders>
+              <w:top w:val="single" w:color="A6A6A6" w:sz="4"/>
+              <w:left w:val="single" w:color="A6A6A6" w:sz="4"/>
+              <w:bottom w:val="single" w:color="A6A6A6" w:sz="4"/>
+              <w:right w:val="single" w:color="A6A6A6" w:sz="4"/>
+            </w:tcBorders>
+            <w:tcMar>
+              <w:top w:type="dxa" w:w="60"/>
+              <w:left w:type="dxa" w:w="90"/>
+              <w:bottom w:type="dxa" w:w="60"/>
+              <w:right w:type="dxa" w:w="90"/>
+            </w:tcMar>
+          </w:tcPr>
+          <w:p>
+            <w:pPr>
+              <w:spacing w:after="40"/>
+            </w:pPr>
+            <w:r>
+              <w:rPr>
+                <w:rFonts w:ascii="Arial" w:cs="Arial" w:eastAsia="Arial" w:hAnsi="Arial"/>
+                <w:b w:val="false"/>
+                <w:bCs w:val="false"/>
+                <w:sz w:val="18"/>
+                <w:szCs w:val="18"/>
+              </w:rPr>
+              <w:t xml:space="preserve">7</w:t>
+            </w:r>
+          </w:p>
+        </w:tc>
+        <w:tc>
+          <w:tcPr>
+            <w:tcW w:type="dxa" w:w="3300"/>
+            <w:tcBorders>
+              <w:top w:val="single" w:color="A6A6A6" w:sz="4"/>
+              <w:left w:val="single" w:color="A6A6A6" w:sz="4"/>
+              <w:bottom w:val="single" w:color="A6A6A6" w:sz="4"/>
+              <w:right w:val="single" w:color="A6A6A6" w:sz="4"/>
+            </w:tcBorders>
+            <w:tcMar>
+              <w:top w:type="dxa" w:w="60"/>
+              <w:left w:type="dxa" w:w="90"/>
+              <w:bottom w:type="dxa" w:w="60"/>
+              <w:right w:type="dxa" w:w="90"/>
+            </w:tcMar>
+          </w:tcPr>
+          <w:p>
+            <w:pPr>
+              <w:spacing w:after="40"/>
+            </w:pPr>
+            <w:r>
+              <w:rPr>
+                <w:rFonts w:ascii="Arial" w:cs="Arial" w:eastAsia="Arial" w:hAnsi="Arial"/>
+                <w:b w:val="false"/>
+                <w:bCs w:val="false"/>
+                <w:sz w:val="18"/>
+                <w:szCs w:val="18"/>
+              </w:rPr>
+              <w:t xml:space="preserve">Preparar o Contrato ou Instrumento Contratual</w:t>
+            </w:r>
+          </w:p>
+        </w:tc>
+        <w:tc>
+          <w:tcPr>
+            <w:tcW w:type="dxa" w:w="1500"/>
+            <w:tcBorders>
+              <w:top w:val="single" w:color="A6A6A6" w:sz="4"/>
+              <w:left w:val="single" w:color="A6A6A6" w:sz="4"/>
+              <w:bottom w:val="single" w:color="A6A6A6" w:sz="4"/>
+              <w:right w:val="single" w:color="A6A6A6" w:sz="4"/>
+            </w:tcBorders>
+            <w:tcMar>
+              <w:top w:type="dxa" w:w="60"/>
+              <w:left w:type="dxa" w:w="90"/>
+              <w:bottom w:type="dxa" w:w="60"/>
+              <w:right w:type="dxa" w:w="90"/>
+            </w:tcMar>
+          </w:tcPr>
+          <w:p>
+            <w:pPr>
+              <w:spacing w:after="40"/>
+            </w:pPr>
+            <w:r>
+              <w:rPr>
+                <w:rFonts w:ascii="Arial" w:cs="Arial" w:eastAsia="Arial" w:hAnsi="Arial"/>
+                <w:b w:val="false"/>
+                <w:bCs w:val="false"/>
+                <w:sz w:val="18"/>
+                <w:szCs w:val="18"/>
+              </w:rPr>
+              <w:t xml:space="preserve">B.3</w:t>
+            </w:r>
+          </w:p>
+        </w:tc>
+        <w:tc>
+          <w:tcPr>
+            <w:tcW w:type="dxa" w:w="4800"/>
+            <w:tcBorders>
+              <w:top w:val="single" w:color="A6A6A6" w:sz="4"/>
+              <w:left w:val="single" w:color="A6A6A6" w:sz="4"/>
+              <w:bottom w:val="single" w:color="A6A6A6" w:sz="4"/>
+              <w:right w:val="single" w:color="A6A6A6" w:sz="4"/>
+            </w:tcBorders>
+            <w:tcMar>
+              <w:top w:type="dxa" w:w="60"/>
+              <w:left w:type="dxa" w:w="90"/>
+              <w:bottom w:type="dxa" w:w="60"/>
+              <w:right w:type="dxa" w:w="90"/>
+            </w:tcMar>
+          </w:tcPr>
+          <w:p>
+            <w:pPr>
+              <w:spacing w:after="40"/>
+            </w:pPr>
+            <w:r>
+              <w:rPr>
+                <w:rFonts w:ascii="Arial" w:cs="Arial" w:eastAsia="Arial" w:hAnsi="Arial"/>
+                <w:b w:val="false"/>
+                <w:bCs w:val="false"/>
+                <w:sz w:val="18"/>
+                <w:szCs w:val="18"/>
+              </w:rPr>
+              <w:t xml:space="preserve">"Preparar"; "ou instrumento equivalente"; a condição alternativa ("atender às recomendações ou não haver impedimentos") virou cumulativa.</w:t>
+            </w:r>
+          </w:p>
+        </w:tc>
+        <w:tc>
+          <w:tcPr>
+            <w:tcW w:type="dxa" w:w="4470"/>
+            <w:tcBorders>
+              <w:top w:val="single" w:color="A6A6A6" w:sz="4"/>
+              <w:left w:val="single" w:color="A6A6A6" w:sz="4"/>
+              <w:bottom w:val="single" w:color="A6A6A6" w:sz="4"/>
+              <w:right w:val="single" w:color="A6A6A6" w:sz="4"/>
+            </w:tcBorders>
+            <w:tcMar>
+              <w:top w:type="dxa" w:w="60"/>
+              <w:left w:type="dxa" w:w="90"/>
+              <w:bottom w:type="dxa" w:w="60"/>
+              <w:right w:type="dxa" w:w="90"/>
+            </w:tcMar>
+          </w:tcPr>
+          <w:p>
+            <w:pPr>
+              <w:spacing w:after="40"/>
+            </w:pPr>
+            <w:r>
+              <w:rPr>
+                <w:rFonts w:ascii="Arial" w:cs="Arial" w:eastAsia="Arial" w:hAnsi="Arial"/>
+                <w:b w:val="false"/>
+                <w:bCs w:val="false"/>
+                <w:sz w:val="18"/>
+                <w:szCs w:val="18"/>
+              </w:rPr>
+              <w:t xml:space="preserve">6d: "e não havendo impedimentos, o instrumento contratual é disponibilizado para assinatura". 6a: complementar os dados do "termo de contrato".</w:t>
+            </w:r>
+          </w:p>
+        </w:tc>
+      </w:tr>
+      <w:tr>
+        <w:trPr>
+          <w:cantSplit/>
+        </w:trPr>
+        <w:tc>
+          <w:tcPr>
+            <w:tcW w:type="dxa" w:w="500"/>
+            <w:tcBorders>
+              <w:top w:val="single" w:color="A6A6A6" w:sz="4"/>
+              <w:left w:val="single" w:color="A6A6A6" w:sz="4"/>
+              <w:bottom w:val="single" w:color="A6A6A6" w:sz="4"/>
+              <w:right w:val="single" w:color="A6A6A6" w:sz="4"/>
+            </w:tcBorders>
+            <w:tcMar>
+              <w:top w:type="dxa" w:w="60"/>
+              <w:left w:type="dxa" w:w="90"/>
+              <w:bottom w:type="dxa" w:w="60"/>
+              <w:right w:type="dxa" w:w="90"/>
+            </w:tcMar>
+          </w:tcPr>
+          <w:p>
+            <w:pPr>
+              <w:spacing w:after="40"/>
+            </w:pPr>
+            <w:r>
+              <w:rPr>
+                <w:rFonts w:ascii="Arial" w:cs="Arial" w:eastAsia="Arial" w:hAnsi="Arial"/>
+                <w:b w:val="false"/>
+                <w:bCs w:val="false"/>
+                <w:sz w:val="18"/>
+                <w:szCs w:val="18"/>
+              </w:rPr>
+              <w:t xml:space="preserve">8</w:t>
+            </w:r>
+          </w:p>
+        </w:tc>
+        <w:tc>
+          <w:tcPr>
+            <w:tcW w:type="dxa" w:w="3300"/>
+            <w:tcBorders>
+              <w:top w:val="single" w:color="A6A6A6" w:sz="4"/>
+              <w:left w:val="single" w:color="A6A6A6" w:sz="4"/>
+              <w:bottom w:val="single" w:color="A6A6A6" w:sz="4"/>
+              <w:right w:val="single" w:color="A6A6A6" w:sz="4"/>
+            </w:tcBorders>
+            <w:tcMar>
+              <w:top w:type="dxa" w:w="60"/>
+              <w:left w:type="dxa" w:w="90"/>
+              <w:bottom w:type="dxa" w:w="60"/>
+              <w:right w:type="dxa" w:w="90"/>
+            </w:tcMar>
+          </w:tcPr>
+          <w:p>
+            <w:pPr>
+              <w:spacing w:after="40"/>
+            </w:pPr>
+            <w:r>
+              <w:rPr>
+                <w:rFonts w:ascii="Arial" w:cs="Arial" w:eastAsia="Arial" w:hAnsi="Arial"/>
+                <w:b w:val="false"/>
+                <w:bCs w:val="false"/>
+                <w:sz w:val="18"/>
+                <w:szCs w:val="18"/>
+              </w:rPr>
+              <w:t xml:space="preserve">Manifestação expressa do titular da SUPADM</w:t>
+            </w:r>
+          </w:p>
+        </w:tc>
+        <w:tc>
+          <w:tcPr>
+            <w:tcW w:type="dxa" w:w="1500"/>
+            <w:tcBorders>
+              <w:top w:val="single" w:color="A6A6A6" w:sz="4"/>
+              <w:left w:val="single" w:color="A6A6A6" w:sz="4"/>
+              <w:bottom w:val="single" w:color="A6A6A6" w:sz="4"/>
+              <w:right w:val="single" w:color="A6A6A6" w:sz="4"/>
+            </w:tcBorders>
+            <w:tcMar>
+              <w:top w:type="dxa" w:w="60"/>
+              <w:left w:type="dxa" w:w="90"/>
+              <w:bottom w:type="dxa" w:w="60"/>
+              <w:right w:type="dxa" w:w="90"/>
+            </w:tcMar>
+          </w:tcPr>
+          <w:p>
+            <w:pPr>
+              <w:spacing w:after="40"/>
+            </w:pPr>
+            <w:r>
+              <w:rPr>
+                <w:rFonts w:ascii="Arial" w:cs="Arial" w:eastAsia="Arial" w:hAnsi="Arial"/>
+                <w:b w:val="false"/>
+                <w:bCs w:val="false"/>
+                <w:sz w:val="18"/>
+                <w:szCs w:val="18"/>
+              </w:rPr>
+              <w:t xml:space="preserve">B.4, item c</w:t>
+            </w:r>
+          </w:p>
+        </w:tc>
+        <w:tc>
+          <w:tcPr>
+            <w:tcW w:type="dxa" w:w="4800"/>
+            <w:tcBorders>
+              <w:top w:val="single" w:color="A6A6A6" w:sz="4"/>
+              <w:left w:val="single" w:color="A6A6A6" w:sz="4"/>
+              <w:bottom w:val="single" w:color="A6A6A6" w:sz="4"/>
+              <w:right w:val="single" w:color="A6A6A6" w:sz="4"/>
+            </w:tcBorders>
+            <w:tcMar>
+              <w:top w:type="dxa" w:w="60"/>
+              <w:left w:type="dxa" w:w="90"/>
+              <w:bottom w:type="dxa" w:w="60"/>
+              <w:right w:type="dxa" w:w="90"/>
+            </w:tcMar>
+          </w:tcPr>
+          <w:p>
+            <w:pPr>
+              <w:spacing w:after="40"/>
+            </w:pPr>
+            <w:r>
+              <w:rPr>
+                <w:rFonts w:ascii="Arial" w:cs="Arial" w:eastAsia="Arial" w:hAnsi="Arial"/>
+                <w:b w:val="false"/>
+                <w:bCs w:val="false"/>
+                <w:sz w:val="18"/>
+                <w:szCs w:val="18"/>
+              </w:rPr>
+              <w:t xml:space="preserve">Referência ao RILC e o advérbio "devidamente".</w:t>
+            </w:r>
+          </w:p>
+        </w:tc>
+        <w:tc>
+          <w:tcPr>
+            <w:tcW w:type="dxa" w:w="4470"/>
+            <w:tcBorders>
+              <w:top w:val="single" w:color="A6A6A6" w:sz="4"/>
+              <w:left w:val="single" w:color="A6A6A6" w:sz="4"/>
+              <w:bottom w:val="single" w:color="A6A6A6" w:sz="4"/>
+              <w:right w:val="single" w:color="A6A6A6" w:sz="4"/>
+            </w:tcBorders>
+            <w:tcMar>
+              <w:top w:type="dxa" w:w="60"/>
+              <w:left w:type="dxa" w:w="90"/>
+              <w:bottom w:type="dxa" w:w="60"/>
+              <w:right w:type="dxa" w:w="90"/>
+            </w:tcMar>
+          </w:tcPr>
+          <w:p>
+            <w:pPr>
+              <w:spacing w:after="40"/>
+            </w:pPr>
+            <w:r>
+              <w:rPr>
+                <w:rFonts w:ascii="Arial" w:cs="Arial" w:eastAsia="Arial" w:hAnsi="Arial"/>
+                <w:b w:val="false"/>
+                <w:bCs w:val="false"/>
+                <w:sz w:val="18"/>
+                <w:szCs w:val="18"/>
+              </w:rPr>
+              <w:t xml:space="preserve">6e: processo "instruído e em condições de ser enviado para assinatura dos Diretores", com as recomendações da ASSJUR cumpridas.</w:t>
+            </w:r>
+          </w:p>
+        </w:tc>
+      </w:tr>
+      <w:tr>
+        <w:trPr>
+          <w:cantSplit/>
+        </w:trPr>
+        <w:tc>
+          <w:tcPr>
+            <w:tcW w:type="dxa" w:w="500"/>
+            <w:tcBorders>
+              <w:top w:val="single" w:color="A6A6A6" w:sz="4"/>
+              <w:left w:val="single" w:color="A6A6A6" w:sz="4"/>
+              <w:bottom w:val="single" w:color="A6A6A6" w:sz="4"/>
+              <w:right w:val="single" w:color="A6A6A6" w:sz="4"/>
+            </w:tcBorders>
+            <w:tcMar>
+              <w:top w:type="dxa" w:w="60"/>
+              <w:left w:type="dxa" w:w="90"/>
+              <w:bottom w:type="dxa" w:w="60"/>
+              <w:right w:type="dxa" w:w="90"/>
+            </w:tcMar>
+          </w:tcPr>
+          <w:p>
+            <w:pPr>
+              <w:spacing w:after="40"/>
+            </w:pPr>
+            <w:r>
+              <w:rPr>
+                <w:rFonts w:ascii="Arial" w:cs="Arial" w:eastAsia="Arial" w:hAnsi="Arial"/>
+                <w:b w:val="false"/>
+                <w:bCs w:val="false"/>
+                <w:sz w:val="18"/>
+                <w:szCs w:val="18"/>
+              </w:rPr>
+              <w:t xml:space="preserve">9</w:t>
+            </w:r>
+          </w:p>
+        </w:tc>
+        <w:tc>
+          <w:tcPr>
+            <w:tcW w:type="dxa" w:w="3300"/>
+            <w:tcBorders>
+              <w:top w:val="single" w:color="A6A6A6" w:sz="4"/>
+              <w:left w:val="single" w:color="A6A6A6" w:sz="4"/>
+              <w:bottom w:val="single" w:color="A6A6A6" w:sz="4"/>
+              <w:right w:val="single" w:color="A6A6A6" w:sz="4"/>
+            </w:tcBorders>
+            <w:tcMar>
+              <w:top w:type="dxa" w:w="60"/>
+              <w:left w:type="dxa" w:w="90"/>
+              <w:bottom w:type="dxa" w:w="60"/>
+              <w:right w:type="dxa" w:w="90"/>
+            </w:tcMar>
+          </w:tcPr>
+          <w:p>
+            <w:pPr>
+              <w:spacing w:after="40"/>
+            </w:pPr>
+            <w:r>
+              <w:rPr>
+                <w:rFonts w:ascii="Arial" w:cs="Arial" w:eastAsia="Arial" w:hAnsi="Arial"/>
+                <w:b w:val="false"/>
+                <w:bCs w:val="false"/>
+                <w:sz w:val="18"/>
+                <w:szCs w:val="18"/>
+              </w:rPr>
+              <w:t xml:space="preserve">PRESI: assinar a Portaria e determinar a publicação no DOERJ</w:t>
+            </w:r>
+          </w:p>
+        </w:tc>
+        <w:tc>
+          <w:tcPr>
+            <w:tcW w:type="dxa" w:w="1500"/>
+            <w:tcBorders>
+              <w:top w:val="single" w:color="A6A6A6" w:sz="4"/>
+              <w:left w:val="single" w:color="A6A6A6" w:sz="4"/>
+              <w:bottom w:val="single" w:color="A6A6A6" w:sz="4"/>
+              <w:right w:val="single" w:color="A6A6A6" w:sz="4"/>
+            </w:tcBorders>
+            <w:tcMar>
+              <w:top w:type="dxa" w:w="60"/>
+              <w:left w:type="dxa" w:w="90"/>
+              <w:bottom w:type="dxa" w:w="60"/>
+              <w:right w:type="dxa" w:w="90"/>
+            </w:tcMar>
+          </w:tcPr>
+          <w:p>
+            <w:pPr>
+              <w:spacing w:after="40"/>
+            </w:pPr>
+            <w:r>
+              <w:rPr>
+                <w:rFonts w:ascii="Arial" w:cs="Arial" w:eastAsia="Arial" w:hAnsi="Arial"/>
+                <w:b w:val="false"/>
+                <w:bCs w:val="false"/>
+                <w:sz w:val="18"/>
+                <w:szCs w:val="18"/>
+              </w:rPr>
+              <w:t xml:space="preserve">B.6</w:t>
+            </w:r>
+          </w:p>
+        </w:tc>
+        <w:tc>
+          <w:tcPr>
+            <w:tcW w:type="dxa" w:w="4800"/>
+            <w:tcBorders>
+              <w:top w:val="single" w:color="A6A6A6" w:sz="4"/>
+              <w:left w:val="single" w:color="A6A6A6" w:sz="4"/>
+              <w:bottom w:val="single" w:color="A6A6A6" w:sz="4"/>
+              <w:right w:val="single" w:color="A6A6A6" w:sz="4"/>
+            </w:tcBorders>
+            <w:tcMar>
+              <w:top w:type="dxa" w:w="60"/>
+              <w:left w:type="dxa" w:w="90"/>
+              <w:bottom w:type="dxa" w:w="60"/>
+              <w:right w:type="dxa" w:w="90"/>
+            </w:tcMar>
+          </w:tcPr>
+          <w:p>
+            <w:pPr>
+              <w:spacing w:after="40"/>
+            </w:pPr>
+            <w:r>
+              <w:rPr>
+                <w:rFonts w:ascii="Arial" w:cs="Arial" w:eastAsia="Arial" w:hAnsi="Arial"/>
+                <w:b w:val="false"/>
+                <w:bCs w:val="false"/>
+                <w:sz w:val="18"/>
+                <w:szCs w:val="18"/>
+              </w:rPr>
+              <w:t xml:space="preserve">Aviso de Licitação (caso aplicável).</w:t>
+            </w:r>
+          </w:p>
+        </w:tc>
+        <w:tc>
+          <w:tcPr>
+            <w:tcW w:type="dxa" w:w="4470"/>
+            <w:tcBorders>
+              <w:top w:val="single" w:color="A6A6A6" w:sz="4"/>
+              <w:left w:val="single" w:color="A6A6A6" w:sz="4"/>
+              <w:bottom w:val="single" w:color="A6A6A6" w:sz="4"/>
+              <w:right w:val="single" w:color="A6A6A6" w:sz="4"/>
+            </w:tcBorders>
+            <w:tcMar>
+              <w:top w:type="dxa" w:w="60"/>
+              <w:left w:type="dxa" w:w="90"/>
+              <w:bottom w:type="dxa" w:w="60"/>
+              <w:right w:type="dxa" w:w="90"/>
+            </w:tcMar>
+          </w:tcPr>
+          <w:p>
+            <w:pPr>
+              <w:spacing w:after="40"/>
+            </w:pPr>
+            <w:r>
+              <w:rPr>
+                <w:rFonts w:ascii="Arial" w:cs="Arial" w:eastAsia="Arial" w:hAnsi="Arial"/>
+                <w:b w:val="false"/>
+                <w:bCs w:val="false"/>
+                <w:sz w:val="18"/>
+                <w:szCs w:val="18"/>
+              </w:rPr>
+              <w:t xml:space="preserve">8 (PRESI, a): "determinar a publicação no DOERJ".</w:t>
+            </w:r>
+          </w:p>
+        </w:tc>
+      </w:tr>
+      <w:tr>
+        <w:trPr>
+          <w:cantSplit/>
+        </w:trPr>
+        <w:tc>
+          <w:tcPr>
+            <w:tcW w:type="dxa" w:w="500"/>
+            <w:tcBorders>
+              <w:top w:val="single" w:color="A6A6A6" w:sz="4"/>
+              <w:left w:val="single" w:color="A6A6A6" w:sz="4"/>
+              <w:bottom w:val="single" w:color="A6A6A6" w:sz="4"/>
+              <w:right w:val="single" w:color="A6A6A6" w:sz="4"/>
+            </w:tcBorders>
+            <w:tcMar>
+              <w:top w:type="dxa" w:w="60"/>
+              <w:left w:type="dxa" w:w="90"/>
+              <w:bottom w:type="dxa" w:w="60"/>
+              <w:right w:type="dxa" w:w="90"/>
+            </w:tcMar>
+          </w:tcPr>
+          <w:p>
+            <w:pPr>
+              <w:spacing w:after="40"/>
+            </w:pPr>
+            <w:r>
+              <w:rPr>
+                <w:rFonts w:ascii="Arial" w:cs="Arial" w:eastAsia="Arial" w:hAnsi="Arial"/>
+                <w:b w:val="false"/>
+                <w:bCs w:val="false"/>
+                <w:sz w:val="18"/>
+                <w:szCs w:val="18"/>
+              </w:rPr>
+              <w:t xml:space="preserve">10</w:t>
+            </w:r>
+          </w:p>
+        </w:tc>
+        <w:tc>
+          <w:tcPr>
+            <w:tcW w:type="dxa" w:w="3300"/>
+            <w:tcBorders>
+              <w:top w:val="single" w:color="A6A6A6" w:sz="4"/>
+              <w:left w:val="single" w:color="A6A6A6" w:sz="4"/>
+              <w:bottom w:val="single" w:color="A6A6A6" w:sz="4"/>
+              <w:right w:val="single" w:color="A6A6A6" w:sz="4"/>
+            </w:tcBorders>
+            <w:tcMar>
+              <w:top w:type="dxa" w:w="60"/>
+              <w:left w:type="dxa" w:w="90"/>
+              <w:bottom w:type="dxa" w:w="60"/>
+              <w:right w:type="dxa" w:w="90"/>
+            </w:tcMar>
+          </w:tcPr>
+          <w:p>
+            <w:pPr>
+              <w:spacing w:after="40"/>
+            </w:pPr>
+            <w:r>
+              <w:rPr>
+                <w:rFonts w:ascii="Arial" w:cs="Arial" w:eastAsia="Arial" w:hAnsi="Arial"/>
+                <w:b w:val="false"/>
+                <w:bCs w:val="false"/>
+                <w:sz w:val="18"/>
+                <w:szCs w:val="18"/>
+              </w:rPr>
+              <w:t xml:space="preserve">PRESI: encaminhar o processo</w:t>
+            </w:r>
+          </w:p>
+        </w:tc>
+        <w:tc>
+          <w:tcPr>
+            <w:tcW w:type="dxa" w:w="1500"/>
+            <w:tcBorders>
+              <w:top w:val="single" w:color="A6A6A6" w:sz="4"/>
+              <w:left w:val="single" w:color="A6A6A6" w:sz="4"/>
+              <w:bottom w:val="single" w:color="A6A6A6" w:sz="4"/>
+              <w:right w:val="single" w:color="A6A6A6" w:sz="4"/>
+            </w:tcBorders>
+            <w:tcMar>
+              <w:top w:type="dxa" w:w="60"/>
+              <w:left w:type="dxa" w:w="90"/>
+              <w:bottom w:type="dxa" w:w="60"/>
+              <w:right w:type="dxa" w:w="90"/>
+            </w:tcMar>
+          </w:tcPr>
+          <w:p>
+            <w:pPr>
+              <w:spacing w:after="40"/>
+            </w:pPr>
+            <w:r>
+              <w:rPr>
+                <w:rFonts w:ascii="Arial" w:cs="Arial" w:eastAsia="Arial" w:hAnsi="Arial"/>
+                <w:b w:val="false"/>
+                <w:bCs w:val="false"/>
+                <w:sz w:val="18"/>
+                <w:szCs w:val="18"/>
+              </w:rPr>
+              <w:t xml:space="preserve">B.6</w:t>
+            </w:r>
+          </w:p>
+        </w:tc>
+        <w:tc>
+          <w:tcPr>
+            <w:tcW w:type="dxa" w:w="4800"/>
+            <w:tcBorders>
+              <w:top w:val="single" w:color="A6A6A6" w:sz="4"/>
+              <w:left w:val="single" w:color="A6A6A6" w:sz="4"/>
+              <w:bottom w:val="single" w:color="A6A6A6" w:sz="4"/>
+              <w:right w:val="single" w:color="A6A6A6" w:sz="4"/>
+            </w:tcBorders>
+            <w:tcMar>
+              <w:top w:type="dxa" w:w="60"/>
+              <w:left w:type="dxa" w:w="90"/>
+              <w:bottom w:type="dxa" w:w="60"/>
+              <w:right w:type="dxa" w:w="90"/>
+            </w:tcMar>
+          </w:tcPr>
+          <w:p>
+            <w:pPr>
+              <w:spacing w:after="40"/>
+            </w:pPr>
+            <w:r>
+              <w:rPr>
+                <w:rFonts w:ascii="Arial" w:cs="Arial" w:eastAsia="Arial" w:hAnsi="Arial"/>
+                <w:b w:val="false"/>
+                <w:bCs w:val="false"/>
+                <w:sz w:val="18"/>
+                <w:szCs w:val="18"/>
+              </w:rPr>
+              <w:t xml:space="preserve">GERADM como destinatária.</w:t>
+            </w:r>
+          </w:p>
+        </w:tc>
+        <w:tc>
+          <w:tcPr>
+            <w:tcW w:type="dxa" w:w="4470"/>
+            <w:tcBorders>
+              <w:top w:val="single" w:color="A6A6A6" w:sz="4"/>
+              <w:left w:val="single" w:color="A6A6A6" w:sz="4"/>
+              <w:bottom w:val="single" w:color="A6A6A6" w:sz="4"/>
+              <w:right w:val="single" w:color="A6A6A6" w:sz="4"/>
+            </w:tcBorders>
+            <w:tcMar>
+              <w:top w:type="dxa" w:w="60"/>
+              <w:left w:type="dxa" w:w="90"/>
+              <w:bottom w:type="dxa" w:w="60"/>
+              <w:right w:type="dxa" w:w="90"/>
+            </w:tcMar>
+          </w:tcPr>
+          <w:p>
+            <w:pPr>
+              <w:spacing w:after="40"/>
+            </w:pPr>
+            <w:r>
+              <w:rPr>
+                <w:rFonts w:ascii="Arial" w:cs="Arial" w:eastAsia="Arial" w:hAnsi="Arial"/>
+                <w:b w:val="false"/>
+                <w:bCs w:val="false"/>
+                <w:sz w:val="18"/>
+                <w:szCs w:val="18"/>
+              </w:rPr>
+              <w:t xml:space="preserve">8 (PRESI, d): DIRAF e Gestores do SIGFIS.</w:t>
+            </w:r>
+          </w:p>
+        </w:tc>
+      </w:tr>
+      <w:tr>
+        <w:trPr>
+          <w:cantSplit/>
+        </w:trPr>
+        <w:tc>
+          <w:tcPr>
+            <w:tcW w:type="dxa" w:w="500"/>
+            <w:tcBorders>
+              <w:top w:val="single" w:color="A6A6A6" w:sz="4"/>
+              <w:left w:val="single" w:color="A6A6A6" w:sz="4"/>
+              <w:bottom w:val="single" w:color="A6A6A6" w:sz="4"/>
+              <w:right w:val="single" w:color="A6A6A6" w:sz="4"/>
+            </w:tcBorders>
+            <w:tcMar>
+              <w:top w:type="dxa" w:w="60"/>
+              <w:left w:type="dxa" w:w="90"/>
+              <w:bottom w:type="dxa" w:w="60"/>
+              <w:right w:type="dxa" w:w="90"/>
+            </w:tcMar>
+          </w:tcPr>
+          <w:p>
+            <w:pPr>
+              <w:spacing w:after="40"/>
+            </w:pPr>
+            <w:r>
+              <w:rPr>
+                <w:rFonts w:ascii="Arial" w:cs="Arial" w:eastAsia="Arial" w:hAnsi="Arial"/>
+                <w:b w:val="false"/>
+                <w:bCs w:val="false"/>
+                <w:sz w:val="18"/>
+                <w:szCs w:val="18"/>
+              </w:rPr>
+              <w:t xml:space="preserve">11</w:t>
+            </w:r>
+          </w:p>
+        </w:tc>
+        <w:tc>
+          <w:tcPr>
+            <w:tcW w:type="dxa" w:w="3300"/>
+            <w:tcBorders>
+              <w:top w:val="single" w:color="A6A6A6" w:sz="4"/>
+              <w:left w:val="single" w:color="A6A6A6" w:sz="4"/>
+              <w:bottom w:val="single" w:color="A6A6A6" w:sz="4"/>
+              <w:right w:val="single" w:color="A6A6A6" w:sz="4"/>
+            </w:tcBorders>
+            <w:tcMar>
+              <w:top w:type="dxa" w:w="60"/>
+              <w:left w:type="dxa" w:w="90"/>
+              <w:bottom w:type="dxa" w:w="60"/>
+              <w:right w:type="dxa" w:w="90"/>
+            </w:tcMar>
+          </w:tcPr>
+          <w:p>
+            <w:pPr>
+              <w:spacing w:after="40"/>
+            </w:pPr>
+            <w:r>
+              <w:rPr>
+                <w:rFonts w:ascii="Arial" w:cs="Arial" w:eastAsia="Arial" w:hAnsi="Arial"/>
+                <w:b w:val="false"/>
+                <w:bCs w:val="false"/>
+                <w:sz w:val="18"/>
+                <w:szCs w:val="18"/>
+              </w:rPr>
+              <w:t xml:space="preserve">Criar a Contratação no SIGA</w:t>
+            </w:r>
+          </w:p>
+        </w:tc>
+        <w:tc>
+          <w:tcPr>
+            <w:tcW w:type="dxa" w:w="1500"/>
+            <w:tcBorders>
+              <w:top w:val="single" w:color="A6A6A6" w:sz="4"/>
+              <w:left w:val="single" w:color="A6A6A6" w:sz="4"/>
+              <w:bottom w:val="single" w:color="A6A6A6" w:sz="4"/>
+              <w:right w:val="single" w:color="A6A6A6" w:sz="4"/>
+            </w:tcBorders>
+            <w:tcMar>
+              <w:top w:type="dxa" w:w="60"/>
+              <w:left w:type="dxa" w:w="90"/>
+              <w:bottom w:type="dxa" w:w="60"/>
+              <w:right w:type="dxa" w:w="90"/>
+            </w:tcMar>
+          </w:tcPr>
+          <w:p>
+            <w:pPr>
+              <w:spacing w:after="40"/>
+            </w:pPr>
+            <w:r>
+              <w:rPr>
+                <w:rFonts w:ascii="Arial" w:cs="Arial" w:eastAsia="Arial" w:hAnsi="Arial"/>
+                <w:b w:val="false"/>
+                <w:bCs w:val="false"/>
+                <w:sz w:val="18"/>
+                <w:szCs w:val="18"/>
+              </w:rPr>
+              <w:t xml:space="preserve">B.7</w:t>
+            </w:r>
+          </w:p>
+        </w:tc>
+        <w:tc>
+          <w:tcPr>
+            <w:tcW w:type="dxa" w:w="4800"/>
+            <w:tcBorders>
+              <w:top w:val="single" w:color="A6A6A6" w:sz="4"/>
+              <w:left w:val="single" w:color="A6A6A6" w:sz="4"/>
+              <w:bottom w:val="single" w:color="A6A6A6" w:sz="4"/>
+              <w:right w:val="single" w:color="A6A6A6" w:sz="4"/>
+            </w:tcBorders>
+            <w:tcMar>
+              <w:top w:type="dxa" w:w="60"/>
+              <w:left w:type="dxa" w:w="90"/>
+              <w:bottom w:type="dxa" w:w="60"/>
+              <w:right w:type="dxa" w:w="90"/>
+            </w:tcMar>
+          </w:tcPr>
+          <w:p>
+            <w:pPr>
+              <w:spacing w:after="40"/>
+            </w:pPr>
+            <w:r>
+              <w:rPr>
+                <w:rFonts w:ascii="Arial" w:cs="Arial" w:eastAsia="Arial" w:hAnsi="Arial"/>
+                <w:b w:val="false"/>
+                <w:bCs w:val="false"/>
+                <w:sz w:val="18"/>
+                <w:szCs w:val="18"/>
+              </w:rPr>
+              <w:t xml:space="preserve">Remessa do processo à DIRAF.</w:t>
+            </w:r>
+          </w:p>
+        </w:tc>
+        <w:tc>
+          <w:tcPr>
+            <w:tcW w:type="dxa" w:w="4470"/>
+            <w:tcBorders>
+              <w:top w:val="single" w:color="A6A6A6" w:sz="4"/>
+              <w:left w:val="single" w:color="A6A6A6" w:sz="4"/>
+              <w:bottom w:val="single" w:color="A6A6A6" w:sz="4"/>
+              <w:right w:val="single" w:color="A6A6A6" w:sz="4"/>
+            </w:tcBorders>
+            <w:tcMar>
+              <w:top w:type="dxa" w:w="60"/>
+              <w:left w:type="dxa" w:w="90"/>
+              <w:bottom w:type="dxa" w:w="60"/>
+              <w:right w:type="dxa" w:w="90"/>
+            </w:tcMar>
+          </w:tcPr>
+          <w:p>
+            <w:pPr>
+              <w:spacing w:after="40"/>
+            </w:pPr>
+            <w:r>
+              <w:rPr>
+                <w:rFonts w:ascii="Arial" w:cs="Arial" w:eastAsia="Arial" w:hAnsi="Arial"/>
+                <w:b w:val="false"/>
+                <w:bCs w:val="false"/>
+                <w:sz w:val="18"/>
+                <w:szCs w:val="18"/>
+              </w:rPr>
+              <w:t xml:space="preserve">3 (2º b): "a GERADM faz a contratação no SIGA", sem remessa à DIRAF.</w:t>
+            </w:r>
+          </w:p>
+        </w:tc>
+      </w:tr>
+      <w:tr>
+        <w:trPr>
+          <w:cantSplit/>
+        </w:trPr>
+        <w:tc>
+          <w:tcPr>
+            <w:tcW w:type="dxa" w:w="500"/>
+            <w:tcBorders>
+              <w:top w:val="single" w:color="A6A6A6" w:sz="4"/>
+              <w:left w:val="single" w:color="A6A6A6" w:sz="4"/>
+              <w:bottom w:val="single" w:color="A6A6A6" w:sz="4"/>
+              <w:right w:val="single" w:color="A6A6A6" w:sz="4"/>
+            </w:tcBorders>
+            <w:tcMar>
+              <w:top w:type="dxa" w:w="60"/>
+              <w:left w:type="dxa" w:w="90"/>
+              <w:bottom w:type="dxa" w:w="60"/>
+              <w:right w:type="dxa" w:w="90"/>
+            </w:tcMar>
+          </w:tcPr>
+          <w:p>
+            <w:pPr>
+              <w:spacing w:after="40"/>
+            </w:pPr>
+            <w:r>
+              <w:rPr>
+                <w:rFonts w:ascii="Arial" w:cs="Arial" w:eastAsia="Arial" w:hAnsi="Arial"/>
+                <w:b w:val="false"/>
+                <w:bCs w:val="false"/>
+                <w:sz w:val="18"/>
+                <w:szCs w:val="18"/>
+              </w:rPr>
+              <w:t xml:space="preserve">12</w:t>
+            </w:r>
+          </w:p>
+        </w:tc>
+        <w:tc>
+          <w:tcPr>
+            <w:tcW w:type="dxa" w:w="3300"/>
+            <w:tcBorders>
+              <w:top w:val="single" w:color="A6A6A6" w:sz="4"/>
+              <w:left w:val="single" w:color="A6A6A6" w:sz="4"/>
+              <w:bottom w:val="single" w:color="A6A6A6" w:sz="4"/>
+              <w:right w:val="single" w:color="A6A6A6" w:sz="4"/>
+            </w:tcBorders>
+            <w:tcMar>
+              <w:top w:type="dxa" w:w="60"/>
+              <w:left w:type="dxa" w:w="90"/>
+              <w:bottom w:type="dxa" w:w="60"/>
+              <w:right w:type="dxa" w:w="90"/>
+            </w:tcMar>
+          </w:tcPr>
+          <w:p>
+            <w:pPr>
+              <w:spacing w:after="40"/>
+            </w:pPr>
+            <w:r>
+              <w:rPr>
+                <w:rFonts w:ascii="Arial" w:cs="Arial" w:eastAsia="Arial" w:hAnsi="Arial"/>
+                <w:b w:val="false"/>
+                <w:bCs w:val="false"/>
+                <w:sz w:val="18"/>
+                <w:szCs w:val="18"/>
+              </w:rPr>
+              <w:t xml:space="preserve">Aprovar a Contratação no SIGA</w:t>
+            </w:r>
+          </w:p>
+        </w:tc>
+        <w:tc>
+          <w:tcPr>
+            <w:tcW w:type="dxa" w:w="1500"/>
+            <w:tcBorders>
+              <w:top w:val="single" w:color="A6A6A6" w:sz="4"/>
+              <w:left w:val="single" w:color="A6A6A6" w:sz="4"/>
+              <w:bottom w:val="single" w:color="A6A6A6" w:sz="4"/>
+              <w:right w:val="single" w:color="A6A6A6" w:sz="4"/>
+            </w:tcBorders>
+            <w:tcMar>
+              <w:top w:type="dxa" w:w="60"/>
+              <w:left w:type="dxa" w:w="90"/>
+              <w:bottom w:type="dxa" w:w="60"/>
+              <w:right w:type="dxa" w:w="90"/>
+            </w:tcMar>
+          </w:tcPr>
+          <w:p>
+            <w:pPr>
+              <w:spacing w:after="40"/>
+            </w:pPr>
+            <w:r>
+              <w:rPr>
+                <w:rFonts w:ascii="Arial" w:cs="Arial" w:eastAsia="Arial" w:hAnsi="Arial"/>
+                <w:b w:val="false"/>
+                <w:bCs w:val="false"/>
+                <w:sz w:val="18"/>
+                <w:szCs w:val="18"/>
+              </w:rPr>
+              <w:t xml:space="preserve">B.8</w:t>
+            </w:r>
+          </w:p>
+        </w:tc>
+        <w:tc>
+          <w:tcPr>
+            <w:tcW w:type="dxa" w:w="4800"/>
+            <w:tcBorders>
+              <w:top w:val="single" w:color="A6A6A6" w:sz="4"/>
+              <w:left w:val="single" w:color="A6A6A6" w:sz="4"/>
+              <w:bottom w:val="single" w:color="A6A6A6" w:sz="4"/>
+              <w:right w:val="single" w:color="A6A6A6" w:sz="4"/>
+            </w:tcBorders>
+            <w:tcMar>
+              <w:top w:type="dxa" w:w="60"/>
+              <w:left w:type="dxa" w:w="90"/>
+              <w:bottom w:type="dxa" w:w="60"/>
+              <w:right w:type="dxa" w:w="90"/>
+            </w:tcMar>
+          </w:tcPr>
+          <w:p>
+            <w:pPr>
+              <w:spacing w:after="40"/>
+            </w:pPr>
+            <w:r>
+              <w:rPr>
+                <w:rFonts w:ascii="Arial" w:cs="Arial" w:eastAsia="Arial" w:hAnsi="Arial"/>
+                <w:b w:val="false"/>
+                <w:bCs w:val="false"/>
+                <w:sz w:val="18"/>
+                <w:szCs w:val="18"/>
+              </w:rPr>
+              <w:t xml:space="preserve">Solicitação à DIRPLA/GERORT da autorização da emissão da NAD.</w:t>
+            </w:r>
+          </w:p>
+        </w:tc>
+        <w:tc>
+          <w:tcPr>
+            <w:tcW w:type="dxa" w:w="4470"/>
+            <w:tcBorders>
+              <w:top w:val="single" w:color="A6A6A6" w:sz="4"/>
+              <w:left w:val="single" w:color="A6A6A6" w:sz="4"/>
+              <w:bottom w:val="single" w:color="A6A6A6" w:sz="4"/>
+              <w:right w:val="single" w:color="A6A6A6" w:sz="4"/>
+            </w:tcBorders>
+            <w:tcMar>
+              <w:top w:type="dxa" w:w="60"/>
+              <w:left w:type="dxa" w:w="90"/>
+              <w:bottom w:type="dxa" w:w="60"/>
+              <w:right w:type="dxa" w:w="90"/>
+            </w:tcMar>
+          </w:tcPr>
+          <w:p>
+            <w:pPr>
+              <w:spacing w:after="40"/>
+            </w:pPr>
+            <w:r>
+              <w:rPr>
+                <w:rFonts w:ascii="Arial" w:cs="Arial" w:eastAsia="Arial" w:hAnsi="Arial"/>
+                <w:b w:val="false"/>
+                <w:bCs w:val="false"/>
+                <w:sz w:val="18"/>
+                <w:szCs w:val="18"/>
+              </w:rPr>
+              <w:t xml:space="preserve">Item 5: a PRESI aprova e encaminha à DIRPLA/GERORT "que irá emitir a NAD".</w:t>
+            </w:r>
+          </w:p>
+        </w:tc>
+      </w:tr>
+      <w:tr>
+        <w:trPr>
+          <w:cantSplit/>
+        </w:trPr>
+        <w:tc>
+          <w:tcPr>
+            <w:tcW w:type="dxa" w:w="500"/>
+            <w:tcBorders>
+              <w:top w:val="single" w:color="A6A6A6" w:sz="4"/>
+              <w:left w:val="single" w:color="A6A6A6" w:sz="4"/>
+              <w:bottom w:val="single" w:color="A6A6A6" w:sz="4"/>
+              <w:right w:val="single" w:color="A6A6A6" w:sz="4"/>
+            </w:tcBorders>
+            <w:tcMar>
+              <w:top w:type="dxa" w:w="60"/>
+              <w:left w:type="dxa" w:w="90"/>
+              <w:bottom w:type="dxa" w:w="60"/>
+              <w:right w:type="dxa" w:w="90"/>
+            </w:tcMar>
+          </w:tcPr>
+          <w:p>
+            <w:pPr>
+              <w:spacing w:after="40"/>
+            </w:pPr>
+            <w:r>
+              <w:rPr>
+                <w:rFonts w:ascii="Arial" w:cs="Arial" w:eastAsia="Arial" w:hAnsi="Arial"/>
+                <w:b w:val="false"/>
+                <w:bCs w:val="false"/>
+                <w:sz w:val="18"/>
+                <w:szCs w:val="18"/>
+              </w:rPr>
+              <w:t xml:space="preserve">13</w:t>
+            </w:r>
+          </w:p>
+        </w:tc>
+        <w:tc>
+          <w:tcPr>
+            <w:tcW w:type="dxa" w:w="3300"/>
+            <w:tcBorders>
+              <w:top w:val="single" w:color="A6A6A6" w:sz="4"/>
+              <w:left w:val="single" w:color="A6A6A6" w:sz="4"/>
+              <w:bottom w:val="single" w:color="A6A6A6" w:sz="4"/>
+              <w:right w:val="single" w:color="A6A6A6" w:sz="4"/>
+            </w:tcBorders>
+            <w:tcMar>
+              <w:top w:type="dxa" w:w="60"/>
+              <w:left w:type="dxa" w:w="90"/>
+              <w:bottom w:type="dxa" w:w="60"/>
+              <w:right w:type="dxa" w:w="90"/>
+            </w:tcMar>
+          </w:tcPr>
+          <w:p>
+            <w:pPr>
+              <w:spacing w:after="40"/>
+            </w:pPr>
+            <w:r>
+              <w:rPr>
+                <w:rFonts w:ascii="Arial" w:cs="Arial" w:eastAsia="Arial" w:hAnsi="Arial"/>
+                <w:b w:val="false"/>
+                <w:bCs w:val="false"/>
+                <w:sz w:val="18"/>
+                <w:szCs w:val="18"/>
+              </w:rPr>
+              <w:t xml:space="preserve">Emitir a NAD</w:t>
+            </w:r>
+          </w:p>
+        </w:tc>
+        <w:tc>
+          <w:tcPr>
+            <w:tcW w:type="dxa" w:w="1500"/>
+            <w:tcBorders>
+              <w:top w:val="single" w:color="A6A6A6" w:sz="4"/>
+              <w:left w:val="single" w:color="A6A6A6" w:sz="4"/>
+              <w:bottom w:val="single" w:color="A6A6A6" w:sz="4"/>
+              <w:right w:val="single" w:color="A6A6A6" w:sz="4"/>
+            </w:tcBorders>
+            <w:tcMar>
+              <w:top w:type="dxa" w:w="60"/>
+              <w:left w:type="dxa" w:w="90"/>
+              <w:bottom w:type="dxa" w:w="60"/>
+              <w:right w:type="dxa" w:w="90"/>
+            </w:tcMar>
+          </w:tcPr>
+          <w:p>
+            <w:pPr>
+              <w:spacing w:after="40"/>
+            </w:pPr>
+            <w:r>
+              <w:rPr>
+                <w:rFonts w:ascii="Arial" w:cs="Arial" w:eastAsia="Arial" w:hAnsi="Arial"/>
+                <w:b w:val="false"/>
+                <w:bCs w:val="false"/>
+                <w:sz w:val="18"/>
+                <w:szCs w:val="18"/>
+              </w:rPr>
+              <w:t xml:space="preserve">B.9</w:t>
+            </w:r>
+          </w:p>
+        </w:tc>
+        <w:tc>
+          <w:tcPr>
+            <w:tcW w:type="dxa" w:w="4800"/>
+            <w:tcBorders>
+              <w:top w:val="single" w:color="A6A6A6" w:sz="4"/>
+              <w:left w:val="single" w:color="A6A6A6" w:sz="4"/>
+              <w:bottom w:val="single" w:color="A6A6A6" w:sz="4"/>
+              <w:right w:val="single" w:color="A6A6A6" w:sz="4"/>
+            </w:tcBorders>
+            <w:tcMar>
+              <w:top w:type="dxa" w:w="60"/>
+              <w:left w:type="dxa" w:w="90"/>
+              <w:bottom w:type="dxa" w:w="60"/>
+              <w:right w:type="dxa" w:w="90"/>
+            </w:tcMar>
+          </w:tcPr>
+          <w:p>
+            <w:pPr>
+              <w:spacing w:after="40"/>
+            </w:pPr>
+            <w:r>
+              <w:rPr>
+                <w:rFonts w:ascii="Arial" w:cs="Arial" w:eastAsia="Arial" w:hAnsi="Arial"/>
+                <w:b w:val="false"/>
+                <w:bCs w:val="false"/>
+                <w:sz w:val="18"/>
+                <w:szCs w:val="18"/>
+              </w:rPr>
+              <w:t xml:space="preserve">Verificação prévia do processo e "no sistema SIGA".</w:t>
+            </w:r>
+          </w:p>
+        </w:tc>
+        <w:tc>
+          <w:tcPr>
+            <w:tcW w:type="dxa" w:w="4470"/>
+            <w:tcBorders>
+              <w:top w:val="single" w:color="A6A6A6" w:sz="4"/>
+              <w:left w:val="single" w:color="A6A6A6" w:sz="4"/>
+              <w:bottom w:val="single" w:color="A6A6A6" w:sz="4"/>
+              <w:right w:val="single" w:color="A6A6A6" w:sz="4"/>
+            </w:tcBorders>
+            <w:tcMar>
+              <w:top w:type="dxa" w:w="60"/>
+              <w:left w:type="dxa" w:w="90"/>
+              <w:bottom w:type="dxa" w:w="60"/>
+              <w:right w:type="dxa" w:w="90"/>
+            </w:tcMar>
+          </w:tcPr>
+          <w:p>
+            <w:pPr>
+              <w:spacing w:after="40"/>
+            </w:pPr>
+            <w:r>
+              <w:rPr>
+                <w:rFonts w:ascii="Arial" w:cs="Arial" w:eastAsia="Arial" w:hAnsi="Arial"/>
+                <w:b w:val="false"/>
+                <w:bCs w:val="false"/>
+                <w:sz w:val="18"/>
+                <w:szCs w:val="18"/>
+              </w:rPr>
+              <w:t xml:space="preserve">4a: "emite a NAD e faz o planejamento".</w:t>
+            </w:r>
+          </w:p>
+        </w:tc>
+      </w:tr>
+      <w:tr>
+        <w:trPr>
+          <w:cantSplit/>
+        </w:trPr>
+        <w:tc>
+          <w:tcPr>
+            <w:tcW w:type="dxa" w:w="500"/>
+            <w:tcBorders>
+              <w:top w:val="single" w:color="A6A6A6" w:sz="4"/>
+              <w:left w:val="single" w:color="A6A6A6" w:sz="4"/>
+              <w:bottom w:val="single" w:color="A6A6A6" w:sz="4"/>
+              <w:right w:val="single" w:color="A6A6A6" w:sz="4"/>
+            </w:tcBorders>
+            <w:tcMar>
+              <w:top w:type="dxa" w:w="60"/>
+              <w:left w:type="dxa" w:w="90"/>
+              <w:bottom w:type="dxa" w:w="60"/>
+              <w:right w:type="dxa" w:w="90"/>
+            </w:tcMar>
+          </w:tcPr>
+          <w:p>
+            <w:pPr>
+              <w:spacing w:after="40"/>
+            </w:pPr>
+            <w:r>
+              <w:rPr>
+                <w:rFonts w:ascii="Arial" w:cs="Arial" w:eastAsia="Arial" w:hAnsi="Arial"/>
+                <w:b w:val="false"/>
+                <w:bCs w:val="false"/>
+                <w:sz w:val="18"/>
+                <w:szCs w:val="18"/>
+              </w:rPr>
+              <w:t xml:space="preserve">14</w:t>
+            </w:r>
+          </w:p>
+        </w:tc>
+        <w:tc>
+          <w:tcPr>
+            <w:tcW w:type="dxa" w:w="3300"/>
+            <w:tcBorders>
+              <w:top w:val="single" w:color="A6A6A6" w:sz="4"/>
+              <w:left w:val="single" w:color="A6A6A6" w:sz="4"/>
+              <w:bottom w:val="single" w:color="A6A6A6" w:sz="4"/>
+              <w:right w:val="single" w:color="A6A6A6" w:sz="4"/>
+            </w:tcBorders>
+            <w:tcMar>
+              <w:top w:type="dxa" w:w="60"/>
+              <w:left w:type="dxa" w:w="90"/>
+              <w:bottom w:type="dxa" w:w="60"/>
+              <w:right w:type="dxa" w:w="90"/>
+            </w:tcMar>
+          </w:tcPr>
+          <w:p>
+            <w:pPr>
+              <w:spacing w:after="40"/>
+            </w:pPr>
+            <w:r>
+              <w:rPr>
+                <w:rFonts w:ascii="Arial" w:cs="Arial" w:eastAsia="Arial" w:hAnsi="Arial"/>
+                <w:b w:val="false"/>
+                <w:bCs w:val="false"/>
+                <w:sz w:val="18"/>
+                <w:szCs w:val="18"/>
+              </w:rPr>
+              <w:t xml:space="preserve">Encaminhar à CHEGAB</w:t>
+            </w:r>
+          </w:p>
+        </w:tc>
+        <w:tc>
+          <w:tcPr>
+            <w:tcW w:type="dxa" w:w="1500"/>
+            <w:tcBorders>
+              <w:top w:val="single" w:color="A6A6A6" w:sz="4"/>
+              <w:left w:val="single" w:color="A6A6A6" w:sz="4"/>
+              <w:bottom w:val="single" w:color="A6A6A6" w:sz="4"/>
+              <w:right w:val="single" w:color="A6A6A6" w:sz="4"/>
+            </w:tcBorders>
+            <w:tcMar>
+              <w:top w:type="dxa" w:w="60"/>
+              <w:left w:type="dxa" w:w="90"/>
+              <w:bottom w:type="dxa" w:w="60"/>
+              <w:right w:type="dxa" w:w="90"/>
+            </w:tcMar>
+          </w:tcPr>
+          <w:p>
+            <w:pPr>
+              <w:spacing w:after="40"/>
+            </w:pPr>
+            <w:r>
+              <w:rPr>
+                <w:rFonts w:ascii="Arial" w:cs="Arial" w:eastAsia="Arial" w:hAnsi="Arial"/>
+                <w:b w:val="false"/>
+                <w:bCs w:val="false"/>
+                <w:sz w:val="18"/>
+                <w:szCs w:val="18"/>
+              </w:rPr>
+              <w:t xml:space="preserve">B.9</w:t>
+            </w:r>
+          </w:p>
+        </w:tc>
+        <w:tc>
+          <w:tcPr>
+            <w:tcW w:type="dxa" w:w="4800"/>
+            <w:tcBorders>
+              <w:top w:val="single" w:color="A6A6A6" w:sz="4"/>
+              <w:left w:val="single" w:color="A6A6A6" w:sz="4"/>
+              <w:bottom w:val="single" w:color="A6A6A6" w:sz="4"/>
+              <w:right w:val="single" w:color="A6A6A6" w:sz="4"/>
+            </w:tcBorders>
+            <w:tcMar>
+              <w:top w:type="dxa" w:w="60"/>
+              <w:left w:type="dxa" w:w="90"/>
+              <w:bottom w:type="dxa" w:w="60"/>
+              <w:right w:type="dxa" w:w="90"/>
+            </w:tcMar>
+          </w:tcPr>
+          <w:p>
+            <w:pPr>
+              <w:spacing w:after="40"/>
+            </w:pPr>
+            <w:r>
+              <w:rPr>
+                <w:rFonts w:ascii="Arial" w:cs="Arial" w:eastAsia="Arial" w:hAnsi="Arial"/>
+                <w:b w:val="false"/>
+                <w:bCs w:val="false"/>
+                <w:sz w:val="18"/>
+                <w:szCs w:val="18"/>
+              </w:rPr>
+              <w:t xml:space="preserve">Solicitação de autorização da emissão de empenho pelo Presidente.</w:t>
+            </w:r>
+          </w:p>
+        </w:tc>
+        <w:tc>
+          <w:tcPr>
+            <w:tcW w:type="dxa" w:w="4470"/>
+            <w:tcBorders>
+              <w:top w:val="single" w:color="A6A6A6" w:sz="4"/>
+              <w:left w:val="single" w:color="A6A6A6" w:sz="4"/>
+              <w:bottom w:val="single" w:color="A6A6A6" w:sz="4"/>
+              <w:right w:val="single" w:color="A6A6A6" w:sz="4"/>
+            </w:tcBorders>
+            <w:tcMar>
+              <w:top w:type="dxa" w:w="60"/>
+              <w:left w:type="dxa" w:w="90"/>
+              <w:bottom w:type="dxa" w:w="60"/>
+              <w:right w:type="dxa" w:w="90"/>
+            </w:tcMar>
+          </w:tcPr>
+          <w:p>
+            <w:pPr>
+              <w:spacing w:after="40"/>
+            </w:pPr>
+            <w:r>
+              <w:rPr>
+                <w:rFonts w:ascii="Arial" w:cs="Arial" w:eastAsia="Arial" w:hAnsi="Arial"/>
+                <w:b w:val="false"/>
+                <w:bCs w:val="false"/>
+                <w:sz w:val="18"/>
+                <w:szCs w:val="18"/>
+              </w:rPr>
+              <w:t xml:space="preserve">4b: "para autorização da NAD".</w:t>
+            </w:r>
+          </w:p>
+        </w:tc>
+      </w:tr>
+      <w:tr>
+        <w:trPr>
+          <w:cantSplit/>
+        </w:trPr>
+        <w:tc>
+          <w:tcPr>
+            <w:tcW w:type="dxa" w:w="500"/>
+            <w:tcBorders>
+              <w:top w:val="single" w:color="A6A6A6" w:sz="4"/>
+              <w:left w:val="single" w:color="A6A6A6" w:sz="4"/>
+              <w:bottom w:val="single" w:color="A6A6A6" w:sz="4"/>
+              <w:right w:val="single" w:color="A6A6A6" w:sz="4"/>
+            </w:tcBorders>
+            <w:tcMar>
+              <w:top w:type="dxa" w:w="60"/>
+              <w:left w:type="dxa" w:w="90"/>
+              <w:bottom w:type="dxa" w:w="60"/>
+              <w:right w:type="dxa" w:w="90"/>
+            </w:tcMar>
+          </w:tcPr>
+          <w:p>
+            <w:pPr>
+              <w:spacing w:after="40"/>
+            </w:pPr>
+            <w:r>
+              <w:rPr>
+                <w:rFonts w:ascii="Arial" w:cs="Arial" w:eastAsia="Arial" w:hAnsi="Arial"/>
+                <w:b w:val="false"/>
+                <w:bCs w:val="false"/>
+                <w:sz w:val="18"/>
+                <w:szCs w:val="18"/>
+              </w:rPr>
+              <w:t xml:space="preserve">15</w:t>
+            </w:r>
+          </w:p>
+        </w:tc>
+        <w:tc>
+          <w:tcPr>
+            <w:tcW w:type="dxa" w:w="3300"/>
+            <w:tcBorders>
+              <w:top w:val="single" w:color="A6A6A6" w:sz="4"/>
+              <w:left w:val="single" w:color="A6A6A6" w:sz="4"/>
+              <w:bottom w:val="single" w:color="A6A6A6" w:sz="4"/>
+              <w:right w:val="single" w:color="A6A6A6" w:sz="4"/>
+            </w:tcBorders>
+            <w:tcMar>
+              <w:top w:type="dxa" w:w="60"/>
+              <w:left w:type="dxa" w:w="90"/>
+              <w:bottom w:type="dxa" w:w="60"/>
+              <w:right w:type="dxa" w:w="90"/>
+            </w:tcMar>
+          </w:tcPr>
+          <w:p>
+            <w:pPr>
+              <w:spacing w:after="40"/>
+            </w:pPr>
+            <w:r>
+              <w:rPr>
+                <w:rFonts w:ascii="Arial" w:cs="Arial" w:eastAsia="Arial" w:hAnsi="Arial"/>
+                <w:b w:val="false"/>
+                <w:bCs w:val="false"/>
+                <w:sz w:val="18"/>
+                <w:szCs w:val="18"/>
+              </w:rPr>
+              <w:t xml:space="preserve">CHEGAB: encaminhar ao Presidente</w:t>
+            </w:r>
+          </w:p>
+        </w:tc>
+        <w:tc>
+          <w:tcPr>
+            <w:tcW w:type="dxa" w:w="1500"/>
+            <w:tcBorders>
+              <w:top w:val="single" w:color="A6A6A6" w:sz="4"/>
+              <w:left w:val="single" w:color="A6A6A6" w:sz="4"/>
+              <w:bottom w:val="single" w:color="A6A6A6" w:sz="4"/>
+              <w:right w:val="single" w:color="A6A6A6" w:sz="4"/>
+            </w:tcBorders>
+            <w:tcMar>
+              <w:top w:type="dxa" w:w="60"/>
+              <w:left w:type="dxa" w:w="90"/>
+              <w:bottom w:type="dxa" w:w="60"/>
+              <w:right w:type="dxa" w:w="90"/>
+            </w:tcMar>
+          </w:tcPr>
+          <w:p>
+            <w:pPr>
+              <w:spacing w:after="40"/>
+            </w:pPr>
+            <w:r>
+              <w:rPr>
+                <w:rFonts w:ascii="Arial" w:cs="Arial" w:eastAsia="Arial" w:hAnsi="Arial"/>
+                <w:b w:val="false"/>
+                <w:bCs w:val="false"/>
+                <w:sz w:val="18"/>
+                <w:szCs w:val="18"/>
+              </w:rPr>
+              <w:t xml:space="preserve">B.10</w:t>
+            </w:r>
+          </w:p>
+        </w:tc>
+        <w:tc>
+          <w:tcPr>
+            <w:tcW w:type="dxa" w:w="4800"/>
+            <w:tcBorders>
+              <w:top w:val="single" w:color="A6A6A6" w:sz="4"/>
+              <w:left w:val="single" w:color="A6A6A6" w:sz="4"/>
+              <w:bottom w:val="single" w:color="A6A6A6" w:sz="4"/>
+              <w:right w:val="single" w:color="A6A6A6" w:sz="4"/>
+            </w:tcBorders>
+            <w:tcMar>
+              <w:top w:type="dxa" w:w="60"/>
+              <w:left w:type="dxa" w:w="90"/>
+              <w:bottom w:type="dxa" w:w="60"/>
+              <w:right w:type="dxa" w:w="90"/>
+            </w:tcMar>
+          </w:tcPr>
+          <w:p>
+            <w:pPr>
+              <w:spacing w:after="40"/>
+            </w:pPr>
+            <w:r>
+              <w:rPr>
+                <w:rFonts w:ascii="Arial" w:cs="Arial" w:eastAsia="Arial" w:hAnsi="Arial"/>
+                <w:b w:val="false"/>
+                <w:bCs w:val="false"/>
+                <w:sz w:val="18"/>
+                <w:szCs w:val="18"/>
+              </w:rPr>
+              <w:t xml:space="preserve">Autorização do empenhamento da despesa.</w:t>
+            </w:r>
+          </w:p>
+        </w:tc>
+        <w:tc>
+          <w:tcPr>
+            <w:tcW w:type="dxa" w:w="4470"/>
+            <w:tcBorders>
+              <w:top w:val="single" w:color="A6A6A6" w:sz="4"/>
+              <w:left w:val="single" w:color="A6A6A6" w:sz="4"/>
+              <w:bottom w:val="single" w:color="A6A6A6" w:sz="4"/>
+              <w:right w:val="single" w:color="A6A6A6" w:sz="4"/>
+            </w:tcBorders>
+            <w:tcMar>
+              <w:top w:type="dxa" w:w="60"/>
+              <w:left w:type="dxa" w:w="90"/>
+              <w:bottom w:type="dxa" w:w="60"/>
+              <w:right w:type="dxa" w:w="90"/>
+            </w:tcMar>
+          </w:tcPr>
+          <w:p>
+            <w:pPr>
+              <w:spacing w:after="40"/>
+            </w:pPr>
+            <w:r>
+              <w:rPr>
+                <w:rFonts w:ascii="Arial" w:cs="Arial" w:eastAsia="Arial" w:hAnsi="Arial"/>
+                <w:b w:val="false"/>
+                <w:bCs w:val="false"/>
+                <w:sz w:val="18"/>
+                <w:szCs w:val="18"/>
+              </w:rPr>
+              <w:t xml:space="preserve">5b: "autorização da NAD".</w:t>
+            </w:r>
+          </w:p>
+        </w:tc>
+      </w:tr>
+      <w:tr>
+        <w:trPr>
+          <w:cantSplit/>
+        </w:trPr>
+        <w:tc>
+          <w:tcPr>
+            <w:tcW w:type="dxa" w:w="500"/>
+            <w:tcBorders>
+              <w:top w:val="single" w:color="A6A6A6" w:sz="4"/>
+              <w:left w:val="single" w:color="A6A6A6" w:sz="4"/>
+              <w:bottom w:val="single" w:color="A6A6A6" w:sz="4"/>
+              <w:right w:val="single" w:color="A6A6A6" w:sz="4"/>
+            </w:tcBorders>
+            <w:tcMar>
+              <w:top w:type="dxa" w:w="60"/>
+              <w:left w:type="dxa" w:w="90"/>
+              <w:bottom w:type="dxa" w:w="60"/>
+              <w:right w:type="dxa" w:w="90"/>
+            </w:tcMar>
+          </w:tcPr>
+          <w:p>
+            <w:pPr>
+              <w:spacing w:after="40"/>
+            </w:pPr>
+            <w:r>
+              <w:rPr>
+                <w:rFonts w:ascii="Arial" w:cs="Arial" w:eastAsia="Arial" w:hAnsi="Arial"/>
+                <w:b w:val="false"/>
+                <w:bCs w:val="false"/>
+                <w:sz w:val="18"/>
+                <w:szCs w:val="18"/>
+              </w:rPr>
+              <w:t xml:space="preserve">16</w:t>
+            </w:r>
+          </w:p>
+        </w:tc>
+        <w:tc>
+          <w:tcPr>
+            <w:tcW w:type="dxa" w:w="3300"/>
+            <w:tcBorders>
+              <w:top w:val="single" w:color="A6A6A6" w:sz="4"/>
+              <w:left w:val="single" w:color="A6A6A6" w:sz="4"/>
+              <w:bottom w:val="single" w:color="A6A6A6" w:sz="4"/>
+              <w:right w:val="single" w:color="A6A6A6" w:sz="4"/>
+            </w:tcBorders>
+            <w:tcMar>
+              <w:top w:type="dxa" w:w="60"/>
+              <w:left w:type="dxa" w:w="90"/>
+              <w:bottom w:type="dxa" w:w="60"/>
+              <w:right w:type="dxa" w:w="90"/>
+            </w:tcMar>
+          </w:tcPr>
+          <w:p>
+            <w:pPr>
+              <w:spacing w:after="40"/>
+            </w:pPr>
+            <w:r>
+              <w:rPr>
+                <w:rFonts w:ascii="Arial" w:cs="Arial" w:eastAsia="Arial" w:hAnsi="Arial"/>
+                <w:b w:val="false"/>
+                <w:bCs w:val="false"/>
+                <w:sz w:val="18"/>
+                <w:szCs w:val="18"/>
+              </w:rPr>
+              <w:t xml:space="preserve">Registro do contrato no TCE-RJ</w:t>
+            </w:r>
+          </w:p>
+        </w:tc>
+        <w:tc>
+          <w:tcPr>
+            <w:tcW w:type="dxa" w:w="1500"/>
+            <w:tcBorders>
+              <w:top w:val="single" w:color="A6A6A6" w:sz="4"/>
+              <w:left w:val="single" w:color="A6A6A6" w:sz="4"/>
+              <w:bottom w:val="single" w:color="A6A6A6" w:sz="4"/>
+              <w:right w:val="single" w:color="A6A6A6" w:sz="4"/>
+            </w:tcBorders>
+            <w:tcMar>
+              <w:top w:type="dxa" w:w="60"/>
+              <w:left w:type="dxa" w:w="90"/>
+              <w:bottom w:type="dxa" w:w="60"/>
+              <w:right w:type="dxa" w:w="90"/>
+            </w:tcMar>
+          </w:tcPr>
+          <w:p>
+            <w:pPr>
+              <w:spacing w:after="40"/>
+            </w:pPr>
+            <w:r>
+              <w:rPr>
+                <w:rFonts w:ascii="Arial" w:cs="Arial" w:eastAsia="Arial" w:hAnsi="Arial"/>
+                <w:b w:val="false"/>
+                <w:bCs w:val="false"/>
+                <w:sz w:val="18"/>
+                <w:szCs w:val="18"/>
+              </w:rPr>
+              <w:t xml:space="preserve">B.12</w:t>
+            </w:r>
+          </w:p>
+        </w:tc>
+        <w:tc>
+          <w:tcPr>
+            <w:tcW w:type="dxa" w:w="4800"/>
+            <w:tcBorders>
+              <w:top w:val="single" w:color="A6A6A6" w:sz="4"/>
+              <w:left w:val="single" w:color="A6A6A6" w:sz="4"/>
+              <w:bottom w:val="single" w:color="A6A6A6" w:sz="4"/>
+              <w:right w:val="single" w:color="A6A6A6" w:sz="4"/>
+            </w:tcBorders>
+            <w:tcMar>
+              <w:top w:type="dxa" w:w="60"/>
+              <w:left w:type="dxa" w:w="90"/>
+              <w:bottom w:type="dxa" w:w="60"/>
+              <w:right w:type="dxa" w:w="90"/>
+            </w:tcMar>
+          </w:tcPr>
+          <w:p>
+            <w:pPr>
+              <w:spacing w:after="40"/>
+            </w:pPr>
+            <w:r>
+              <w:rPr>
+                <w:rFonts w:ascii="Arial" w:cs="Arial" w:eastAsia="Arial" w:hAnsi="Arial"/>
+                <w:b w:val="false"/>
+                <w:bCs w:val="false"/>
+                <w:sz w:val="18"/>
+                <w:szCs w:val="18"/>
+              </w:rPr>
+              <w:t xml:space="preserve">Expressão "registro do Contrato".</w:t>
+            </w:r>
+          </w:p>
+        </w:tc>
+        <w:tc>
+          <w:tcPr>
+            <w:tcW w:type="dxa" w:w="4470"/>
+            <w:tcBorders>
+              <w:top w:val="single" w:color="A6A6A6" w:sz="4"/>
+              <w:left w:val="single" w:color="A6A6A6" w:sz="4"/>
+              <w:bottom w:val="single" w:color="A6A6A6" w:sz="4"/>
+              <w:right w:val="single" w:color="A6A6A6" w:sz="4"/>
+            </w:tcBorders>
+            <w:tcMar>
+              <w:top w:type="dxa" w:w="60"/>
+              <w:left w:type="dxa" w:w="90"/>
+              <w:bottom w:type="dxa" w:w="60"/>
+              <w:right w:type="dxa" w:w="90"/>
+            </w:tcMar>
+          </w:tcPr>
+          <w:p>
+            <w:pPr>
+              <w:spacing w:after="40"/>
+            </w:pPr>
+            <w:r>
+              <w:rPr>
+                <w:rFonts w:ascii="Arial" w:cs="Arial" w:eastAsia="Arial" w:hAnsi="Arial"/>
+                <w:b w:val="false"/>
+                <w:bCs w:val="false"/>
+                <w:sz w:val="18"/>
+                <w:szCs w:val="18"/>
+              </w:rPr>
+              <w:t xml:space="preserve">8 (PRESI, d): "lançamento no TCE", pelos Gestores do SIGFIS.</w:t>
+            </w:r>
+          </w:p>
+        </w:tc>
+      </w:tr>
+    </w:tbl>
+    <w:p>
+      <w:pPr>
+        <w:pStyle w:val="Heading2"/>
+        <w:spacing w:after="100" w:before="200"/>
+      </w:pPr>
+      <w:r>
+        <w:rPr>
+          <w:rFonts w:ascii="Arial" w:cs="Arial" w:eastAsia="Arial" w:hAnsi="Arial"/>
+          <w:b/>
+          <w:bCs/>
+          <w:color w:val="1F3864"/>
+          <w:sz w:val="22"/>
+          <w:szCs w:val="22"/>
+        </w:rPr>
+        <w:t xml:space="preserve">A.3 Ações incluídas na proposta que não constam no POP vigente</w:t>
+      </w:r>
+    </w:p>
+    <w:tbl>
+      <w:tblPr>
+        <w:tblW w:type="dxa" w:w="14570"/>
+        <w:tblBorders>
+          <w:top w:val="single" w:color="auto" w:sz="4"/>
+          <w:left w:val="single" w:color="auto" w:sz="4"/>
+          <w:bottom w:val="single" w:color="auto" w:sz="4"/>
+          <w:right w:val="single" w:color="auto" w:sz="4"/>
+          <w:insideH w:val="single" w:color="auto" w:sz="4"/>
+          <w:insideV w:val="single" w:color="auto" w:sz="4"/>
+        </w:tblBorders>
+      </w:tblPr>
+      <w:tblGrid>
+        <w:gridCol w:w="500"/>
+        <w:gridCol w:w="10570"/>
+        <w:gridCol w:w="3500"/>
+      </w:tblGrid>
+      <w:tr>
+        <w:trPr>
+          <w:tblHeader/>
+        </w:trPr>
+        <w:tc>
+          <w:tcPr>
+            <w:tcW w:type="dxa" w:w="500"/>
+            <w:tcBorders>
+              <w:top w:val="single" w:color="A6A6A6" w:sz="4"/>
+              <w:left w:val="single" w:color="A6A6A6" w:sz="4"/>
+              <w:bottom w:val="single" w:color="A6A6A6" w:sz="4"/>
+              <w:right w:val="single" w:color="A6A6A6" w:sz="4"/>
+            </w:tcBorders>
+            <w:shd w:fill="D9E2F3" w:color="auto" w:val="clear"/>
+            <w:tcMar>
+              <w:top w:type="dxa" w:w="60"/>
+              <w:left w:type="dxa" w:w="90"/>
+              <w:bottom w:type="dxa" w:w="60"/>
+              <w:right w:type="dxa" w:w="90"/>
+            </w:tcMar>
+          </w:tcPr>
+          <w:p>
+            <w:pPr>
+              <w:spacing w:after="40"/>
+            </w:pPr>
+            <w:r>
+              <w:rPr>
+                <w:rFonts w:ascii="Arial" w:cs="Arial" w:eastAsia="Arial" w:hAnsi="Arial"/>
+                <w:b/>
+                <w:bCs/>
+                <w:color w:val="1F3864"/>
+                <w:sz w:val="18"/>
+                <w:szCs w:val="18"/>
+              </w:rPr>
+              <w:t xml:space="preserve">#</w:t>
+            </w:r>
+          </w:p>
+        </w:tc>
+        <w:tc>
+          <w:tcPr>
+            <w:tcW w:type="dxa" w:w="10570"/>
+            <w:tcBorders>
+              <w:top w:val="single" w:color="A6A6A6" w:sz="4"/>
+              <w:left w:val="single" w:color="A6A6A6" w:sz="4"/>
+              <w:bottom w:val="single" w:color="A6A6A6" w:sz="4"/>
+              <w:right w:val="single" w:color="A6A6A6" w:sz="4"/>
+            </w:tcBorders>
+            <w:shd w:fill="D9E2F3" w:color="auto" w:val="clear"/>
+            <w:tcMar>
+              <w:top w:type="dxa" w:w="60"/>
+              <w:left w:type="dxa" w:w="90"/>
+              <w:bottom w:type="dxa" w:w="60"/>
+              <w:right w:type="dxa" w:w="90"/>
+            </w:tcMar>
+          </w:tcPr>
+          <w:p>
+            <w:pPr>
+              <w:spacing w:after="40"/>
+            </w:pPr>
+            <w:r>
+              <w:rPr>
+                <w:rFonts w:ascii="Arial" w:cs="Arial" w:eastAsia="Arial" w:hAnsi="Arial"/>
+                <w:b/>
+                <w:bCs/>
+                <w:color w:val="1F3864"/>
+                <w:sz w:val="18"/>
+                <w:szCs w:val="18"/>
+              </w:rPr>
+              <w:t xml:space="preserve">Ação incluída</w:t>
+            </w:r>
+          </w:p>
+        </w:tc>
+        <w:tc>
+          <w:tcPr>
+            <w:tcW w:type="dxa" w:w="3500"/>
+            <w:tcBorders>
+              <w:top w:val="single" w:color="A6A6A6" w:sz="4"/>
+              <w:left w:val="single" w:color="A6A6A6" w:sz="4"/>
+              <w:bottom w:val="single" w:color="A6A6A6" w:sz="4"/>
+              <w:right w:val="single" w:color="A6A6A6" w:sz="4"/>
+            </w:tcBorders>
+            <w:shd w:fill="D9E2F3" w:color="auto" w:val="clear"/>
+            <w:tcMar>
+              <w:top w:type="dxa" w:w="60"/>
+              <w:left w:type="dxa" w:w="90"/>
+              <w:bottom w:type="dxa" w:w="60"/>
+              <w:right w:type="dxa" w:w="90"/>
+            </w:tcMar>
+          </w:tcPr>
+          <w:p>
+            <w:pPr>
+              <w:spacing w:after="40"/>
+            </w:pPr>
+            <w:r>
+              <w:rPr>
+                <w:rFonts w:ascii="Arial" w:cs="Arial" w:eastAsia="Arial" w:hAnsi="Arial"/>
+                <w:b/>
+                <w:bCs/>
+                <w:color w:val="1F3864"/>
+                <w:sz w:val="18"/>
+                <w:szCs w:val="18"/>
+              </w:rPr>
+              <w:t xml:space="preserve">Onde está na proposta</w:t>
+            </w:r>
+          </w:p>
+        </w:tc>
+      </w:tr>
+      <w:tr>
+        <w:trPr>
+          <w:cantSplit/>
+        </w:trPr>
+        <w:tc>
+          <w:tcPr>
+            <w:tcW w:type="dxa" w:w="500"/>
+            <w:tcBorders>
+              <w:top w:val="single" w:color="A6A6A6" w:sz="4"/>
+              <w:left w:val="single" w:color="A6A6A6" w:sz="4"/>
+              <w:bottom w:val="single" w:color="A6A6A6" w:sz="4"/>
+              <w:right w:val="single" w:color="A6A6A6" w:sz="4"/>
+            </w:tcBorders>
+            <w:tcMar>
+              <w:top w:type="dxa" w:w="60"/>
+              <w:left w:type="dxa" w:w="90"/>
+              <w:bottom w:type="dxa" w:w="60"/>
+              <w:right w:type="dxa" w:w="90"/>
+            </w:tcMar>
+          </w:tcPr>
+          <w:p>
+            <w:pPr>
+              <w:spacing w:after="40"/>
+            </w:pPr>
+            <w:r>
+              <w:rPr>
+                <w:rFonts w:ascii="Arial" w:cs="Arial" w:eastAsia="Arial" w:hAnsi="Arial"/>
+                <w:b w:val="false"/>
+                <w:bCs w:val="false"/>
+                <w:sz w:val="18"/>
+                <w:szCs w:val="18"/>
+              </w:rPr>
+              <w:t xml:space="preserve">1</w:t>
+            </w:r>
+          </w:p>
+        </w:tc>
+        <w:tc>
+          <w:tcPr>
+            <w:tcW w:type="dxa" w:w="10570"/>
+            <w:tcBorders>
+              <w:top w:val="single" w:color="A6A6A6" w:sz="4"/>
+              <w:left w:val="single" w:color="A6A6A6" w:sz="4"/>
+              <w:bottom w:val="single" w:color="A6A6A6" w:sz="4"/>
+              <w:right w:val="single" w:color="A6A6A6" w:sz="4"/>
+            </w:tcBorders>
+            <w:tcMar>
+              <w:top w:type="dxa" w:w="60"/>
+              <w:left w:type="dxa" w:w="90"/>
+              <w:bottom w:type="dxa" w:w="60"/>
+              <w:right w:type="dxa" w:w="90"/>
+            </w:tcMar>
+          </w:tcPr>
+          <w:p>
+            <w:pPr>
+              <w:spacing w:after="40"/>
+            </w:pPr>
+            <w:r>
+              <w:rPr>
+                <w:rFonts w:ascii="Arial" w:cs="Arial" w:eastAsia="Arial" w:hAnsi="Arial"/>
+                <w:b w:val="false"/>
+                <w:bCs w:val="false"/>
+                <w:sz w:val="18"/>
+                <w:szCs w:val="18"/>
+              </w:rPr>
+              <w:t xml:space="preserve">Receber e validar os documentos da fase preparatória (já aprovados pela ASSJUR, se necessário), conforme o POP de Elaboração de Documentos da Fase Preparatória</w:t>
+            </w:r>
+          </w:p>
+        </w:tc>
+        <w:tc>
+          <w:tcPr>
+            <w:tcW w:type="dxa" w:w="3500"/>
+            <w:tcBorders>
+              <w:top w:val="single" w:color="A6A6A6" w:sz="4"/>
+              <w:left w:val="single" w:color="A6A6A6" w:sz="4"/>
+              <w:bottom w:val="single" w:color="A6A6A6" w:sz="4"/>
+              <w:right w:val="single" w:color="A6A6A6" w:sz="4"/>
+            </w:tcBorders>
+            <w:tcMar>
+              <w:top w:type="dxa" w:w="60"/>
+              <w:left w:type="dxa" w:w="90"/>
+              <w:bottom w:type="dxa" w:w="60"/>
+              <w:right w:type="dxa" w:w="90"/>
+            </w:tcMar>
+          </w:tcPr>
+          <w:p>
+            <w:pPr>
+              <w:spacing w:after="40"/>
+            </w:pPr>
+            <w:r>
+              <w:rPr>
+                <w:rFonts w:ascii="Arial" w:cs="Arial" w:eastAsia="Arial" w:hAnsi="Arial"/>
+                <w:b w:val="false"/>
+                <w:bCs w:val="false"/>
+                <w:sz w:val="18"/>
+                <w:szCs w:val="18"/>
+              </w:rPr>
+              <w:t xml:space="preserve">Item 1, texto inicial</w:t>
+            </w:r>
+          </w:p>
+        </w:tc>
+      </w:tr>
+      <w:tr>
+        <w:trPr>
+          <w:cantSplit/>
+        </w:trPr>
+        <w:tc>
+          <w:tcPr>
+            <w:tcW w:type="dxa" w:w="500"/>
+            <w:tcBorders>
+              <w:top w:val="single" w:color="A6A6A6" w:sz="4"/>
+              <w:left w:val="single" w:color="A6A6A6" w:sz="4"/>
+              <w:bottom w:val="single" w:color="A6A6A6" w:sz="4"/>
+              <w:right w:val="single" w:color="A6A6A6" w:sz="4"/>
+            </w:tcBorders>
+            <w:tcMar>
+              <w:top w:type="dxa" w:w="60"/>
+              <w:left w:type="dxa" w:w="90"/>
+              <w:bottom w:type="dxa" w:w="60"/>
+              <w:right w:type="dxa" w:w="90"/>
+            </w:tcMar>
+          </w:tcPr>
+          <w:p>
+            <w:pPr>
+              <w:spacing w:after="40"/>
+            </w:pPr>
+            <w:r>
+              <w:rPr>
+                <w:rFonts w:ascii="Arial" w:cs="Arial" w:eastAsia="Arial" w:hAnsi="Arial"/>
+                <w:b w:val="false"/>
+                <w:bCs w:val="false"/>
+                <w:sz w:val="18"/>
+                <w:szCs w:val="18"/>
+              </w:rPr>
+              <w:t xml:space="preserve">2</w:t>
+            </w:r>
+          </w:p>
+        </w:tc>
+        <w:tc>
+          <w:tcPr>
+            <w:tcW w:type="dxa" w:w="10570"/>
+            <w:tcBorders>
+              <w:top w:val="single" w:color="A6A6A6" w:sz="4"/>
+              <w:left w:val="single" w:color="A6A6A6" w:sz="4"/>
+              <w:bottom w:val="single" w:color="A6A6A6" w:sz="4"/>
+              <w:right w:val="single" w:color="A6A6A6" w:sz="4"/>
+            </w:tcBorders>
+            <w:tcMar>
+              <w:top w:type="dxa" w:w="60"/>
+              <w:left w:type="dxa" w:w="90"/>
+              <w:bottom w:type="dxa" w:w="60"/>
+              <w:right w:type="dxa" w:w="90"/>
+            </w:tcMar>
+          </w:tcPr>
+          <w:p>
+            <w:pPr>
+              <w:spacing w:after="40"/>
+            </w:pPr>
+            <w:r>
+              <w:rPr>
+                <w:rFonts w:ascii="Arial" w:cs="Arial" w:eastAsia="Arial" w:hAnsi="Arial"/>
+                <w:b w:val="false"/>
+                <w:bCs w:val="false"/>
+                <w:sz w:val="18"/>
+                <w:szCs w:val="18"/>
+              </w:rPr>
+              <w:t xml:space="preserve">Nas inexigibilidades, certificar a juntada da documentação comprobatória de exclusividade no fornecimento do bem ou serviço</w:t>
+            </w:r>
+          </w:p>
+        </w:tc>
+        <w:tc>
+          <w:tcPr>
+            <w:tcW w:type="dxa" w:w="3500"/>
+            <w:tcBorders>
+              <w:top w:val="single" w:color="A6A6A6" w:sz="4"/>
+              <w:left w:val="single" w:color="A6A6A6" w:sz="4"/>
+              <w:bottom w:val="single" w:color="A6A6A6" w:sz="4"/>
+              <w:right w:val="single" w:color="A6A6A6" w:sz="4"/>
+            </w:tcBorders>
+            <w:tcMar>
+              <w:top w:type="dxa" w:w="60"/>
+              <w:left w:type="dxa" w:w="90"/>
+              <w:bottom w:type="dxa" w:w="60"/>
+              <w:right w:type="dxa" w:w="90"/>
+            </w:tcMar>
+          </w:tcPr>
+          <w:p>
+            <w:pPr>
+              <w:spacing w:after="40"/>
+            </w:pPr>
+            <w:r>
+              <w:rPr>
+                <w:rFonts w:ascii="Arial" w:cs="Arial" w:eastAsia="Arial" w:hAnsi="Arial"/>
+                <w:b w:val="false"/>
+                <w:bCs w:val="false"/>
+                <w:sz w:val="18"/>
+                <w:szCs w:val="18"/>
+              </w:rPr>
+              <w:t xml:space="preserve">1b</w:t>
+            </w:r>
+          </w:p>
+        </w:tc>
+      </w:tr>
+      <w:tr>
+        <w:trPr>
+          <w:cantSplit/>
+        </w:trPr>
+        <w:tc>
+          <w:tcPr>
+            <w:tcW w:type="dxa" w:w="500"/>
+            <w:tcBorders>
+              <w:top w:val="single" w:color="A6A6A6" w:sz="4"/>
+              <w:left w:val="single" w:color="A6A6A6" w:sz="4"/>
+              <w:bottom w:val="single" w:color="A6A6A6" w:sz="4"/>
+              <w:right w:val="single" w:color="A6A6A6" w:sz="4"/>
+            </w:tcBorders>
+            <w:tcMar>
+              <w:top w:type="dxa" w:w="60"/>
+              <w:left w:type="dxa" w:w="90"/>
+              <w:bottom w:type="dxa" w:w="60"/>
+              <w:right w:type="dxa" w:w="90"/>
+            </w:tcMar>
+          </w:tcPr>
+          <w:p>
+            <w:pPr>
+              <w:spacing w:after="40"/>
+            </w:pPr>
+            <w:r>
+              <w:rPr>
+                <w:rFonts w:ascii="Arial" w:cs="Arial" w:eastAsia="Arial" w:hAnsi="Arial"/>
+                <w:b w:val="false"/>
+                <w:bCs w:val="false"/>
+                <w:sz w:val="18"/>
+                <w:szCs w:val="18"/>
+              </w:rPr>
+              <w:t xml:space="preserve">3</w:t>
+            </w:r>
+          </w:p>
+        </w:tc>
+        <w:tc>
+          <w:tcPr>
+            <w:tcW w:type="dxa" w:w="10570"/>
+            <w:tcBorders>
+              <w:top w:val="single" w:color="A6A6A6" w:sz="4"/>
+              <w:left w:val="single" w:color="A6A6A6" w:sz="4"/>
+              <w:bottom w:val="single" w:color="A6A6A6" w:sz="4"/>
+              <w:right w:val="single" w:color="A6A6A6" w:sz="4"/>
+            </w:tcBorders>
+            <w:tcMar>
+              <w:top w:type="dxa" w:w="60"/>
+              <w:left w:type="dxa" w:w="90"/>
+              <w:bottom w:type="dxa" w:w="60"/>
+              <w:right w:type="dxa" w:w="90"/>
+            </w:tcMar>
+          </w:tcPr>
+          <w:p>
+            <w:pPr>
+              <w:spacing w:after="40"/>
+            </w:pPr>
+            <w:r>
+              <w:rPr>
+                <w:rFonts w:ascii="Arial" w:cs="Arial" w:eastAsia="Arial" w:hAnsi="Arial"/>
+                <w:b w:val="false"/>
+                <w:bCs w:val="false"/>
+                <w:sz w:val="18"/>
+                <w:szCs w:val="18"/>
+              </w:rPr>
+              <w:t xml:space="preserve">Se o Parecer ponderar sobre a pesquisa de mercado, verificar se os fornecedores foram selecionados pelo SIGA. Se foram de fora, conferir os itens da Orientação Administrativa PGE nº 13: justificativa da fonte, pertinência temática, e-mail funcional com identificação do empregado, e prints ou PDFs com data</w:t>
+            </w:r>
+          </w:p>
+        </w:tc>
+        <w:tc>
+          <w:tcPr>
+            <w:tcW w:type="dxa" w:w="3500"/>
+            <w:tcBorders>
+              <w:top w:val="single" w:color="A6A6A6" w:sz="4"/>
+              <w:left w:val="single" w:color="A6A6A6" w:sz="4"/>
+              <w:bottom w:val="single" w:color="A6A6A6" w:sz="4"/>
+              <w:right w:val="single" w:color="A6A6A6" w:sz="4"/>
+            </w:tcBorders>
+            <w:tcMar>
+              <w:top w:type="dxa" w:w="60"/>
+              <w:left w:type="dxa" w:w="90"/>
+              <w:bottom w:type="dxa" w:w="60"/>
+              <w:right w:type="dxa" w:w="90"/>
+            </w:tcMar>
+          </w:tcPr>
+          <w:p>
+            <w:pPr>
+              <w:spacing w:after="40"/>
+            </w:pPr>
+            <w:r>
+              <w:rPr>
+                <w:rFonts w:ascii="Arial" w:cs="Arial" w:eastAsia="Arial" w:hAnsi="Arial"/>
+                <w:b w:val="false"/>
+                <w:bCs w:val="false"/>
+                <w:sz w:val="18"/>
+                <w:szCs w:val="18"/>
+              </w:rPr>
+              <w:t xml:space="preserve">1c</w:t>
+            </w:r>
+          </w:p>
+        </w:tc>
+      </w:tr>
+      <w:tr>
+        <w:trPr>
+          <w:cantSplit/>
+        </w:trPr>
+        <w:tc>
+          <w:tcPr>
+            <w:tcW w:type="dxa" w:w="500"/>
+            <w:tcBorders>
+              <w:top w:val="single" w:color="A6A6A6" w:sz="4"/>
+              <w:left w:val="single" w:color="A6A6A6" w:sz="4"/>
+              <w:bottom w:val="single" w:color="A6A6A6" w:sz="4"/>
+              <w:right w:val="single" w:color="A6A6A6" w:sz="4"/>
+            </w:tcBorders>
+            <w:tcMar>
+              <w:top w:type="dxa" w:w="60"/>
+              <w:left w:type="dxa" w:w="90"/>
+              <w:bottom w:type="dxa" w:w="60"/>
+              <w:right w:type="dxa" w:w="90"/>
+            </w:tcMar>
+          </w:tcPr>
+          <w:p>
+            <w:pPr>
+              <w:spacing w:after="40"/>
+            </w:pPr>
+            <w:r>
+              <w:rPr>
+                <w:rFonts w:ascii="Arial" w:cs="Arial" w:eastAsia="Arial" w:hAnsi="Arial"/>
+                <w:b w:val="false"/>
+                <w:bCs w:val="false"/>
+                <w:sz w:val="18"/>
+                <w:szCs w:val="18"/>
+              </w:rPr>
+              <w:t xml:space="preserve">4</w:t>
+            </w:r>
+          </w:p>
+        </w:tc>
+        <w:tc>
+          <w:tcPr>
+            <w:tcW w:type="dxa" w:w="10570"/>
+            <w:tcBorders>
+              <w:top w:val="single" w:color="A6A6A6" w:sz="4"/>
+              <w:left w:val="single" w:color="A6A6A6" w:sz="4"/>
+              <w:bottom w:val="single" w:color="A6A6A6" w:sz="4"/>
+              <w:right w:val="single" w:color="A6A6A6" w:sz="4"/>
+            </w:tcBorders>
+            <w:tcMar>
+              <w:top w:type="dxa" w:w="60"/>
+              <w:left w:type="dxa" w:w="90"/>
+              <w:bottom w:type="dxa" w:w="60"/>
+              <w:right w:type="dxa" w:w="90"/>
+            </w:tcMar>
+          </w:tcPr>
+          <w:p>
+            <w:pPr>
+              <w:spacing w:after="40"/>
+            </w:pPr>
+            <w:r>
+              <w:rPr>
+                <w:rFonts w:ascii="Arial" w:cs="Arial" w:eastAsia="Arial" w:hAnsi="Arial"/>
+                <w:b w:val="false"/>
+                <w:bCs w:val="false"/>
+                <w:sz w:val="18"/>
+                <w:szCs w:val="18"/>
+              </w:rPr>
+              <w:t xml:space="preserve">Verificar o valor e as condições do contrato e, caso necessário, encaminhar o Formulário de Avaliação do Programa de Integridade ao fornecedor: valor superior a 455.387,23 UFIR (obras e engenharia) ou 197.334,47 UFIR (compras e serviços) e prazo igual ou superior a 180 dias. A redação não esclarece se valor e prazo são cumulativos</w:t>
+            </w:r>
+          </w:p>
+        </w:tc>
+        <w:tc>
+          <w:tcPr>
+            <w:tcW w:type="dxa" w:w="3500"/>
+            <w:tcBorders>
+              <w:top w:val="single" w:color="A6A6A6" w:sz="4"/>
+              <w:left w:val="single" w:color="A6A6A6" w:sz="4"/>
+              <w:bottom w:val="single" w:color="A6A6A6" w:sz="4"/>
+              <w:right w:val="single" w:color="A6A6A6" w:sz="4"/>
+            </w:tcBorders>
+            <w:tcMar>
+              <w:top w:type="dxa" w:w="60"/>
+              <w:left w:type="dxa" w:w="90"/>
+              <w:bottom w:type="dxa" w:w="60"/>
+              <w:right w:type="dxa" w:w="90"/>
+            </w:tcMar>
+          </w:tcPr>
+          <w:p>
+            <w:pPr>
+              <w:spacing w:after="40"/>
+            </w:pPr>
+            <w:r>
+              <w:rPr>
+                <w:rFonts w:ascii="Arial" w:cs="Arial" w:eastAsia="Arial" w:hAnsi="Arial"/>
+                <w:b w:val="false"/>
+                <w:bCs w:val="false"/>
+                <w:sz w:val="18"/>
+                <w:szCs w:val="18"/>
+              </w:rPr>
+              <w:t xml:space="preserve">1d (1º)</w:t>
+            </w:r>
+          </w:p>
+        </w:tc>
+      </w:tr>
+      <w:tr>
+        <w:trPr>
+          <w:cantSplit/>
+        </w:trPr>
+        <w:tc>
+          <w:tcPr>
+            <w:tcW w:type="dxa" w:w="500"/>
+            <w:tcBorders>
+              <w:top w:val="single" w:color="A6A6A6" w:sz="4"/>
+              <w:left w:val="single" w:color="A6A6A6" w:sz="4"/>
+              <w:bottom w:val="single" w:color="A6A6A6" w:sz="4"/>
+              <w:right w:val="single" w:color="A6A6A6" w:sz="4"/>
+            </w:tcBorders>
+            <w:tcMar>
+              <w:top w:type="dxa" w:w="60"/>
+              <w:left w:type="dxa" w:w="90"/>
+              <w:bottom w:type="dxa" w:w="60"/>
+              <w:right w:type="dxa" w:w="90"/>
+            </w:tcMar>
+          </w:tcPr>
+          <w:p>
+            <w:pPr>
+              <w:spacing w:after="40"/>
+            </w:pPr>
+            <w:r>
+              <w:rPr>
+                <w:rFonts w:ascii="Arial" w:cs="Arial" w:eastAsia="Arial" w:hAnsi="Arial"/>
+                <w:b w:val="false"/>
+                <w:bCs w:val="false"/>
+                <w:sz w:val="18"/>
+                <w:szCs w:val="18"/>
+              </w:rPr>
+              <w:t xml:space="preserve">5</w:t>
+            </w:r>
+          </w:p>
+        </w:tc>
+        <w:tc>
+          <w:tcPr>
+            <w:tcW w:type="dxa" w:w="10570"/>
+            <w:tcBorders>
+              <w:top w:val="single" w:color="A6A6A6" w:sz="4"/>
+              <w:left w:val="single" w:color="A6A6A6" w:sz="4"/>
+              <w:bottom w:val="single" w:color="A6A6A6" w:sz="4"/>
+              <w:right w:val="single" w:color="A6A6A6" w:sz="4"/>
+            </w:tcBorders>
+            <w:tcMar>
+              <w:top w:type="dxa" w:w="60"/>
+              <w:left w:type="dxa" w:w="90"/>
+              <w:bottom w:type="dxa" w:w="60"/>
+              <w:right w:type="dxa" w:w="90"/>
+            </w:tcMar>
+          </w:tcPr>
+          <w:p>
+            <w:pPr>
+              <w:spacing w:after="40"/>
+            </w:pPr>
+            <w:r>
+              <w:rPr>
+                <w:rFonts w:ascii="Arial" w:cs="Arial" w:eastAsia="Arial" w:hAnsi="Arial"/>
+                <w:b w:val="false"/>
+                <w:bCs w:val="false"/>
+                <w:sz w:val="18"/>
+                <w:szCs w:val="18"/>
+              </w:rPr>
+              <w:t xml:space="preserve">Abrir novo processo SEI para a avaliação do Programa de Integridade, conforme o Procedimento Padrão específico</w:t>
+            </w:r>
+          </w:p>
+        </w:tc>
+        <w:tc>
+          <w:tcPr>
+            <w:tcW w:type="dxa" w:w="3500"/>
+            <w:tcBorders>
+              <w:top w:val="single" w:color="A6A6A6" w:sz="4"/>
+              <w:left w:val="single" w:color="A6A6A6" w:sz="4"/>
+              <w:bottom w:val="single" w:color="A6A6A6" w:sz="4"/>
+              <w:right w:val="single" w:color="A6A6A6" w:sz="4"/>
+            </w:tcBorders>
+            <w:tcMar>
+              <w:top w:type="dxa" w:w="60"/>
+              <w:left w:type="dxa" w:w="90"/>
+              <w:bottom w:type="dxa" w:w="60"/>
+              <w:right w:type="dxa" w:w="90"/>
+            </w:tcMar>
+          </w:tcPr>
+          <w:p>
+            <w:pPr>
+              <w:spacing w:after="40"/>
+            </w:pPr>
+            <w:r>
+              <w:rPr>
+                <w:rFonts w:ascii="Arial" w:cs="Arial" w:eastAsia="Arial" w:hAnsi="Arial"/>
+                <w:b w:val="false"/>
+                <w:bCs w:val="false"/>
+                <w:sz w:val="18"/>
+                <w:szCs w:val="18"/>
+              </w:rPr>
+              <w:t xml:space="preserve">Observação do 1d (1º)</w:t>
+            </w:r>
+          </w:p>
+        </w:tc>
+      </w:tr>
+      <w:tr>
+        <w:trPr>
+          <w:cantSplit/>
+        </w:trPr>
+        <w:tc>
+          <w:tcPr>
+            <w:tcW w:type="dxa" w:w="500"/>
+            <w:tcBorders>
+              <w:top w:val="single" w:color="A6A6A6" w:sz="4"/>
+              <w:left w:val="single" w:color="A6A6A6" w:sz="4"/>
+              <w:bottom w:val="single" w:color="A6A6A6" w:sz="4"/>
+              <w:right w:val="single" w:color="A6A6A6" w:sz="4"/>
+            </w:tcBorders>
+            <w:tcMar>
+              <w:top w:type="dxa" w:w="60"/>
+              <w:left w:type="dxa" w:w="90"/>
+              <w:bottom w:type="dxa" w:w="60"/>
+              <w:right w:type="dxa" w:w="90"/>
+            </w:tcMar>
+          </w:tcPr>
+          <w:p>
+            <w:pPr>
+              <w:spacing w:after="40"/>
+            </w:pPr>
+            <w:r>
+              <w:rPr>
+                <w:rFonts w:ascii="Arial" w:cs="Arial" w:eastAsia="Arial" w:hAnsi="Arial"/>
+                <w:b w:val="false"/>
+                <w:bCs w:val="false"/>
+                <w:sz w:val="18"/>
+                <w:szCs w:val="18"/>
+              </w:rPr>
+              <w:t xml:space="preserve">6</w:t>
+            </w:r>
+          </w:p>
+        </w:tc>
+        <w:tc>
+          <w:tcPr>
+            <w:tcW w:type="dxa" w:w="10570"/>
+            <w:tcBorders>
+              <w:top w:val="single" w:color="A6A6A6" w:sz="4"/>
+              <w:left w:val="single" w:color="A6A6A6" w:sz="4"/>
+              <w:bottom w:val="single" w:color="A6A6A6" w:sz="4"/>
+              <w:right w:val="single" w:color="A6A6A6" w:sz="4"/>
+            </w:tcBorders>
+            <w:tcMar>
+              <w:top w:type="dxa" w:w="60"/>
+              <w:left w:type="dxa" w:w="90"/>
+              <w:bottom w:type="dxa" w:w="60"/>
+              <w:right w:type="dxa" w:w="90"/>
+            </w:tcMar>
+          </w:tcPr>
+          <w:p>
+            <w:pPr>
+              <w:spacing w:after="40"/>
+            </w:pPr>
+            <w:r>
+              <w:rPr>
+                <w:rFonts w:ascii="Arial" w:cs="Arial" w:eastAsia="Arial" w:hAnsi="Arial"/>
+                <w:b w:val="false"/>
+                <w:bCs w:val="false"/>
+                <w:sz w:val="18"/>
+                <w:szCs w:val="18"/>
+              </w:rPr>
+              <w:t xml:space="preserve">Controle: verificar se consta nos autos a Declaração de Disponibilidade Orçamentária</w:t>
+            </w:r>
+          </w:p>
+        </w:tc>
+        <w:tc>
+          <w:tcPr>
+            <w:tcW w:type="dxa" w:w="3500"/>
+            <w:tcBorders>
+              <w:top w:val="single" w:color="A6A6A6" w:sz="4"/>
+              <w:left w:val="single" w:color="A6A6A6" w:sz="4"/>
+              <w:bottom w:val="single" w:color="A6A6A6" w:sz="4"/>
+              <w:right w:val="single" w:color="A6A6A6" w:sz="4"/>
+            </w:tcBorders>
+            <w:tcMar>
+              <w:top w:type="dxa" w:w="60"/>
+              <w:left w:type="dxa" w:w="90"/>
+              <w:bottom w:type="dxa" w:w="60"/>
+              <w:right w:type="dxa" w:w="90"/>
+            </w:tcMar>
+          </w:tcPr>
+          <w:p>
+            <w:pPr>
+              <w:spacing w:after="40"/>
+            </w:pPr>
+            <w:r>
+              <w:rPr>
+                <w:rFonts w:ascii="Arial" w:cs="Arial" w:eastAsia="Arial" w:hAnsi="Arial"/>
+                <w:b w:val="false"/>
+                <w:bCs w:val="false"/>
+                <w:sz w:val="18"/>
+                <w:szCs w:val="18"/>
+              </w:rPr>
+              <w:t xml:space="preserve">Controles do item 1 (3º)</w:t>
+            </w:r>
+          </w:p>
+        </w:tc>
+      </w:tr>
+      <w:tr>
+        <w:trPr>
+          <w:cantSplit/>
+        </w:trPr>
+        <w:tc>
+          <w:tcPr>
+            <w:tcW w:type="dxa" w:w="500"/>
+            <w:tcBorders>
+              <w:top w:val="single" w:color="A6A6A6" w:sz="4"/>
+              <w:left w:val="single" w:color="A6A6A6" w:sz="4"/>
+              <w:bottom w:val="single" w:color="A6A6A6" w:sz="4"/>
+              <w:right w:val="single" w:color="A6A6A6" w:sz="4"/>
+            </w:tcBorders>
+            <w:tcMar>
+              <w:top w:type="dxa" w:w="60"/>
+              <w:left w:type="dxa" w:w="90"/>
+              <w:bottom w:type="dxa" w:w="60"/>
+              <w:right w:type="dxa" w:w="90"/>
+            </w:tcMar>
+          </w:tcPr>
+          <w:p>
+            <w:pPr>
+              <w:spacing w:after="40"/>
+            </w:pPr>
+            <w:r>
+              <w:rPr>
+                <w:rFonts w:ascii="Arial" w:cs="Arial" w:eastAsia="Arial" w:hAnsi="Arial"/>
+                <w:b w:val="false"/>
+                <w:bCs w:val="false"/>
+                <w:sz w:val="18"/>
+                <w:szCs w:val="18"/>
+              </w:rPr>
+              <w:t xml:space="preserve">7</w:t>
+            </w:r>
+          </w:p>
+        </w:tc>
+        <w:tc>
+          <w:tcPr>
+            <w:tcW w:type="dxa" w:w="10570"/>
+            <w:tcBorders>
+              <w:top w:val="single" w:color="A6A6A6" w:sz="4"/>
+              <w:left w:val="single" w:color="A6A6A6" w:sz="4"/>
+              <w:bottom w:val="single" w:color="A6A6A6" w:sz="4"/>
+              <w:right w:val="single" w:color="A6A6A6" w:sz="4"/>
+            </w:tcBorders>
+            <w:tcMar>
+              <w:top w:type="dxa" w:w="60"/>
+              <w:left w:type="dxa" w:w="90"/>
+              <w:bottom w:type="dxa" w:w="60"/>
+              <w:right w:type="dxa" w:w="90"/>
+            </w:tcMar>
+          </w:tcPr>
+          <w:p>
+            <w:pPr>
+              <w:spacing w:after="40"/>
+            </w:pPr>
+            <w:r>
+              <w:rPr>
+                <w:rFonts w:ascii="Arial" w:cs="Arial" w:eastAsia="Arial" w:hAnsi="Arial"/>
+                <w:b w:val="false"/>
+                <w:bCs w:val="false"/>
+                <w:sz w:val="18"/>
+                <w:szCs w:val="18"/>
+              </w:rPr>
+              <w:t xml:space="preserve">Controle: a DDI será realizada mesmo que o fornecedor não envie o Formulário e os documentos comprobatórios</w:t>
+            </w:r>
+          </w:p>
+        </w:tc>
+        <w:tc>
+          <w:tcPr>
+            <w:tcW w:type="dxa" w:w="3500"/>
+            <w:tcBorders>
+              <w:top w:val="single" w:color="A6A6A6" w:sz="4"/>
+              <w:left w:val="single" w:color="A6A6A6" w:sz="4"/>
+              <w:bottom w:val="single" w:color="A6A6A6" w:sz="4"/>
+              <w:right w:val="single" w:color="A6A6A6" w:sz="4"/>
+            </w:tcBorders>
+            <w:tcMar>
+              <w:top w:type="dxa" w:w="60"/>
+              <w:left w:type="dxa" w:w="90"/>
+              <w:bottom w:type="dxa" w:w="60"/>
+              <w:right w:type="dxa" w:w="90"/>
+            </w:tcMar>
+          </w:tcPr>
+          <w:p>
+            <w:pPr>
+              <w:spacing w:after="40"/>
+            </w:pPr>
+            <w:r>
+              <w:rPr>
+                <w:rFonts w:ascii="Arial" w:cs="Arial" w:eastAsia="Arial" w:hAnsi="Arial"/>
+                <w:b w:val="false"/>
+                <w:bCs w:val="false"/>
+                <w:sz w:val="18"/>
+                <w:szCs w:val="18"/>
+              </w:rPr>
+              <w:t xml:space="preserve">Controles do item 1 (último)</w:t>
+            </w:r>
+          </w:p>
+        </w:tc>
+      </w:tr>
+      <w:tr>
+        <w:trPr>
+          <w:cantSplit/>
+        </w:trPr>
+        <w:tc>
+          <w:tcPr>
+            <w:tcW w:type="dxa" w:w="500"/>
+            <w:tcBorders>
+              <w:top w:val="single" w:color="A6A6A6" w:sz="4"/>
+              <w:left w:val="single" w:color="A6A6A6" w:sz="4"/>
+              <w:bottom w:val="single" w:color="A6A6A6" w:sz="4"/>
+              <w:right w:val="single" w:color="A6A6A6" w:sz="4"/>
+            </w:tcBorders>
+            <w:tcMar>
+              <w:top w:type="dxa" w:w="60"/>
+              <w:left w:type="dxa" w:w="90"/>
+              <w:bottom w:type="dxa" w:w="60"/>
+              <w:right w:type="dxa" w:w="90"/>
+            </w:tcMar>
+          </w:tcPr>
+          <w:p>
+            <w:pPr>
+              <w:spacing w:after="40"/>
+            </w:pPr>
+            <w:r>
+              <w:rPr>
+                <w:rFonts w:ascii="Arial" w:cs="Arial" w:eastAsia="Arial" w:hAnsi="Arial"/>
+                <w:b w:val="false"/>
+                <w:bCs w:val="false"/>
+                <w:sz w:val="18"/>
+                <w:szCs w:val="18"/>
+              </w:rPr>
+              <w:t xml:space="preserve">8</w:t>
+            </w:r>
+          </w:p>
+        </w:tc>
+        <w:tc>
+          <w:tcPr>
+            <w:tcW w:type="dxa" w:w="10570"/>
+            <w:tcBorders>
+              <w:top w:val="single" w:color="A6A6A6" w:sz="4"/>
+              <w:left w:val="single" w:color="A6A6A6" w:sz="4"/>
+              <w:bottom w:val="single" w:color="A6A6A6" w:sz="4"/>
+              <w:right w:val="single" w:color="A6A6A6" w:sz="4"/>
+            </w:tcBorders>
+            <w:tcMar>
+              <w:top w:type="dxa" w:w="60"/>
+              <w:left w:type="dxa" w:w="90"/>
+              <w:bottom w:type="dxa" w:w="60"/>
+              <w:right w:type="dxa" w:w="90"/>
+            </w:tcMar>
+          </w:tcPr>
+          <w:p>
+            <w:pPr>
+              <w:spacing w:after="40"/>
+            </w:pPr>
+            <w:r>
+              <w:rPr>
+                <w:rFonts w:ascii="Arial" w:cs="Arial" w:eastAsia="Arial" w:hAnsi="Arial"/>
+                <w:b w:val="false"/>
+                <w:bCs w:val="false"/>
+                <w:sz w:val="18"/>
+                <w:szCs w:val="18"/>
+              </w:rPr>
+              <w:t xml:space="preserve">Inserir o resultado da avaliação do Programa de Integridade no processo SEI específico e citá-lo no Relatório de DDI</w:t>
+            </w:r>
+          </w:p>
+        </w:tc>
+        <w:tc>
+          <w:tcPr>
+            <w:tcW w:type="dxa" w:w="3500"/>
+            <w:tcBorders>
+              <w:top w:val="single" w:color="A6A6A6" w:sz="4"/>
+              <w:left w:val="single" w:color="A6A6A6" w:sz="4"/>
+              <w:bottom w:val="single" w:color="A6A6A6" w:sz="4"/>
+              <w:right w:val="single" w:color="A6A6A6" w:sz="4"/>
+            </w:tcBorders>
+            <w:tcMar>
+              <w:top w:type="dxa" w:w="60"/>
+              <w:left w:type="dxa" w:w="90"/>
+              <w:bottom w:type="dxa" w:w="60"/>
+              <w:right w:type="dxa" w:w="90"/>
+            </w:tcMar>
+          </w:tcPr>
+          <w:p>
+            <w:pPr>
+              <w:spacing w:after="40"/>
+            </w:pPr>
+            <w:r>
+              <w:rPr>
+                <w:rFonts w:ascii="Arial" w:cs="Arial" w:eastAsia="Arial" w:hAnsi="Arial"/>
+                <w:b w:val="false"/>
+                <w:bCs w:val="false"/>
+                <w:sz w:val="18"/>
+                <w:szCs w:val="18"/>
+              </w:rPr>
+              <w:t xml:space="preserve">2b</w:t>
+            </w:r>
+          </w:p>
+        </w:tc>
+      </w:tr>
+      <w:tr>
+        <w:trPr>
+          <w:cantSplit/>
+        </w:trPr>
+        <w:tc>
+          <w:tcPr>
+            <w:tcW w:type="dxa" w:w="500"/>
+            <w:tcBorders>
+              <w:top w:val="single" w:color="A6A6A6" w:sz="4"/>
+              <w:left w:val="single" w:color="A6A6A6" w:sz="4"/>
+              <w:bottom w:val="single" w:color="A6A6A6" w:sz="4"/>
+              <w:right w:val="single" w:color="A6A6A6" w:sz="4"/>
+            </w:tcBorders>
+            <w:tcMar>
+              <w:top w:type="dxa" w:w="60"/>
+              <w:left w:type="dxa" w:w="90"/>
+              <w:bottom w:type="dxa" w:w="60"/>
+              <w:right w:type="dxa" w:w="90"/>
+            </w:tcMar>
+          </w:tcPr>
+          <w:p>
+            <w:pPr>
+              <w:spacing w:after="40"/>
+            </w:pPr>
+            <w:r>
+              <w:rPr>
+                <w:rFonts w:ascii="Arial" w:cs="Arial" w:eastAsia="Arial" w:hAnsi="Arial"/>
+                <w:b w:val="false"/>
+                <w:bCs w:val="false"/>
+                <w:sz w:val="18"/>
+                <w:szCs w:val="18"/>
+              </w:rPr>
+              <w:t xml:space="preserve">9</w:t>
+            </w:r>
+          </w:p>
+        </w:tc>
+        <w:tc>
+          <w:tcPr>
+            <w:tcW w:type="dxa" w:w="10570"/>
+            <w:tcBorders>
+              <w:top w:val="single" w:color="A6A6A6" w:sz="4"/>
+              <w:left w:val="single" w:color="A6A6A6" w:sz="4"/>
+              <w:bottom w:val="single" w:color="A6A6A6" w:sz="4"/>
+              <w:right w:val="single" w:color="A6A6A6" w:sz="4"/>
+            </w:tcBorders>
+            <w:tcMar>
+              <w:top w:type="dxa" w:w="60"/>
+              <w:left w:type="dxa" w:w="90"/>
+              <w:bottom w:type="dxa" w:w="60"/>
+              <w:right w:type="dxa" w:w="90"/>
+            </w:tcMar>
+          </w:tcPr>
+          <w:p>
+            <w:pPr>
+              <w:spacing w:after="40"/>
+            </w:pPr>
+            <w:r>
+              <w:rPr>
+                <w:rFonts w:ascii="Arial" w:cs="Arial" w:eastAsia="Arial" w:hAnsi="Arial"/>
+                <w:b w:val="false"/>
+                <w:bCs w:val="false"/>
+                <w:sz w:val="18"/>
+                <w:szCs w:val="18"/>
+              </w:rPr>
+              <w:t xml:space="preserve">Elaborar o Relatório de Avaliação do Programa de Integridade, se aplicável</w:t>
+            </w:r>
+          </w:p>
+        </w:tc>
+        <w:tc>
+          <w:tcPr>
+            <w:tcW w:type="dxa" w:w="3500"/>
+            <w:tcBorders>
+              <w:top w:val="single" w:color="A6A6A6" w:sz="4"/>
+              <w:left w:val="single" w:color="A6A6A6" w:sz="4"/>
+              <w:bottom w:val="single" w:color="A6A6A6" w:sz="4"/>
+              <w:right w:val="single" w:color="A6A6A6" w:sz="4"/>
+            </w:tcBorders>
+            <w:tcMar>
+              <w:top w:type="dxa" w:w="60"/>
+              <w:left w:type="dxa" w:w="90"/>
+              <w:bottom w:type="dxa" w:w="60"/>
+              <w:right w:type="dxa" w:w="90"/>
+            </w:tcMar>
+          </w:tcPr>
+          <w:p>
+            <w:pPr>
+              <w:spacing w:after="40"/>
+            </w:pPr>
+            <w:r>
+              <w:rPr>
+                <w:rFonts w:ascii="Arial" w:cs="Arial" w:eastAsia="Arial" w:hAnsi="Arial"/>
+                <w:b w:val="false"/>
+                <w:bCs w:val="false"/>
+                <w:sz w:val="18"/>
+                <w:szCs w:val="18"/>
+              </w:rPr>
+              <w:t xml:space="preserve">2c</w:t>
+            </w:r>
+          </w:p>
+        </w:tc>
+      </w:tr>
+      <w:tr>
+        <w:trPr>
+          <w:cantSplit/>
+        </w:trPr>
+        <w:tc>
+          <w:tcPr>
+            <w:tcW w:type="dxa" w:w="500"/>
+            <w:tcBorders>
+              <w:top w:val="single" w:color="A6A6A6" w:sz="4"/>
+              <w:left w:val="single" w:color="A6A6A6" w:sz="4"/>
+              <w:bottom w:val="single" w:color="A6A6A6" w:sz="4"/>
+              <w:right w:val="single" w:color="A6A6A6" w:sz="4"/>
+            </w:tcBorders>
+            <w:tcMar>
+              <w:top w:type="dxa" w:w="60"/>
+              <w:left w:type="dxa" w:w="90"/>
+              <w:bottom w:type="dxa" w:w="60"/>
+              <w:right w:type="dxa" w:w="90"/>
+            </w:tcMar>
+          </w:tcPr>
+          <w:p>
+            <w:pPr>
+              <w:spacing w:after="40"/>
+            </w:pPr>
+            <w:r>
+              <w:rPr>
+                <w:rFonts w:ascii="Arial" w:cs="Arial" w:eastAsia="Arial" w:hAnsi="Arial"/>
+                <w:b w:val="false"/>
+                <w:bCs w:val="false"/>
+                <w:sz w:val="18"/>
+                <w:szCs w:val="18"/>
+              </w:rPr>
+              <w:t xml:space="preserve">10</w:t>
+            </w:r>
+          </w:p>
+        </w:tc>
+        <w:tc>
+          <w:tcPr>
+            <w:tcW w:type="dxa" w:w="10570"/>
+            <w:tcBorders>
+              <w:top w:val="single" w:color="A6A6A6" w:sz="4"/>
+              <w:left w:val="single" w:color="A6A6A6" w:sz="4"/>
+              <w:bottom w:val="single" w:color="A6A6A6" w:sz="4"/>
+              <w:right w:val="single" w:color="A6A6A6" w:sz="4"/>
+            </w:tcBorders>
+            <w:tcMar>
+              <w:top w:type="dxa" w:w="60"/>
+              <w:left w:type="dxa" w:w="90"/>
+              <w:bottom w:type="dxa" w:w="60"/>
+              <w:right w:type="dxa" w:w="90"/>
+            </w:tcMar>
+          </w:tcPr>
+          <w:p>
+            <w:pPr>
+              <w:spacing w:after="40"/>
+            </w:pPr>
+            <w:r>
+              <w:rPr>
+                <w:rFonts w:ascii="Arial" w:cs="Arial" w:eastAsia="Arial" w:hAnsi="Arial"/>
+                <w:b w:val="false"/>
+                <w:bCs w:val="false"/>
+                <w:sz w:val="18"/>
+                <w:szCs w:val="18"/>
+              </w:rPr>
+              <w:t xml:space="preserve">Verificar o grau de risco atribuído ao fornecedor</w:t>
+            </w:r>
+          </w:p>
+        </w:tc>
+        <w:tc>
+          <w:tcPr>
+            <w:tcW w:type="dxa" w:w="3500"/>
+            <w:tcBorders>
+              <w:top w:val="single" w:color="A6A6A6" w:sz="4"/>
+              <w:left w:val="single" w:color="A6A6A6" w:sz="4"/>
+              <w:bottom w:val="single" w:color="A6A6A6" w:sz="4"/>
+              <w:right w:val="single" w:color="A6A6A6" w:sz="4"/>
+            </w:tcBorders>
+            <w:tcMar>
+              <w:top w:type="dxa" w:w="60"/>
+              <w:left w:type="dxa" w:w="90"/>
+              <w:bottom w:type="dxa" w:w="60"/>
+              <w:right w:type="dxa" w:w="90"/>
+            </w:tcMar>
+          </w:tcPr>
+          <w:p>
+            <w:pPr>
+              <w:spacing w:after="40"/>
+            </w:pPr>
+            <w:r>
+              <w:rPr>
+                <w:rFonts w:ascii="Arial" w:cs="Arial" w:eastAsia="Arial" w:hAnsi="Arial"/>
+                <w:b w:val="false"/>
+                <w:bCs w:val="false"/>
+                <w:sz w:val="18"/>
+                <w:szCs w:val="18"/>
+              </w:rPr>
+              <w:t xml:space="preserve">3a</w:t>
+            </w:r>
+          </w:p>
+        </w:tc>
+      </w:tr>
+      <w:tr>
+        <w:trPr>
+          <w:cantSplit/>
+        </w:trPr>
+        <w:tc>
+          <w:tcPr>
+            <w:tcW w:type="dxa" w:w="500"/>
+            <w:tcBorders>
+              <w:top w:val="single" w:color="A6A6A6" w:sz="4"/>
+              <w:left w:val="single" w:color="A6A6A6" w:sz="4"/>
+              <w:bottom w:val="single" w:color="A6A6A6" w:sz="4"/>
+              <w:right w:val="single" w:color="A6A6A6" w:sz="4"/>
+            </w:tcBorders>
+            <w:tcMar>
+              <w:top w:type="dxa" w:w="60"/>
+              <w:left w:type="dxa" w:w="90"/>
+              <w:bottom w:type="dxa" w:w="60"/>
+              <w:right w:type="dxa" w:w="90"/>
+            </w:tcMar>
+          </w:tcPr>
+          <w:p>
+            <w:pPr>
+              <w:spacing w:after="40"/>
+            </w:pPr>
+            <w:r>
+              <w:rPr>
+                <w:rFonts w:ascii="Arial" w:cs="Arial" w:eastAsia="Arial" w:hAnsi="Arial"/>
+                <w:b w:val="false"/>
+                <w:bCs w:val="false"/>
+                <w:sz w:val="18"/>
+                <w:szCs w:val="18"/>
+              </w:rPr>
+              <w:t xml:space="preserve">11</w:t>
+            </w:r>
+          </w:p>
+        </w:tc>
+        <w:tc>
+          <w:tcPr>
+            <w:tcW w:type="dxa" w:w="10570"/>
+            <w:tcBorders>
+              <w:top w:val="single" w:color="A6A6A6" w:sz="4"/>
+              <w:left w:val="single" w:color="A6A6A6" w:sz="4"/>
+              <w:bottom w:val="single" w:color="A6A6A6" w:sz="4"/>
+              <w:right w:val="single" w:color="A6A6A6" w:sz="4"/>
+            </w:tcBorders>
+            <w:tcMar>
+              <w:top w:type="dxa" w:w="60"/>
+              <w:left w:type="dxa" w:w="90"/>
+              <w:bottom w:type="dxa" w:w="60"/>
+              <w:right w:type="dxa" w:w="90"/>
+            </w:tcMar>
+          </w:tcPr>
+          <w:p>
+            <w:pPr>
+              <w:spacing w:after="40"/>
+            </w:pPr>
+            <w:r>
+              <w:rPr>
+                <w:rFonts w:ascii="Arial" w:cs="Arial" w:eastAsia="Arial" w:hAnsi="Arial"/>
+                <w:b w:val="false"/>
+                <w:bCs w:val="false"/>
+                <w:sz w:val="18"/>
+                <w:szCs w:val="18"/>
+              </w:rPr>
+              <w:t xml:space="preserve">Se o risco for médio ou alto, avaliar a necessidade de alertar o(s) Diretor(es) para procedimentos adicionais</w:t>
+            </w:r>
+          </w:p>
+        </w:tc>
+        <w:tc>
+          <w:tcPr>
+            <w:tcW w:type="dxa" w:w="3500"/>
+            <w:tcBorders>
+              <w:top w:val="single" w:color="A6A6A6" w:sz="4"/>
+              <w:left w:val="single" w:color="A6A6A6" w:sz="4"/>
+              <w:bottom w:val="single" w:color="A6A6A6" w:sz="4"/>
+              <w:right w:val="single" w:color="A6A6A6" w:sz="4"/>
+            </w:tcBorders>
+            <w:tcMar>
+              <w:top w:type="dxa" w:w="60"/>
+              <w:left w:type="dxa" w:w="90"/>
+              <w:bottom w:type="dxa" w:w="60"/>
+              <w:right w:type="dxa" w:w="90"/>
+            </w:tcMar>
+          </w:tcPr>
+          <w:p>
+            <w:pPr>
+              <w:spacing w:after="40"/>
+            </w:pPr>
+            <w:r>
+              <w:rPr>
+                <w:rFonts w:ascii="Arial" w:cs="Arial" w:eastAsia="Arial" w:hAnsi="Arial"/>
+                <w:b w:val="false"/>
+                <w:bCs w:val="false"/>
+                <w:sz w:val="18"/>
+                <w:szCs w:val="18"/>
+              </w:rPr>
+              <w:t xml:space="preserve">3b (1º)</w:t>
+            </w:r>
+          </w:p>
+        </w:tc>
+      </w:tr>
+      <w:tr>
+        <w:trPr>
+          <w:cantSplit/>
+        </w:trPr>
+        <w:tc>
+          <w:tcPr>
+            <w:tcW w:type="dxa" w:w="500"/>
+            <w:tcBorders>
+              <w:top w:val="single" w:color="A6A6A6" w:sz="4"/>
+              <w:left w:val="single" w:color="A6A6A6" w:sz="4"/>
+              <w:bottom w:val="single" w:color="A6A6A6" w:sz="4"/>
+              <w:right w:val="single" w:color="A6A6A6" w:sz="4"/>
+            </w:tcBorders>
+            <w:tcMar>
+              <w:top w:type="dxa" w:w="60"/>
+              <w:left w:type="dxa" w:w="90"/>
+              <w:bottom w:type="dxa" w:w="60"/>
+              <w:right w:type="dxa" w:w="90"/>
+            </w:tcMar>
+          </w:tcPr>
+          <w:p>
+            <w:pPr>
+              <w:spacing w:after="40"/>
+            </w:pPr>
+            <w:r>
+              <w:rPr>
+                <w:rFonts w:ascii="Arial" w:cs="Arial" w:eastAsia="Arial" w:hAnsi="Arial"/>
+                <w:b w:val="false"/>
+                <w:bCs w:val="false"/>
+                <w:sz w:val="18"/>
+                <w:szCs w:val="18"/>
+              </w:rPr>
+              <w:t xml:space="preserve">12</w:t>
+            </w:r>
+          </w:p>
+        </w:tc>
+        <w:tc>
+          <w:tcPr>
+            <w:tcW w:type="dxa" w:w="10570"/>
+            <w:tcBorders>
+              <w:top w:val="single" w:color="A6A6A6" w:sz="4"/>
+              <w:left w:val="single" w:color="A6A6A6" w:sz="4"/>
+              <w:bottom w:val="single" w:color="A6A6A6" w:sz="4"/>
+              <w:right w:val="single" w:color="A6A6A6" w:sz="4"/>
+            </w:tcBorders>
+            <w:tcMar>
+              <w:top w:type="dxa" w:w="60"/>
+              <w:left w:type="dxa" w:w="90"/>
+              <w:bottom w:type="dxa" w:w="60"/>
+              <w:right w:type="dxa" w:w="90"/>
+            </w:tcMar>
+          </w:tcPr>
+          <w:p>
+            <w:pPr>
+              <w:spacing w:after="40"/>
+            </w:pPr>
+            <w:r>
+              <w:rPr>
+                <w:rFonts w:ascii="Arial" w:cs="Arial" w:eastAsia="Arial" w:hAnsi="Arial"/>
+                <w:b w:val="false"/>
+                <w:bCs w:val="false"/>
+                <w:sz w:val="18"/>
+                <w:szCs w:val="18"/>
+              </w:rPr>
+              <w:t xml:space="preserve">SUPADM inicia a contratação no SIAFE/RIO, em paralelo com a GERADM</w:t>
+            </w:r>
+          </w:p>
+        </w:tc>
+        <w:tc>
+          <w:tcPr>
+            <w:tcW w:type="dxa" w:w="3500"/>
+            <w:tcBorders>
+              <w:top w:val="single" w:color="A6A6A6" w:sz="4"/>
+              <w:left w:val="single" w:color="A6A6A6" w:sz="4"/>
+              <w:bottom w:val="single" w:color="A6A6A6" w:sz="4"/>
+              <w:right w:val="single" w:color="A6A6A6" w:sz="4"/>
+            </w:tcBorders>
+            <w:tcMar>
+              <w:top w:type="dxa" w:w="60"/>
+              <w:left w:type="dxa" w:w="90"/>
+              <w:bottom w:type="dxa" w:w="60"/>
+              <w:right w:type="dxa" w:w="90"/>
+            </w:tcMar>
+          </w:tcPr>
+          <w:p>
+            <w:pPr>
+              <w:spacing w:after="40"/>
+            </w:pPr>
+            <w:r>
+              <w:rPr>
+                <w:rFonts w:ascii="Arial" w:cs="Arial" w:eastAsia="Arial" w:hAnsi="Arial"/>
+                <w:b w:val="false"/>
+                <w:bCs w:val="false"/>
+                <w:sz w:val="18"/>
+                <w:szCs w:val="18"/>
+              </w:rPr>
+              <w:t xml:space="preserve">3d</w:t>
+            </w:r>
+          </w:p>
+        </w:tc>
+      </w:tr>
+      <w:tr>
+        <w:trPr>
+          <w:cantSplit/>
+        </w:trPr>
+        <w:tc>
+          <w:tcPr>
+            <w:tcW w:type="dxa" w:w="500"/>
+            <w:tcBorders>
+              <w:top w:val="single" w:color="A6A6A6" w:sz="4"/>
+              <w:left w:val="single" w:color="A6A6A6" w:sz="4"/>
+              <w:bottom w:val="single" w:color="A6A6A6" w:sz="4"/>
+              <w:right w:val="single" w:color="A6A6A6" w:sz="4"/>
+            </w:tcBorders>
+            <w:tcMar>
+              <w:top w:type="dxa" w:w="60"/>
+              <w:left w:type="dxa" w:w="90"/>
+              <w:bottom w:type="dxa" w:w="60"/>
+              <w:right w:type="dxa" w:w="90"/>
+            </w:tcMar>
+          </w:tcPr>
+          <w:p>
+            <w:pPr>
+              <w:spacing w:after="40"/>
+            </w:pPr>
+            <w:r>
+              <w:rPr>
+                <w:rFonts w:ascii="Arial" w:cs="Arial" w:eastAsia="Arial" w:hAnsi="Arial"/>
+                <w:b w:val="false"/>
+                <w:bCs w:val="false"/>
+                <w:sz w:val="18"/>
+                <w:szCs w:val="18"/>
+              </w:rPr>
+              <w:t xml:space="preserve">13</w:t>
+            </w:r>
+          </w:p>
+        </w:tc>
+        <w:tc>
+          <w:tcPr>
+            <w:tcW w:type="dxa" w:w="10570"/>
+            <w:tcBorders>
+              <w:top w:val="single" w:color="A6A6A6" w:sz="4"/>
+              <w:left w:val="single" w:color="A6A6A6" w:sz="4"/>
+              <w:bottom w:val="single" w:color="A6A6A6" w:sz="4"/>
+              <w:right w:val="single" w:color="A6A6A6" w:sz="4"/>
+            </w:tcBorders>
+            <w:tcMar>
+              <w:top w:type="dxa" w:w="60"/>
+              <w:left w:type="dxa" w:w="90"/>
+              <w:bottom w:type="dxa" w:w="60"/>
+              <w:right w:type="dxa" w:w="90"/>
+            </w:tcMar>
+          </w:tcPr>
+          <w:p>
+            <w:pPr>
+              <w:spacing w:after="40"/>
+            </w:pPr>
+            <w:r>
+              <w:rPr>
+                <w:rFonts w:ascii="Arial" w:cs="Arial" w:eastAsia="Arial" w:hAnsi="Arial"/>
+                <w:b w:val="false"/>
+                <w:bCs w:val="false"/>
+                <w:sz w:val="18"/>
+                <w:szCs w:val="18"/>
+              </w:rPr>
+              <w:t xml:space="preserve">SUPADM envia o processo à SUPLAN para emitir NAD/Empenho no SIGA/RJ</w:t>
+            </w:r>
+          </w:p>
+        </w:tc>
+        <w:tc>
+          <w:tcPr>
+            <w:tcW w:type="dxa" w:w="3500"/>
+            <w:tcBorders>
+              <w:top w:val="single" w:color="A6A6A6" w:sz="4"/>
+              <w:left w:val="single" w:color="A6A6A6" w:sz="4"/>
+              <w:bottom w:val="single" w:color="A6A6A6" w:sz="4"/>
+              <w:right w:val="single" w:color="A6A6A6" w:sz="4"/>
+            </w:tcBorders>
+            <w:tcMar>
+              <w:top w:type="dxa" w:w="60"/>
+              <w:left w:type="dxa" w:w="90"/>
+              <w:bottom w:type="dxa" w:w="60"/>
+              <w:right w:type="dxa" w:w="90"/>
+            </w:tcMar>
+          </w:tcPr>
+          <w:p>
+            <w:pPr>
+              <w:spacing w:after="40"/>
+            </w:pPr>
+            <w:r>
+              <w:rPr>
+                <w:rFonts w:ascii="Arial" w:cs="Arial" w:eastAsia="Arial" w:hAnsi="Arial"/>
+                <w:b w:val="false"/>
+                <w:bCs w:val="false"/>
+                <w:sz w:val="18"/>
+                <w:szCs w:val="18"/>
+              </w:rPr>
+              <w:t xml:space="preserve">3e</w:t>
+            </w:r>
+          </w:p>
+        </w:tc>
+      </w:tr>
+      <w:tr>
+        <w:trPr>
+          <w:cantSplit/>
+        </w:trPr>
+        <w:tc>
+          <w:tcPr>
+            <w:tcW w:type="dxa" w:w="500"/>
+            <w:tcBorders>
+              <w:top w:val="single" w:color="A6A6A6" w:sz="4"/>
+              <w:left w:val="single" w:color="A6A6A6" w:sz="4"/>
+              <w:bottom w:val="single" w:color="A6A6A6" w:sz="4"/>
+              <w:right w:val="single" w:color="A6A6A6" w:sz="4"/>
+            </w:tcBorders>
+            <w:tcMar>
+              <w:top w:type="dxa" w:w="60"/>
+              <w:left w:type="dxa" w:w="90"/>
+              <w:bottom w:type="dxa" w:w="60"/>
+              <w:right w:type="dxa" w:w="90"/>
+            </w:tcMar>
+          </w:tcPr>
+          <w:p>
+            <w:pPr>
+              <w:spacing w:after="40"/>
+            </w:pPr>
+            <w:r>
+              <w:rPr>
+                <w:rFonts w:ascii="Arial" w:cs="Arial" w:eastAsia="Arial" w:hAnsi="Arial"/>
+                <w:b w:val="false"/>
+                <w:bCs w:val="false"/>
+                <w:sz w:val="18"/>
+                <w:szCs w:val="18"/>
+              </w:rPr>
+              <w:t xml:space="preserve">14</w:t>
+            </w:r>
+          </w:p>
+        </w:tc>
+        <w:tc>
+          <w:tcPr>
+            <w:tcW w:type="dxa" w:w="10570"/>
+            <w:tcBorders>
+              <w:top w:val="single" w:color="A6A6A6" w:sz="4"/>
+              <w:left w:val="single" w:color="A6A6A6" w:sz="4"/>
+              <w:bottom w:val="single" w:color="A6A6A6" w:sz="4"/>
+              <w:right w:val="single" w:color="A6A6A6" w:sz="4"/>
+            </w:tcBorders>
+            <w:tcMar>
+              <w:top w:type="dxa" w:w="60"/>
+              <w:left w:type="dxa" w:w="90"/>
+              <w:bottom w:type="dxa" w:w="60"/>
+              <w:right w:type="dxa" w:w="90"/>
+            </w:tcMar>
+          </w:tcPr>
+          <w:p>
+            <w:pPr>
+              <w:spacing w:after="40"/>
+            </w:pPr>
+            <w:r>
+              <w:rPr>
+                <w:rFonts w:ascii="Arial" w:cs="Arial" w:eastAsia="Arial" w:hAnsi="Arial"/>
+                <w:b w:val="false"/>
+                <w:bCs w:val="false"/>
+                <w:sz w:val="18"/>
+                <w:szCs w:val="18"/>
+              </w:rPr>
+              <w:t xml:space="preserve">CHEGAB verifica a instrução processual antes de encaminhar à PRESI</w:t>
+            </w:r>
+          </w:p>
+        </w:tc>
+        <w:tc>
+          <w:tcPr>
+            <w:tcW w:type="dxa" w:w="3500"/>
+            <w:tcBorders>
+              <w:top w:val="single" w:color="A6A6A6" w:sz="4"/>
+              <w:left w:val="single" w:color="A6A6A6" w:sz="4"/>
+              <w:bottom w:val="single" w:color="A6A6A6" w:sz="4"/>
+              <w:right w:val="single" w:color="A6A6A6" w:sz="4"/>
+            </w:tcBorders>
+            <w:tcMar>
+              <w:top w:type="dxa" w:w="60"/>
+              <w:left w:type="dxa" w:w="90"/>
+              <w:bottom w:type="dxa" w:w="60"/>
+              <w:right w:type="dxa" w:w="90"/>
+            </w:tcMar>
+          </w:tcPr>
+          <w:p>
+            <w:pPr>
+              <w:spacing w:after="40"/>
+            </w:pPr>
+            <w:r>
+              <w:rPr>
+                <w:rFonts w:ascii="Arial" w:cs="Arial" w:eastAsia="Arial" w:hAnsi="Arial"/>
+                <w:b w:val="false"/>
+                <w:bCs w:val="false"/>
+                <w:sz w:val="18"/>
+                <w:szCs w:val="18"/>
+              </w:rPr>
+              <w:t xml:space="preserve">5a</w:t>
+            </w:r>
+          </w:p>
+        </w:tc>
+      </w:tr>
+      <w:tr>
+        <w:trPr>
+          <w:cantSplit/>
+        </w:trPr>
+        <w:tc>
+          <w:tcPr>
+            <w:tcW w:type="dxa" w:w="500"/>
+            <w:tcBorders>
+              <w:top w:val="single" w:color="A6A6A6" w:sz="4"/>
+              <w:left w:val="single" w:color="A6A6A6" w:sz="4"/>
+              <w:bottom w:val="single" w:color="A6A6A6" w:sz="4"/>
+              <w:right w:val="single" w:color="A6A6A6" w:sz="4"/>
+            </w:tcBorders>
+            <w:tcMar>
+              <w:top w:type="dxa" w:w="60"/>
+              <w:left w:type="dxa" w:w="90"/>
+              <w:bottom w:type="dxa" w:w="60"/>
+              <w:right w:type="dxa" w:w="90"/>
+            </w:tcMar>
+          </w:tcPr>
+          <w:p>
+            <w:pPr>
+              <w:spacing w:after="40"/>
+            </w:pPr>
+            <w:r>
+              <w:rPr>
+                <w:rFonts w:ascii="Arial" w:cs="Arial" w:eastAsia="Arial" w:hAnsi="Arial"/>
+                <w:b w:val="false"/>
+                <w:bCs w:val="false"/>
+                <w:sz w:val="18"/>
+                <w:szCs w:val="18"/>
+              </w:rPr>
+              <w:t xml:space="preserve">15</w:t>
+            </w:r>
+          </w:p>
+        </w:tc>
+        <w:tc>
+          <w:tcPr>
+            <w:tcW w:type="dxa" w:w="10570"/>
+            <w:tcBorders>
+              <w:top w:val="single" w:color="A6A6A6" w:sz="4"/>
+              <w:left w:val="single" w:color="A6A6A6" w:sz="4"/>
+              <w:bottom w:val="single" w:color="A6A6A6" w:sz="4"/>
+              <w:right w:val="single" w:color="A6A6A6" w:sz="4"/>
+            </w:tcBorders>
+            <w:tcMar>
+              <w:top w:type="dxa" w:w="60"/>
+              <w:left w:type="dxa" w:w="90"/>
+              <w:bottom w:type="dxa" w:w="60"/>
+              <w:right w:type="dxa" w:w="90"/>
+            </w:tcMar>
+          </w:tcPr>
+          <w:p>
+            <w:pPr>
+              <w:spacing w:after="40"/>
+            </w:pPr>
+            <w:r>
+              <w:rPr>
+                <w:rFonts w:ascii="Arial" w:cs="Arial" w:eastAsia="Arial" w:hAnsi="Arial"/>
+                <w:b w:val="false"/>
+                <w:bCs w:val="false"/>
+                <w:sz w:val="18"/>
+                <w:szCs w:val="18"/>
+              </w:rPr>
+              <w:t xml:space="preserve">DIRAF assina o contrato</w:t>
+            </w:r>
+          </w:p>
+        </w:tc>
+        <w:tc>
+          <w:tcPr>
+            <w:tcW w:type="dxa" w:w="3500"/>
+            <w:tcBorders>
+              <w:top w:val="single" w:color="A6A6A6" w:sz="4"/>
+              <w:left w:val="single" w:color="A6A6A6" w:sz="4"/>
+              <w:bottom w:val="single" w:color="A6A6A6" w:sz="4"/>
+              <w:right w:val="single" w:color="A6A6A6" w:sz="4"/>
+            </w:tcBorders>
+            <w:tcMar>
+              <w:top w:type="dxa" w:w="60"/>
+              <w:left w:type="dxa" w:w="90"/>
+              <w:bottom w:type="dxa" w:w="60"/>
+              <w:right w:type="dxa" w:w="90"/>
+            </w:tcMar>
+          </w:tcPr>
+          <w:p>
+            <w:pPr>
+              <w:spacing w:after="40"/>
+            </w:pPr>
+            <w:r>
+              <w:rPr>
+                <w:rFonts w:ascii="Arial" w:cs="Arial" w:eastAsia="Arial" w:hAnsi="Arial"/>
+                <w:b w:val="false"/>
+                <w:bCs w:val="false"/>
+                <w:sz w:val="18"/>
+                <w:szCs w:val="18"/>
+              </w:rPr>
+              <w:t xml:space="preserve">6f e 7b</w:t>
+            </w:r>
+          </w:p>
+        </w:tc>
+      </w:tr>
+      <w:tr>
+        <w:trPr>
+          <w:cantSplit/>
+        </w:trPr>
+        <w:tc>
+          <w:tcPr>
+            <w:tcW w:type="dxa" w:w="500"/>
+            <w:tcBorders>
+              <w:top w:val="single" w:color="A6A6A6" w:sz="4"/>
+              <w:left w:val="single" w:color="A6A6A6" w:sz="4"/>
+              <w:bottom w:val="single" w:color="A6A6A6" w:sz="4"/>
+              <w:right w:val="single" w:color="A6A6A6" w:sz="4"/>
+            </w:tcBorders>
+            <w:tcMar>
+              <w:top w:type="dxa" w:w="60"/>
+              <w:left w:type="dxa" w:w="90"/>
+              <w:bottom w:type="dxa" w:w="60"/>
+              <w:right w:type="dxa" w:w="90"/>
+            </w:tcMar>
+          </w:tcPr>
+          <w:p>
+            <w:pPr>
+              <w:spacing w:after="40"/>
+            </w:pPr>
+            <w:r>
+              <w:rPr>
+                <w:rFonts w:ascii="Arial" w:cs="Arial" w:eastAsia="Arial" w:hAnsi="Arial"/>
+                <w:b w:val="false"/>
+                <w:bCs w:val="false"/>
+                <w:sz w:val="18"/>
+                <w:szCs w:val="18"/>
+              </w:rPr>
+              <w:t xml:space="preserve">16</w:t>
+            </w:r>
+          </w:p>
+        </w:tc>
+        <w:tc>
+          <w:tcPr>
+            <w:tcW w:type="dxa" w:w="10570"/>
+            <w:tcBorders>
+              <w:top w:val="single" w:color="A6A6A6" w:sz="4"/>
+              <w:left w:val="single" w:color="A6A6A6" w:sz="4"/>
+              <w:bottom w:val="single" w:color="A6A6A6" w:sz="4"/>
+              <w:right w:val="single" w:color="A6A6A6" w:sz="4"/>
+            </w:tcBorders>
+            <w:tcMar>
+              <w:top w:type="dxa" w:w="60"/>
+              <w:left w:type="dxa" w:w="90"/>
+              <w:bottom w:type="dxa" w:w="60"/>
+              <w:right w:type="dxa" w:w="90"/>
+            </w:tcMar>
+          </w:tcPr>
+          <w:p>
+            <w:pPr>
+              <w:spacing w:after="40"/>
+            </w:pPr>
+            <w:r>
+              <w:rPr>
+                <w:rFonts w:ascii="Arial" w:cs="Arial" w:eastAsia="Arial" w:hAnsi="Arial"/>
+                <w:b w:val="false"/>
+                <w:bCs w:val="false"/>
+                <w:sz w:val="18"/>
+                <w:szCs w:val="18"/>
+              </w:rPr>
+              <w:t xml:space="preserve">CHEGAB verifica também o grau de risco apurado no Relatório de DDI</w:t>
+            </w:r>
+          </w:p>
+        </w:tc>
+        <w:tc>
+          <w:tcPr>
+            <w:tcW w:type="dxa" w:w="3500"/>
+            <w:tcBorders>
+              <w:top w:val="single" w:color="A6A6A6" w:sz="4"/>
+              <w:left w:val="single" w:color="A6A6A6" w:sz="4"/>
+              <w:bottom w:val="single" w:color="A6A6A6" w:sz="4"/>
+              <w:right w:val="single" w:color="A6A6A6" w:sz="4"/>
+            </w:tcBorders>
+            <w:tcMar>
+              <w:top w:type="dxa" w:w="60"/>
+              <w:left w:type="dxa" w:w="90"/>
+              <w:bottom w:type="dxa" w:w="60"/>
+              <w:right w:type="dxa" w:w="90"/>
+            </w:tcMar>
+          </w:tcPr>
+          <w:p>
+            <w:pPr>
+              <w:spacing w:after="40"/>
+            </w:pPr>
+            <w:r>
+              <w:rPr>
+                <w:rFonts w:ascii="Arial" w:cs="Arial" w:eastAsia="Arial" w:hAnsi="Arial"/>
+                <w:b w:val="false"/>
+                <w:bCs w:val="false"/>
+                <w:sz w:val="18"/>
+                <w:szCs w:val="18"/>
+              </w:rPr>
+              <w:t xml:space="preserve">8 (CHEGAB, a)</w:t>
+            </w:r>
+          </w:p>
+        </w:tc>
+      </w:tr>
+      <w:tr>
+        <w:trPr>
+          <w:cantSplit/>
+        </w:trPr>
+        <w:tc>
+          <w:tcPr>
+            <w:tcW w:type="dxa" w:w="500"/>
+            <w:tcBorders>
+              <w:top w:val="single" w:color="A6A6A6" w:sz="4"/>
+              <w:left w:val="single" w:color="A6A6A6" w:sz="4"/>
+              <w:bottom w:val="single" w:color="A6A6A6" w:sz="4"/>
+              <w:right w:val="single" w:color="A6A6A6" w:sz="4"/>
+            </w:tcBorders>
+            <w:tcMar>
+              <w:top w:type="dxa" w:w="60"/>
+              <w:left w:type="dxa" w:w="90"/>
+              <w:bottom w:type="dxa" w:w="60"/>
+              <w:right w:type="dxa" w:w="90"/>
+            </w:tcMar>
+          </w:tcPr>
+          <w:p>
+            <w:pPr>
+              <w:spacing w:after="40"/>
+            </w:pPr>
+            <w:r>
+              <w:rPr>
+                <w:rFonts w:ascii="Arial" w:cs="Arial" w:eastAsia="Arial" w:hAnsi="Arial"/>
+                <w:b w:val="false"/>
+                <w:bCs w:val="false"/>
+                <w:sz w:val="18"/>
+                <w:szCs w:val="18"/>
+              </w:rPr>
+              <w:t xml:space="preserve">17</w:t>
+            </w:r>
+          </w:p>
+        </w:tc>
+        <w:tc>
+          <w:tcPr>
+            <w:tcW w:type="dxa" w:w="10570"/>
+            <w:tcBorders>
+              <w:top w:val="single" w:color="A6A6A6" w:sz="4"/>
+              <w:left w:val="single" w:color="A6A6A6" w:sz="4"/>
+              <w:bottom w:val="single" w:color="A6A6A6" w:sz="4"/>
+              <w:right w:val="single" w:color="A6A6A6" w:sz="4"/>
+            </w:tcBorders>
+            <w:tcMar>
+              <w:top w:type="dxa" w:w="60"/>
+              <w:left w:type="dxa" w:w="90"/>
+              <w:bottom w:type="dxa" w:w="60"/>
+              <w:right w:type="dxa" w:w="90"/>
+            </w:tcMar>
+          </w:tcPr>
+          <w:p>
+            <w:pPr>
+              <w:spacing w:after="40"/>
+            </w:pPr>
+            <w:r>
+              <w:rPr>
+                <w:rFonts w:ascii="Arial" w:cs="Arial" w:eastAsia="Arial" w:hAnsi="Arial"/>
+                <w:b w:val="false"/>
+                <w:bCs w:val="false"/>
+                <w:sz w:val="18"/>
+                <w:szCs w:val="18"/>
+              </w:rPr>
+              <w:t xml:space="preserve">Encaminhar aos Gestores do SIGFIS para lançamento no TCE, com posterior envio à CHEGAB para apreciação e consolidação dos atos</w:t>
+            </w:r>
+          </w:p>
+        </w:tc>
+        <w:tc>
+          <w:tcPr>
+            <w:tcW w:type="dxa" w:w="3500"/>
+            <w:tcBorders>
+              <w:top w:val="single" w:color="A6A6A6" w:sz="4"/>
+              <w:left w:val="single" w:color="A6A6A6" w:sz="4"/>
+              <w:bottom w:val="single" w:color="A6A6A6" w:sz="4"/>
+              <w:right w:val="single" w:color="A6A6A6" w:sz="4"/>
+            </w:tcBorders>
+            <w:tcMar>
+              <w:top w:type="dxa" w:w="60"/>
+              <w:left w:type="dxa" w:w="90"/>
+              <w:bottom w:type="dxa" w:w="60"/>
+              <w:right w:type="dxa" w:w="90"/>
+            </w:tcMar>
+          </w:tcPr>
+          <w:p>
+            <w:pPr>
+              <w:spacing w:after="40"/>
+            </w:pPr>
+            <w:r>
+              <w:rPr>
+                <w:rFonts w:ascii="Arial" w:cs="Arial" w:eastAsia="Arial" w:hAnsi="Arial"/>
+                <w:b w:val="false"/>
+                <w:bCs w:val="false"/>
+                <w:sz w:val="18"/>
+                <w:szCs w:val="18"/>
+              </w:rPr>
+              <w:t xml:space="preserve">8 (PRESI, d)</w:t>
+            </w:r>
+          </w:p>
+        </w:tc>
+      </w:tr>
+      <w:tr>
+        <w:trPr>
+          <w:cantSplit/>
+        </w:trPr>
+        <w:tc>
+          <w:tcPr>
+            <w:tcW w:type="dxa" w:w="500"/>
+            <w:tcBorders>
+              <w:top w:val="single" w:color="A6A6A6" w:sz="4"/>
+              <w:left w:val="single" w:color="A6A6A6" w:sz="4"/>
+              <w:bottom w:val="single" w:color="A6A6A6" w:sz="4"/>
+              <w:right w:val="single" w:color="A6A6A6" w:sz="4"/>
+            </w:tcBorders>
+            <w:tcMar>
+              <w:top w:type="dxa" w:w="60"/>
+              <w:left w:type="dxa" w:w="90"/>
+              <w:bottom w:type="dxa" w:w="60"/>
+              <w:right w:type="dxa" w:w="90"/>
+            </w:tcMar>
+          </w:tcPr>
+          <w:p>
+            <w:pPr>
+              <w:spacing w:after="40"/>
+            </w:pPr>
+            <w:r>
+              <w:rPr>
+                <w:rFonts w:ascii="Arial" w:cs="Arial" w:eastAsia="Arial" w:hAnsi="Arial"/>
+                <w:b w:val="false"/>
+                <w:bCs w:val="false"/>
+                <w:sz w:val="18"/>
+                <w:szCs w:val="18"/>
+              </w:rPr>
+              <w:t xml:space="preserve">18</w:t>
+            </w:r>
+          </w:p>
+        </w:tc>
+        <w:tc>
+          <w:tcPr>
+            <w:tcW w:type="dxa" w:w="10570"/>
+            <w:tcBorders>
+              <w:top w:val="single" w:color="A6A6A6" w:sz="4"/>
+              <w:left w:val="single" w:color="A6A6A6" w:sz="4"/>
+              <w:bottom w:val="single" w:color="A6A6A6" w:sz="4"/>
+              <w:right w:val="single" w:color="A6A6A6" w:sz="4"/>
+            </w:tcBorders>
+            <w:tcMar>
+              <w:top w:type="dxa" w:w="60"/>
+              <w:left w:type="dxa" w:w="90"/>
+              <w:bottom w:type="dxa" w:w="60"/>
+              <w:right w:type="dxa" w:w="90"/>
+            </w:tcMar>
+          </w:tcPr>
+          <w:p>
+            <w:pPr>
+              <w:spacing w:after="40"/>
+            </w:pPr>
+            <w:r>
+              <w:rPr>
+                <w:rFonts w:ascii="Arial" w:cs="Arial" w:eastAsia="Arial" w:hAnsi="Arial"/>
+                <w:b w:val="false"/>
+                <w:bCs w:val="false"/>
+                <w:sz w:val="18"/>
+                <w:szCs w:val="18"/>
+              </w:rPr>
+              <w:t xml:space="preserve">Gestor do Contrato completa os dados no SIAFE-RIO e no SIGA</w:t>
+            </w:r>
+          </w:p>
+        </w:tc>
+        <w:tc>
+          <w:tcPr>
+            <w:tcW w:type="dxa" w:w="3500"/>
+            <w:tcBorders>
+              <w:top w:val="single" w:color="A6A6A6" w:sz="4"/>
+              <w:left w:val="single" w:color="A6A6A6" w:sz="4"/>
+              <w:bottom w:val="single" w:color="A6A6A6" w:sz="4"/>
+              <w:right w:val="single" w:color="A6A6A6" w:sz="4"/>
+            </w:tcBorders>
+            <w:tcMar>
+              <w:top w:type="dxa" w:w="60"/>
+              <w:left w:type="dxa" w:w="90"/>
+              <w:bottom w:type="dxa" w:w="60"/>
+              <w:right w:type="dxa" w:w="90"/>
+            </w:tcMar>
+          </w:tcPr>
+          <w:p>
+            <w:pPr>
+              <w:spacing w:after="40"/>
+            </w:pPr>
+            <w:r>
+              <w:rPr>
+                <w:rFonts w:ascii="Arial" w:cs="Arial" w:eastAsia="Arial" w:hAnsi="Arial"/>
+                <w:b w:val="false"/>
+                <w:bCs w:val="false"/>
+                <w:sz w:val="18"/>
+                <w:szCs w:val="18"/>
+              </w:rPr>
+              <w:t xml:space="preserve">9c</w:t>
+            </w:r>
+          </w:p>
+        </w:tc>
+      </w:tr>
+    </w:tbl>
     <w:sectPr>
       <w:footerReference w:type="default" r:id="rId7"/>
       <w:pgSz w:w="16838" w:h="11906" w:orient="landscape"/>

--- a/Posicionamento_ASSGER_POP_Contratacao_Direta.docx
+++ b/Posicionamento_ASSGER_POP_Contratacao_Direta.docx
@@ -151,7 +151,7 @@
           <w:sz w:val="20"/>
           <w:szCs w:val="20"/>
         </w:rPr>
-        <w:t xml:space="preserve">A ASSGER recomenda que a proposta não seja aprovada na forma atual. Há sete pontos que a proposta introduz ou agrava (seção 2) e oito pontos que o POP vigente já não atende e que a proposta mantém (seção 3). Recomenda-se corrigir todos na mesma revisão. Os demais pontos foram testados e não apresentam divergência com as normas vigentes.</w:t>
+        <w:t xml:space="preserve">A ASSGER recomenda que a proposta não seja aprovada na forma atual. Há oito pontos que a proposta introduz ou agrava (seção 2) e onze pontos que o POP vigente já não atende e que a proposta mantém (seção 3). Recomenda-se corrigir todos na mesma revisão. Os demais pontos foram testados e não apresentam divergência com as normas vigentes.</w:t>
       </w:r>
     </w:p>
     <w:p>
@@ -174,7 +174,7 @@
           <w:sz w:val="20"/>
           <w:szCs w:val="20"/>
         </w:rPr>
-        <w:t xml:space="preserve">consulta a SIGA, CNEP e CEIS (ponto 1); parecer obrigatório da ASSJUR (ponto 2); ratificação pelo Diretor-Presidente (ponto 8); exceções à DDI sem base normativa (ponto 9); justificativa do preço e razão da escolha do fornecedor (ponto 10).</w:t>
+        <w:t xml:space="preserve">consulta a SIGA, CNEP e CEIS (ponto 1); parecer obrigatório da ASSJUR (ponto 2); ratificação pelo Diretor-Presidente (ponto 9); exceções à DDI sem base normativa (ponto 10); justificativa do preço e razão da escolha do fornecedor (ponto 11).</w:t>
       </w:r>
     </w:p>
     <w:p>
@@ -1136,7 +1136,7 @@
                 <w:sz w:val="18"/>
                 <w:szCs w:val="18"/>
               </w:rPr>
-              <w:t xml:space="preserve">A DDI passa a ser feita "de acordo com o valor", sem dizer qual. Saem os critérios de alto grau de risco de integridade e de Política de Alçada, e o Relatório deixa de trazer "medidas a serem adotadas".</w:t>
+              <w:t xml:space="preserve">A DDI passa a ser feita "de acordo com o valor", sem definir o valor. O POP vigente remetia o valor à Política de Alçada, ainda "em elaboração", e a proposta não remete a nenhum documento. Saem também os critérios de alto grau de risco de integridade, e o Relatório deixa de trazer "medidas a serem adotadas".</w:t>
             </w:r>
           </w:p>
         </w:tc>
@@ -1200,7 +1200,7 @@
                 <w:sz w:val="18"/>
                 <w:szCs w:val="18"/>
               </w:rPr>
-              <w:t xml:space="preserve">Definir o critério que torna a DDI obrigatória (o valor ou o ato que o fixe) e manter, no Relatório, as medidas a adotar.</w:t>
+              <w:t xml:space="preserve">Definir o critério que torna a DDI obrigatória (o valor ou o documento que o fixe) e manter, no Relatório, as medidas a adotar.</w:t>
             </w:r>
           </w:p>
         </w:tc>
@@ -1334,7 +1334,7 @@
                 <w:sz w:val="18"/>
                 <w:szCs w:val="18"/>
               </w:rPr>
-              <w:t xml:space="preserve">A proposta pede ao fornecedor o formulário de avaliação do Programa de Integridade antes da contratação e não diz se valor e prazo são cumulativos. A Lei 7.753 dá 180 dias depois da assinatura para implantar o programa e, antes disso, pede só a declaração de quem já o possui.</w:t>
+              <w:t xml:space="preserve">A proposta pede ao fornecedor o formulário de avaliação do Programa de Integridade antes da contratação e não diz se valor e prazo são cumulativos. A Lei 7.753 não exige o programa antes de contratar: o contratado tem até 180 dias, contados da celebração do contrato, para implantá-lo (art. 5º). Só quem já o possui apresenta, no momento da contratação, declaração de sua existência (art. 10).</w:t>
             </w:r>
           </w:p>
         </w:tc>
@@ -1667,6 +1667,204 @@
                 <w:szCs w:val="18"/>
               </w:rPr>
               <w:t xml:space="preserve">7</w:t>
+            </w:r>
+          </w:p>
+        </w:tc>
+        <w:tc>
+          <w:tcPr>
+            <w:tcW w:type="dxa" w:w="1900"/>
+            <w:tcBorders>
+              <w:top w:val="single" w:color="A6A6A6" w:sz="4"/>
+              <w:left w:val="single" w:color="A6A6A6" w:sz="4"/>
+              <w:bottom w:val="single" w:color="A6A6A6" w:sz="4"/>
+              <w:right w:val="single" w:color="A6A6A6" w:sz="4"/>
+            </w:tcBorders>
+            <w:tcMar>
+              <w:top w:type="dxa" w:w="60"/>
+              <w:left w:type="dxa" w:w="90"/>
+              <w:bottom w:type="dxa" w:w="60"/>
+              <w:right w:type="dxa" w:w="90"/>
+            </w:tcMar>
+          </w:tcPr>
+          <w:p>
+            <w:pPr>
+              <w:spacing w:after="40"/>
+            </w:pPr>
+            <w:r>
+              <w:rPr>
+                <w:rFonts w:ascii="Arial" w:cs="Arial" w:eastAsia="Arial" w:hAnsi="Arial"/>
+                <w:b w:val="false"/>
+                <w:bCs w:val="false"/>
+                <w:sz w:val="18"/>
+                <w:szCs w:val="18"/>
+              </w:rPr>
+              <w:t xml:space="preserve">Proposta, item 3(b)</w:t>
+            </w:r>
+          </w:p>
+        </w:tc>
+        <w:tc>
+          <w:tcPr>
+            <w:tcW w:type="dxa" w:w="4700"/>
+            <w:tcBorders>
+              <w:top w:val="single" w:color="A6A6A6" w:sz="4"/>
+              <w:left w:val="single" w:color="A6A6A6" w:sz="4"/>
+              <w:bottom w:val="single" w:color="A6A6A6" w:sz="4"/>
+              <w:right w:val="single" w:color="A6A6A6" w:sz="4"/>
+            </w:tcBorders>
+            <w:tcMar>
+              <w:top w:type="dxa" w:w="60"/>
+              <w:left w:type="dxa" w:w="90"/>
+              <w:bottom w:type="dxa" w:w="60"/>
+              <w:right w:type="dxa" w:w="90"/>
+            </w:tcMar>
+          </w:tcPr>
+          <w:p>
+            <w:pPr>
+              <w:spacing w:after="40"/>
+            </w:pPr>
+            <w:r>
+              <w:rPr>
+                <w:rFonts w:ascii="Arial" w:cs="Arial" w:eastAsia="Arial" w:hAnsi="Arial"/>
+                <w:b w:val="false"/>
+                <w:bCs w:val="false"/>
+                <w:sz w:val="18"/>
+                <w:szCs w:val="18"/>
+              </w:rPr>
+              <w:t xml:space="preserve">Com risco de DDI médio ou alto, a proposta diz apenas "avaliar a necessidade de alertar" os diretores, sem registro da decisão. Além disso, a ASSGER não dispõe de ferramenta para atribuir grau de risco.</w:t>
+            </w:r>
+          </w:p>
+        </w:tc>
+        <w:tc>
+          <w:tcPr>
+            <w:tcW w:type="dxa" w:w="2700"/>
+            <w:tcBorders>
+              <w:top w:val="single" w:color="A6A6A6" w:sz="4"/>
+              <w:left w:val="single" w:color="A6A6A6" w:sz="4"/>
+              <w:bottom w:val="single" w:color="A6A6A6" w:sz="4"/>
+              <w:right w:val="single" w:color="A6A6A6" w:sz="4"/>
+            </w:tcBorders>
+            <w:tcMar>
+              <w:top w:type="dxa" w:w="60"/>
+              <w:left w:type="dxa" w:w="90"/>
+              <w:bottom w:type="dxa" w:w="60"/>
+              <w:right w:type="dxa" w:w="90"/>
+            </w:tcMar>
+          </w:tcPr>
+          <w:p>
+            <w:pPr>
+              <w:spacing w:after="40"/>
+            </w:pPr>
+            <w:r>
+              <w:rPr>
+                <w:rFonts w:ascii="Arial" w:cs="Arial" w:eastAsia="Arial" w:hAnsi="Arial"/>
+                <w:b w:val="false"/>
+                <w:bCs w:val="false"/>
+                <w:sz w:val="18"/>
+                <w:szCs w:val="18"/>
+              </w:rPr>
+              <w:t xml:space="preserve">Não há norma específica. Indiretas: RILC, art. 4º, V; Estatuto, art. 72, VI e VII.</w:t>
+            </w:r>
+          </w:p>
+        </w:tc>
+        <w:tc>
+          <w:tcPr>
+            <w:tcW w:type="dxa" w:w="3870"/>
+            <w:tcBorders>
+              <w:top w:val="single" w:color="A6A6A6" w:sz="4"/>
+              <w:left w:val="single" w:color="A6A6A6" w:sz="4"/>
+              <w:bottom w:val="single" w:color="A6A6A6" w:sz="4"/>
+              <w:right w:val="single" w:color="A6A6A6" w:sz="4"/>
+            </w:tcBorders>
+            <w:tcMar>
+              <w:top w:type="dxa" w:w="60"/>
+              <w:left w:type="dxa" w:w="90"/>
+              <w:bottom w:type="dxa" w:w="60"/>
+              <w:right w:type="dxa" w:w="90"/>
+            </w:tcMar>
+          </w:tcPr>
+          <w:p>
+            <w:pPr>
+              <w:spacing w:after="40"/>
+            </w:pPr>
+            <w:r>
+              <w:rPr>
+                <w:rFonts w:ascii="Arial" w:cs="Arial" w:eastAsia="Arial" w:hAnsi="Arial"/>
+                <w:b w:val="false"/>
+                <w:bCs w:val="false"/>
+                <w:sz w:val="18"/>
+                <w:szCs w:val="18"/>
+              </w:rPr>
+              <w:t xml:space="preserve">Condicionar este passo à contratação de ferramenta de classificação de risco. Tornar obrigatória a comunicação à Diretoria e registrar nos autos o aceite do risco e as medidas de mitigação.</w:t>
+            </w:r>
+          </w:p>
+        </w:tc>
+        <w:tc>
+          <w:tcPr>
+            <w:tcW w:type="dxa" w:w="900"/>
+            <w:tcBorders>
+              <w:top w:val="single" w:color="A6A6A6" w:sz="4"/>
+              <w:left w:val="single" w:color="A6A6A6" w:sz="4"/>
+              <w:bottom w:val="single" w:color="A6A6A6" w:sz="4"/>
+              <w:right w:val="single" w:color="A6A6A6" w:sz="4"/>
+            </w:tcBorders>
+            <w:shd w:fill="E2EFDA" w:color="auto" w:val="clear"/>
+            <w:tcMar>
+              <w:top w:type="dxa" w:w="60"/>
+              <w:left w:type="dxa" w:w="90"/>
+              <w:bottom w:type="dxa" w:w="60"/>
+              <w:right w:type="dxa" w:w="90"/>
+            </w:tcMar>
+          </w:tcPr>
+          <w:p>
+            <w:pPr>
+              <w:spacing w:after="40"/>
+            </w:pPr>
+            <w:r>
+              <w:rPr>
+                <w:rFonts w:ascii="Arial" w:cs="Arial" w:eastAsia="Arial" w:hAnsi="Arial"/>
+                <w:b/>
+                <w:bCs/>
+                <w:sz w:val="18"/>
+                <w:szCs w:val="18"/>
+              </w:rPr>
+              <w:t xml:space="preserve">Baixa</w:t>
+            </w:r>
+          </w:p>
+        </w:tc>
+      </w:tr>
+      <w:tr>
+        <w:trPr>
+          <w:cantSplit/>
+        </w:trPr>
+        <w:tc>
+          <w:tcPr>
+            <w:tcW w:type="dxa" w:w="500"/>
+            <w:tcBorders>
+              <w:top w:val="single" w:color="A6A6A6" w:sz="4"/>
+              <w:left w:val="single" w:color="A6A6A6" w:sz="4"/>
+              <w:bottom w:val="single" w:color="A6A6A6" w:sz="4"/>
+              <w:right w:val="single" w:color="A6A6A6" w:sz="4"/>
+            </w:tcBorders>
+            <w:tcMar>
+              <w:top w:type="dxa" w:w="60"/>
+              <w:left w:type="dxa" w:w="90"/>
+              <w:bottom w:type="dxa" w:w="60"/>
+              <w:right w:type="dxa" w:w="90"/>
+            </w:tcMar>
+          </w:tcPr>
+          <w:p>
+            <w:pPr>
+              <w:spacing w:after="40"/>
+            </w:pPr>
+            <w:r>
+              <w:rPr>
+                <w:rFonts w:ascii="Arial" w:cs="Arial" w:eastAsia="Arial" w:hAnsi="Arial"/>
+                <w:b w:val="false"/>
+                <w:bCs w:val="false"/>
+                <w:sz w:val="18"/>
+                <w:szCs w:val="18"/>
+              </w:rPr>
+              <w:t xml:space="preserve">8</w:t>
             </w:r>
           </w:p>
         </w:tc>
@@ -2126,7 +2324,7 @@
                 <w:sz w:val="18"/>
                 <w:szCs w:val="18"/>
               </w:rPr>
-              <w:t xml:space="preserve">8</w:t>
+              <w:t xml:space="preserve">9</w:t>
             </w:r>
           </w:p>
         </w:tc>
@@ -2324,7 +2522,7 @@
                 <w:sz w:val="18"/>
                 <w:szCs w:val="18"/>
               </w:rPr>
-              <w:t xml:space="preserve">9</w:t>
+              <w:t xml:space="preserve">10</w:t>
             </w:r>
           </w:p>
         </w:tc>
@@ -2420,7 +2618,7 @@
                 <w:sz w:val="18"/>
                 <w:szCs w:val="18"/>
               </w:rPr>
-              <w:t xml:space="preserve">Sem norma que ampare as exceções. A função de integridade está no Regimento, art. 18, no Estatuto, art. 72, e no Código de Conduta, seção 4.2.</w:t>
+              <w:t xml:space="preserve">O RILC não prevê exceções à DDI. A função de integridade está no Regimento, art. 18, no Estatuto, art. 72, e no Código de Conduta, seção 4.2.</w:t>
             </w:r>
           </w:p>
         </w:tc>
@@ -2452,7 +2650,7 @@
                 <w:sz w:val="18"/>
                 <w:szCs w:val="18"/>
               </w:rPr>
-              <w:t xml:space="preserve">Indicar a norma de cada exceção ou retirá-la. Dizer se "órgãos públicos" inclui empresas estatais.</w:t>
+              <w:t xml:space="preserve">Tornar obrigatória a DDI para todas as contratações até que o RILC seja alterado.</w:t>
             </w:r>
           </w:p>
         </w:tc>
@@ -2522,7 +2720,7 @@
                 <w:sz w:val="18"/>
                 <w:szCs w:val="18"/>
               </w:rPr>
-              <w:t xml:space="preserve">10</w:t>
+              <w:t xml:space="preserve">11</w:t>
             </w:r>
           </w:p>
         </w:tc>
@@ -2720,7 +2918,7 @@
                 <w:sz w:val="18"/>
                 <w:szCs w:val="18"/>
               </w:rPr>
-              <w:t xml:space="preserve">11</w:t>
+              <w:t xml:space="preserve">12</w:t>
             </w:r>
           </w:p>
         </w:tc>
@@ -2918,7 +3116,7 @@
                 <w:sz w:val="18"/>
                 <w:szCs w:val="18"/>
               </w:rPr>
-              <w:t xml:space="preserve">12</w:t>
+              <w:t xml:space="preserve">13</w:t>
             </w:r>
           </w:p>
         </w:tc>
@@ -3116,7 +3314,7 @@
                 <w:sz w:val="18"/>
                 <w:szCs w:val="18"/>
               </w:rPr>
-              <w:t xml:space="preserve">13</w:t>
+              <w:t xml:space="preserve">14</w:t>
             </w:r>
           </w:p>
         </w:tc>
@@ -3180,7 +3378,7 @@
                 <w:sz w:val="18"/>
                 <w:szCs w:val="18"/>
               </w:rPr>
-              <w:t xml:space="preserve">Só se prevê o extrato no DOERJ. Falta a publicação da íntegra do contrato no site da CENTRAL em até 30 dias.</w:t>
+              <w:t xml:space="preserve">Só se prevê o extrato no DOERJ. Faltam a publicação da íntegra do contrato no site da CENTRAL e no PNCP e o prazo de 30 dias.</w:t>
             </w:r>
           </w:p>
         </w:tc>
@@ -3212,7 +3410,7 @@
                 <w:sz w:val="18"/>
                 <w:szCs w:val="18"/>
               </w:rPr>
-              <w:t xml:space="preserve">RILC, art. 137.</w:t>
+              <w:t xml:space="preserve">RILC, art. 137 (DOERJ e site). PNCP: nenhuma das normas de referência o cita; confirmar a base.</w:t>
             </w:r>
           </w:p>
         </w:tc>
@@ -3244,7 +3442,7 @@
                 <w:sz w:val="18"/>
                 <w:szCs w:val="18"/>
               </w:rPr>
-              <w:t xml:space="preserve">Incluir a publicação no site, com prazo e responsável. Pelo Regimento, art. 30, a GERLIC prepara a matéria e a CHEGAB providencia a publicação.</w:t>
+              <w:t xml:space="preserve">Incluir as publicações, com prazo e responsável. Pelo Regimento, art. 30, a GERLIC prepara a matéria e a CHEGAB providencia a publicação.</w:t>
             </w:r>
           </w:p>
         </w:tc>
@@ -3314,7 +3512,7 @@
                 <w:sz w:val="18"/>
                 <w:szCs w:val="18"/>
               </w:rPr>
-              <w:t xml:space="preserve">14</w:t>
+              <w:t xml:space="preserve">15</w:t>
             </w:r>
           </w:p>
         </w:tc>
@@ -3512,7 +3710,7 @@
                 <w:sz w:val="18"/>
                 <w:szCs w:val="18"/>
               </w:rPr>
-              <w:t xml:space="preserve">15</w:t>
+              <w:t xml:space="preserve">16</w:t>
             </w:r>
           </w:p>
         </w:tc>
@@ -3674,6 +3872,600 @@
                 <w:szCs w:val="18"/>
               </w:rPr>
               <w:t xml:space="preserve">Média</w:t>
+            </w:r>
+          </w:p>
+        </w:tc>
+      </w:tr>
+      <w:tr>
+        <w:trPr>
+          <w:cantSplit/>
+        </w:trPr>
+        <w:tc>
+          <w:tcPr>
+            <w:tcW w:type="dxa" w:w="500"/>
+            <w:tcBorders>
+              <w:top w:val="single" w:color="A6A6A6" w:sz="4"/>
+              <w:left w:val="single" w:color="A6A6A6" w:sz="4"/>
+              <w:bottom w:val="single" w:color="A6A6A6" w:sz="4"/>
+              <w:right w:val="single" w:color="A6A6A6" w:sz="4"/>
+            </w:tcBorders>
+            <w:tcMar>
+              <w:top w:type="dxa" w:w="60"/>
+              <w:left w:type="dxa" w:w="90"/>
+              <w:bottom w:type="dxa" w:w="60"/>
+              <w:right w:type="dxa" w:w="90"/>
+            </w:tcMar>
+          </w:tcPr>
+          <w:p>
+            <w:pPr>
+              <w:spacing w:after="40"/>
+            </w:pPr>
+            <w:r>
+              <w:rPr>
+                <w:rFonts w:ascii="Arial" w:cs="Arial" w:eastAsia="Arial" w:hAnsi="Arial"/>
+                <w:b w:val="false"/>
+                <w:bCs w:val="false"/>
+                <w:sz w:val="18"/>
+                <w:szCs w:val="18"/>
+              </w:rPr>
+              <w:t xml:space="preserve">17</w:t>
+            </w:r>
+          </w:p>
+        </w:tc>
+        <w:tc>
+          <w:tcPr>
+            <w:tcW w:type="dxa" w:w="1900"/>
+            <w:tcBorders>
+              <w:top w:val="single" w:color="A6A6A6" w:sz="4"/>
+              <w:left w:val="single" w:color="A6A6A6" w:sz="4"/>
+              <w:bottom w:val="single" w:color="A6A6A6" w:sz="4"/>
+              <w:right w:val="single" w:color="A6A6A6" w:sz="4"/>
+            </w:tcBorders>
+            <w:tcMar>
+              <w:top w:type="dxa" w:w="60"/>
+              <w:left w:type="dxa" w:w="90"/>
+              <w:bottom w:type="dxa" w:w="60"/>
+              <w:right w:type="dxa" w:w="90"/>
+            </w:tcMar>
+          </w:tcPr>
+          <w:p>
+            <w:pPr>
+              <w:spacing w:after="40"/>
+            </w:pPr>
+            <w:r>
+              <w:rPr>
+                <w:rFonts w:ascii="Arial" w:cs="Arial" w:eastAsia="Arial" w:hAnsi="Arial"/>
+                <w:b w:val="false"/>
+                <w:bCs w:val="false"/>
+                <w:sz w:val="18"/>
+                <w:szCs w:val="18"/>
+              </w:rPr>
+              <w:t xml:space="preserve">POP vigente e proposta (sem etapa)</w:t>
+            </w:r>
+          </w:p>
+        </w:tc>
+        <w:tc>
+          <w:tcPr>
+            <w:tcW w:type="dxa" w:w="4700"/>
+            <w:tcBorders>
+              <w:top w:val="single" w:color="A6A6A6" w:sz="4"/>
+              <w:left w:val="single" w:color="A6A6A6" w:sz="4"/>
+              <w:bottom w:val="single" w:color="A6A6A6" w:sz="4"/>
+              <w:right w:val="single" w:color="A6A6A6" w:sz="4"/>
+            </w:tcBorders>
+            <w:tcMar>
+              <w:top w:type="dxa" w:w="60"/>
+              <w:left w:type="dxa" w:w="90"/>
+              <w:bottom w:type="dxa" w:w="60"/>
+              <w:right w:type="dxa" w:w="90"/>
+            </w:tcMar>
+          </w:tcPr>
+          <w:p>
+            <w:pPr>
+              <w:spacing w:after="40"/>
+            </w:pPr>
+            <w:r>
+              <w:rPr>
+                <w:rFonts w:ascii="Arial" w:cs="Arial" w:eastAsia="Arial" w:hAnsi="Arial"/>
+                <w:b w:val="false"/>
+                <w:bCs w:val="false"/>
+                <w:sz w:val="18"/>
+                <w:szCs w:val="18"/>
+              </w:rPr>
+              <w:t xml:space="preserve">O POP não trata da garantia de execução do contrato. A garantia é facultativa, mas, quando exigida, deve ser apresentada no ato da assinatura, sob pena de multa, e tem limite de 5% do valor (10% em contratos de grande vulto).</w:t>
+            </w:r>
+          </w:p>
+        </w:tc>
+        <w:tc>
+          <w:tcPr>
+            <w:tcW w:type="dxa" w:w="2700"/>
+            <w:tcBorders>
+              <w:top w:val="single" w:color="A6A6A6" w:sz="4"/>
+              <w:left w:val="single" w:color="A6A6A6" w:sz="4"/>
+              <w:bottom w:val="single" w:color="A6A6A6" w:sz="4"/>
+              <w:right w:val="single" w:color="A6A6A6" w:sz="4"/>
+            </w:tcBorders>
+            <w:tcMar>
+              <w:top w:type="dxa" w:w="60"/>
+              <w:left w:type="dxa" w:w="90"/>
+              <w:bottom w:type="dxa" w:w="60"/>
+              <w:right w:type="dxa" w:w="90"/>
+            </w:tcMar>
+          </w:tcPr>
+          <w:p>
+            <w:pPr>
+              <w:spacing w:after="40"/>
+            </w:pPr>
+            <w:r>
+              <w:rPr>
+                <w:rFonts w:ascii="Arial" w:cs="Arial" w:eastAsia="Arial" w:hAnsi="Arial"/>
+                <w:b w:val="false"/>
+                <w:bCs w:val="false"/>
+                <w:sz w:val="18"/>
+                <w:szCs w:val="18"/>
+              </w:rPr>
+              <w:t xml:space="preserve">Lei 13.303/2016, art. 70; RILC, arts. 145 a 148.</w:t>
+            </w:r>
+          </w:p>
+        </w:tc>
+        <w:tc>
+          <w:tcPr>
+            <w:tcW w:type="dxa" w:w="3870"/>
+            <w:tcBorders>
+              <w:top w:val="single" w:color="A6A6A6" w:sz="4"/>
+              <w:left w:val="single" w:color="A6A6A6" w:sz="4"/>
+              <w:bottom w:val="single" w:color="A6A6A6" w:sz="4"/>
+              <w:right w:val="single" w:color="A6A6A6" w:sz="4"/>
+            </w:tcBorders>
+            <w:tcMar>
+              <w:top w:type="dxa" w:w="60"/>
+              <w:left w:type="dxa" w:w="90"/>
+              <w:bottom w:type="dxa" w:w="60"/>
+              <w:right w:type="dxa" w:w="90"/>
+            </w:tcMar>
+          </w:tcPr>
+          <w:p>
+            <w:pPr>
+              <w:spacing w:after="40"/>
+            </w:pPr>
+            <w:r>
+              <w:rPr>
+                <w:rFonts w:ascii="Arial" w:cs="Arial" w:eastAsia="Arial" w:hAnsi="Arial"/>
+                <w:b w:val="false"/>
+                <w:bCs w:val="false"/>
+                <w:sz w:val="18"/>
+                <w:szCs w:val="18"/>
+              </w:rPr>
+              <w:t xml:space="preserve">Prever a verificação da garantia: registrar se foi exigida no contrato e, quando exigida, conferir sua apresentação no ato da assinatura. Nos contratos de terceirização com dedicação exclusiva de mão de obra, prever a regra do art. 147 do RILC.</w:t>
+            </w:r>
+          </w:p>
+        </w:tc>
+        <w:tc>
+          <w:tcPr>
+            <w:tcW w:type="dxa" w:w="900"/>
+            <w:tcBorders>
+              <w:top w:val="single" w:color="A6A6A6" w:sz="4"/>
+              <w:left w:val="single" w:color="A6A6A6" w:sz="4"/>
+              <w:bottom w:val="single" w:color="A6A6A6" w:sz="4"/>
+              <w:right w:val="single" w:color="A6A6A6" w:sz="4"/>
+            </w:tcBorders>
+            <w:shd w:fill="FFE699" w:color="auto" w:val="clear"/>
+            <w:tcMar>
+              <w:top w:type="dxa" w:w="60"/>
+              <w:left w:type="dxa" w:w="90"/>
+              <w:bottom w:type="dxa" w:w="60"/>
+              <w:right w:type="dxa" w:w="90"/>
+            </w:tcMar>
+          </w:tcPr>
+          <w:p>
+            <w:pPr>
+              <w:spacing w:after="40"/>
+            </w:pPr>
+            <w:r>
+              <w:rPr>
+                <w:rFonts w:ascii="Arial" w:cs="Arial" w:eastAsia="Arial" w:hAnsi="Arial"/>
+                <w:b/>
+                <w:bCs/>
+                <w:sz w:val="18"/>
+                <w:szCs w:val="18"/>
+              </w:rPr>
+              <w:t xml:space="preserve">Média</w:t>
+            </w:r>
+          </w:p>
+        </w:tc>
+      </w:tr>
+      <w:tr>
+        <w:trPr>
+          <w:cantSplit/>
+        </w:trPr>
+        <w:tc>
+          <w:tcPr>
+            <w:tcW w:type="dxa" w:w="500"/>
+            <w:tcBorders>
+              <w:top w:val="single" w:color="A6A6A6" w:sz="4"/>
+              <w:left w:val="single" w:color="A6A6A6" w:sz="4"/>
+              <w:bottom w:val="single" w:color="A6A6A6" w:sz="4"/>
+              <w:right w:val="single" w:color="A6A6A6" w:sz="4"/>
+            </w:tcBorders>
+            <w:tcMar>
+              <w:top w:type="dxa" w:w="60"/>
+              <w:left w:type="dxa" w:w="90"/>
+              <w:bottom w:type="dxa" w:w="60"/>
+              <w:right w:type="dxa" w:w="90"/>
+            </w:tcMar>
+          </w:tcPr>
+          <w:p>
+            <w:pPr>
+              <w:spacing w:after="40"/>
+            </w:pPr>
+            <w:r>
+              <w:rPr>
+                <w:rFonts w:ascii="Arial" w:cs="Arial" w:eastAsia="Arial" w:hAnsi="Arial"/>
+                <w:b w:val="false"/>
+                <w:bCs w:val="false"/>
+                <w:sz w:val="18"/>
+                <w:szCs w:val="18"/>
+              </w:rPr>
+              <w:t xml:space="preserve">18</w:t>
+            </w:r>
+          </w:p>
+        </w:tc>
+        <w:tc>
+          <w:tcPr>
+            <w:tcW w:type="dxa" w:w="1900"/>
+            <w:tcBorders>
+              <w:top w:val="single" w:color="A6A6A6" w:sz="4"/>
+              <w:left w:val="single" w:color="A6A6A6" w:sz="4"/>
+              <w:bottom w:val="single" w:color="A6A6A6" w:sz="4"/>
+              <w:right w:val="single" w:color="A6A6A6" w:sz="4"/>
+            </w:tcBorders>
+            <w:tcMar>
+              <w:top w:type="dxa" w:w="60"/>
+              <w:left w:type="dxa" w:w="90"/>
+              <w:bottom w:type="dxa" w:w="60"/>
+              <w:right w:type="dxa" w:w="90"/>
+            </w:tcMar>
+          </w:tcPr>
+          <w:p>
+            <w:pPr>
+              <w:spacing w:after="40"/>
+            </w:pPr>
+            <w:r>
+              <w:rPr>
+                <w:rFonts w:ascii="Arial" w:cs="Arial" w:eastAsia="Arial" w:hAnsi="Arial"/>
+                <w:b w:val="false"/>
+                <w:bCs w:val="false"/>
+                <w:sz w:val="18"/>
+                <w:szCs w:val="18"/>
+              </w:rPr>
+              <w:t xml:space="preserve">POP vigente, A.13. Proposta, itens 3(c) e 6(e)</w:t>
+            </w:r>
+          </w:p>
+        </w:tc>
+        <w:tc>
+          <w:tcPr>
+            <w:tcW w:type="dxa" w:w="4700"/>
+            <w:tcBorders>
+              <w:top w:val="single" w:color="A6A6A6" w:sz="4"/>
+              <w:left w:val="single" w:color="A6A6A6" w:sz="4"/>
+              <w:bottom w:val="single" w:color="A6A6A6" w:sz="4"/>
+              <w:right w:val="single" w:color="A6A6A6" w:sz="4"/>
+            </w:tcBorders>
+            <w:tcMar>
+              <w:top w:type="dxa" w:w="60"/>
+              <w:left w:type="dxa" w:w="90"/>
+              <w:bottom w:type="dxa" w:w="60"/>
+              <w:right w:type="dxa" w:w="90"/>
+            </w:tcMar>
+          </w:tcPr>
+          <w:p>
+            <w:pPr>
+              <w:spacing w:after="40"/>
+            </w:pPr>
+            <w:r>
+              <w:rPr>
+                <w:rFonts w:ascii="Arial" w:cs="Arial" w:eastAsia="Arial" w:hAnsi="Arial"/>
+                <w:b w:val="false"/>
+                <w:bCs w:val="false"/>
+                <w:sz w:val="18"/>
+                <w:szCs w:val="18"/>
+              </w:rPr>
+              <w:t xml:space="preserve">Quando a área decide não acolher alguma recomendação da ASSJUR, o POP prevê a justificativa, mas não a ratificação dela pelo Diretor-Presidente.</w:t>
+            </w:r>
+          </w:p>
+        </w:tc>
+        <w:tc>
+          <w:tcPr>
+            <w:tcW w:type="dxa" w:w="2700"/>
+            <w:tcBorders>
+              <w:top w:val="single" w:color="A6A6A6" w:sz="4"/>
+              <w:left w:val="single" w:color="A6A6A6" w:sz="4"/>
+              <w:bottom w:val="single" w:color="A6A6A6" w:sz="4"/>
+              <w:right w:val="single" w:color="A6A6A6" w:sz="4"/>
+            </w:tcBorders>
+            <w:tcMar>
+              <w:top w:type="dxa" w:w="60"/>
+              <w:left w:type="dxa" w:w="90"/>
+              <w:bottom w:type="dxa" w:w="60"/>
+              <w:right w:type="dxa" w:w="90"/>
+            </w:tcMar>
+          </w:tcPr>
+          <w:p>
+            <w:pPr>
+              <w:spacing w:after="40"/>
+            </w:pPr>
+            <w:r>
+              <w:rPr>
+                <w:rFonts w:ascii="Arial" w:cs="Arial" w:eastAsia="Arial" w:hAnsi="Arial"/>
+                <w:b w:val="false"/>
+                <w:bCs w:val="false"/>
+                <w:sz w:val="18"/>
+                <w:szCs w:val="18"/>
+              </w:rPr>
+              <w:t xml:space="preserve">RILC, art. 33, §1º (regra do edital, aplicada por analogia).</w:t>
+            </w:r>
+          </w:p>
+        </w:tc>
+        <w:tc>
+          <w:tcPr>
+            <w:tcW w:type="dxa" w:w="3870"/>
+            <w:tcBorders>
+              <w:top w:val="single" w:color="A6A6A6" w:sz="4"/>
+              <w:left w:val="single" w:color="A6A6A6" w:sz="4"/>
+              <w:bottom w:val="single" w:color="A6A6A6" w:sz="4"/>
+              <w:right w:val="single" w:color="A6A6A6" w:sz="4"/>
+            </w:tcBorders>
+            <w:tcMar>
+              <w:top w:type="dxa" w:w="60"/>
+              <w:left w:type="dxa" w:w="90"/>
+              <w:bottom w:type="dxa" w:w="60"/>
+              <w:right w:type="dxa" w:w="90"/>
+            </w:tcMar>
+          </w:tcPr>
+          <w:p>
+            <w:pPr>
+              <w:spacing w:after="40"/>
+            </w:pPr>
+            <w:r>
+              <w:rPr>
+                <w:rFonts w:ascii="Arial" w:cs="Arial" w:eastAsia="Arial" w:hAnsi="Arial"/>
+                <w:b w:val="false"/>
+                <w:bCs w:val="false"/>
+                <w:sz w:val="18"/>
+                <w:szCs w:val="18"/>
+              </w:rPr>
+              <w:t xml:space="preserve">Prever a justificativa técnica da área, ratificada pelo Diretor-Presidente, juntada antes da manifestação da SUPADM.</w:t>
+            </w:r>
+          </w:p>
+        </w:tc>
+        <w:tc>
+          <w:tcPr>
+            <w:tcW w:type="dxa" w:w="900"/>
+            <w:tcBorders>
+              <w:top w:val="single" w:color="A6A6A6" w:sz="4"/>
+              <w:left w:val="single" w:color="A6A6A6" w:sz="4"/>
+              <w:bottom w:val="single" w:color="A6A6A6" w:sz="4"/>
+              <w:right w:val="single" w:color="A6A6A6" w:sz="4"/>
+            </w:tcBorders>
+            <w:shd w:fill="E2EFDA" w:color="auto" w:val="clear"/>
+            <w:tcMar>
+              <w:top w:type="dxa" w:w="60"/>
+              <w:left w:type="dxa" w:w="90"/>
+              <w:bottom w:type="dxa" w:w="60"/>
+              <w:right w:type="dxa" w:w="90"/>
+            </w:tcMar>
+          </w:tcPr>
+          <w:p>
+            <w:pPr>
+              <w:spacing w:after="40"/>
+            </w:pPr>
+            <w:r>
+              <w:rPr>
+                <w:rFonts w:ascii="Arial" w:cs="Arial" w:eastAsia="Arial" w:hAnsi="Arial"/>
+                <w:b/>
+                <w:bCs/>
+                <w:sz w:val="18"/>
+                <w:szCs w:val="18"/>
+              </w:rPr>
+              <w:t xml:space="preserve">Baixa</w:t>
+            </w:r>
+          </w:p>
+        </w:tc>
+      </w:tr>
+      <w:tr>
+        <w:trPr>
+          <w:cantSplit/>
+        </w:trPr>
+        <w:tc>
+          <w:tcPr>
+            <w:tcW w:type="dxa" w:w="500"/>
+            <w:tcBorders>
+              <w:top w:val="single" w:color="A6A6A6" w:sz="4"/>
+              <w:left w:val="single" w:color="A6A6A6" w:sz="4"/>
+              <w:bottom w:val="single" w:color="A6A6A6" w:sz="4"/>
+              <w:right w:val="single" w:color="A6A6A6" w:sz="4"/>
+            </w:tcBorders>
+            <w:tcMar>
+              <w:top w:type="dxa" w:w="60"/>
+              <w:left w:type="dxa" w:w="90"/>
+              <w:bottom w:type="dxa" w:w="60"/>
+              <w:right w:type="dxa" w:w="90"/>
+            </w:tcMar>
+          </w:tcPr>
+          <w:p>
+            <w:pPr>
+              <w:spacing w:after="40"/>
+            </w:pPr>
+            <w:r>
+              <w:rPr>
+                <w:rFonts w:ascii="Arial" w:cs="Arial" w:eastAsia="Arial" w:hAnsi="Arial"/>
+                <w:b w:val="false"/>
+                <w:bCs w:val="false"/>
+                <w:sz w:val="18"/>
+                <w:szCs w:val="18"/>
+              </w:rPr>
+              <w:t xml:space="preserve">19</w:t>
+            </w:r>
+          </w:p>
+        </w:tc>
+        <w:tc>
+          <w:tcPr>
+            <w:tcW w:type="dxa" w:w="1900"/>
+            <w:tcBorders>
+              <w:top w:val="single" w:color="A6A6A6" w:sz="4"/>
+              <w:left w:val="single" w:color="A6A6A6" w:sz="4"/>
+              <w:bottom w:val="single" w:color="A6A6A6" w:sz="4"/>
+              <w:right w:val="single" w:color="A6A6A6" w:sz="4"/>
+            </w:tcBorders>
+            <w:tcMar>
+              <w:top w:type="dxa" w:w="60"/>
+              <w:left w:type="dxa" w:w="90"/>
+              <w:bottom w:type="dxa" w:w="60"/>
+              <w:right w:type="dxa" w:w="90"/>
+            </w:tcMar>
+          </w:tcPr>
+          <w:p>
+            <w:pPr>
+              <w:spacing w:after="40"/>
+            </w:pPr>
+            <w:r>
+              <w:rPr>
+                <w:rFonts w:ascii="Arial" w:cs="Arial" w:eastAsia="Arial" w:hAnsi="Arial"/>
+                <w:b w:val="false"/>
+                <w:bCs w:val="false"/>
+                <w:sz w:val="18"/>
+                <w:szCs w:val="18"/>
+              </w:rPr>
+              <w:t xml:space="preserve">POP vigente, A.8(b). Proposta, item 1(d)</w:t>
+            </w:r>
+          </w:p>
+        </w:tc>
+        <w:tc>
+          <w:tcPr>
+            <w:tcW w:type="dxa" w:w="4700"/>
+            <w:tcBorders>
+              <w:top w:val="single" w:color="A6A6A6" w:sz="4"/>
+              <w:left w:val="single" w:color="A6A6A6" w:sz="4"/>
+              <w:bottom w:val="single" w:color="A6A6A6" w:sz="4"/>
+              <w:right w:val="single" w:color="A6A6A6" w:sz="4"/>
+            </w:tcBorders>
+            <w:tcMar>
+              <w:top w:type="dxa" w:w="60"/>
+              <w:left w:type="dxa" w:w="90"/>
+              <w:bottom w:type="dxa" w:w="60"/>
+              <w:right w:type="dxa" w:w="90"/>
+            </w:tcMar>
+          </w:tcPr>
+          <w:p>
+            <w:pPr>
+              <w:spacing w:after="40"/>
+            </w:pPr>
+            <w:r>
+              <w:rPr>
+                <w:rFonts w:ascii="Arial" w:cs="Arial" w:eastAsia="Arial" w:hAnsi="Arial"/>
+                <w:b w:val="false"/>
+                <w:bCs w:val="false"/>
+                <w:sz w:val="18"/>
+                <w:szCs w:val="18"/>
+              </w:rPr>
+              <w:t xml:space="preserve">O formulário de avaliação do Programa de Integridade é definido em outro procedimento (Portaria CENTRAL 188/2021). A lei fixa 16 parâmetros de avaliação e exige que a aferição seja feita por prova documental, sem interferência na gestão da empresa.</w:t>
+            </w:r>
+          </w:p>
+        </w:tc>
+        <w:tc>
+          <w:tcPr>
+            <w:tcW w:type="dxa" w:w="2700"/>
+            <w:tcBorders>
+              <w:top w:val="single" w:color="A6A6A6" w:sz="4"/>
+              <w:left w:val="single" w:color="A6A6A6" w:sz="4"/>
+              <w:bottom w:val="single" w:color="A6A6A6" w:sz="4"/>
+              <w:right w:val="single" w:color="A6A6A6" w:sz="4"/>
+            </w:tcBorders>
+            <w:tcMar>
+              <w:top w:type="dxa" w:w="60"/>
+              <w:left w:type="dxa" w:w="90"/>
+              <w:bottom w:type="dxa" w:w="60"/>
+              <w:right w:type="dxa" w:w="90"/>
+            </w:tcMar>
+          </w:tcPr>
+          <w:p>
+            <w:pPr>
+              <w:spacing w:after="40"/>
+            </w:pPr>
+            <w:r>
+              <w:rPr>
+                <w:rFonts w:ascii="Arial" w:cs="Arial" w:eastAsia="Arial" w:hAnsi="Arial"/>
+                <w:b w:val="false"/>
+                <w:bCs w:val="false"/>
+                <w:sz w:val="18"/>
+                <w:szCs w:val="18"/>
+              </w:rPr>
+              <w:t xml:space="preserve">Lei 7.753/2017, art. 4º e art. 11, §2º.</w:t>
+            </w:r>
+          </w:p>
+        </w:tc>
+        <w:tc>
+          <w:tcPr>
+            <w:tcW w:type="dxa" w:w="3870"/>
+            <w:tcBorders>
+              <w:top w:val="single" w:color="A6A6A6" w:sz="4"/>
+              <w:left w:val="single" w:color="A6A6A6" w:sz="4"/>
+              <w:bottom w:val="single" w:color="A6A6A6" w:sz="4"/>
+              <w:right w:val="single" w:color="A6A6A6" w:sz="4"/>
+            </w:tcBorders>
+            <w:tcMar>
+              <w:top w:type="dxa" w:w="60"/>
+              <w:left w:type="dxa" w:w="90"/>
+              <w:bottom w:type="dxa" w:w="60"/>
+              <w:right w:type="dxa" w:w="90"/>
+            </w:tcMar>
+          </w:tcPr>
+          <w:p>
+            <w:pPr>
+              <w:spacing w:after="40"/>
+            </w:pPr>
+            <w:r>
+              <w:rPr>
+                <w:rFonts w:ascii="Arial" w:cs="Arial" w:eastAsia="Arial" w:hAnsi="Arial"/>
+                <w:b w:val="false"/>
+                <w:bCs w:val="false"/>
+                <w:sz w:val="18"/>
+                <w:szCs w:val="18"/>
+              </w:rPr>
+              <w:t xml:space="preserve">Confirmar que a Portaria CENTRAL 188/2021 e o formulário seguem os 16 parâmetros do art. 4º.</w:t>
+            </w:r>
+          </w:p>
+        </w:tc>
+        <w:tc>
+          <w:tcPr>
+            <w:tcW w:type="dxa" w:w="900"/>
+            <w:tcBorders>
+              <w:top w:val="single" w:color="A6A6A6" w:sz="4"/>
+              <w:left w:val="single" w:color="A6A6A6" w:sz="4"/>
+              <w:bottom w:val="single" w:color="A6A6A6" w:sz="4"/>
+              <w:right w:val="single" w:color="A6A6A6" w:sz="4"/>
+            </w:tcBorders>
+            <w:shd w:fill="E2EFDA" w:color="auto" w:val="clear"/>
+            <w:tcMar>
+              <w:top w:type="dxa" w:w="60"/>
+              <w:left w:type="dxa" w:w="90"/>
+              <w:bottom w:type="dxa" w:w="60"/>
+              <w:right w:type="dxa" w:w="90"/>
+            </w:tcMar>
+          </w:tcPr>
+          <w:p>
+            <w:pPr>
+              <w:spacing w:after="40"/>
+            </w:pPr>
+            <w:r>
+              <w:rPr>
+                <w:rFonts w:ascii="Arial" w:cs="Arial" w:eastAsia="Arial" w:hAnsi="Arial"/>
+                <w:b/>
+                <w:bCs/>
+                <w:sz w:val="18"/>
+                <w:szCs w:val="18"/>
+              </w:rPr>
+              <w:t xml:space="preserve">Baixa</w:t>
             </w:r>
           </w:p>
         </w:tc>
@@ -3864,7 +4656,7 @@
                 <w:sz w:val="18"/>
                 <w:szCs w:val="18"/>
               </w:rPr>
-              <w:t xml:space="preserve">A Minuta submete todos os interessados em iniciar ou manter relacionamento com a CENTRAL a diligências de integridade, sem exceção à realização da DDI. As quatro exceções do POP (ponto 9) deixariam de ter amparo.</w:t>
+              <w:t xml:space="preserve">A Minuta submete todos os interessados em iniciar ou manter relacionamento com a CENTRAL a diligências de integridade, sem exceção à realização da DDI. As quatro exceções do POP (ponto 10) deixariam de ter amparo. Isso converge com a recomendação do ponto 10.</w:t>
             </w:r>
           </w:p>
         </w:tc>
@@ -3934,6 +4726,75 @@
                 <w:szCs w:val="18"/>
               </w:rPr>
               <w:t xml:space="preserve">Quem receber grau de risco alto não poderá participar de procedimentos de contratação, salvo exceções previstas em norma interna. O POP precisará tratar esse impedimento.</w:t>
+            </w:r>
+          </w:p>
+        </w:tc>
+      </w:tr>
+      <w:tr>
+        <w:trPr>
+          <w:cantSplit/>
+        </w:trPr>
+        <w:tc>
+          <w:tcPr>
+            <w:tcW w:type="dxa" w:w="2800"/>
+            <w:tcBorders>
+              <w:top w:val="single" w:color="A6A6A6" w:sz="4"/>
+              <w:left w:val="single" w:color="A6A6A6" w:sz="4"/>
+              <w:bottom w:val="single" w:color="A6A6A6" w:sz="4"/>
+              <w:right w:val="single" w:color="A6A6A6" w:sz="4"/>
+            </w:tcBorders>
+            <w:tcMar>
+              <w:top w:type="dxa" w:w="60"/>
+              <w:left w:type="dxa" w:w="90"/>
+              <w:bottom w:type="dxa" w:w="60"/>
+              <w:right w:type="dxa" w:w="90"/>
+            </w:tcMar>
+          </w:tcPr>
+          <w:p>
+            <w:pPr>
+              <w:spacing w:after="40"/>
+            </w:pPr>
+            <w:r>
+              <w:rPr>
+                <w:rFonts w:ascii="Arial" w:cs="Arial" w:eastAsia="Arial" w:hAnsi="Arial"/>
+                <w:b w:val="false"/>
+                <w:bCs w:val="false"/>
+                <w:sz w:val="18"/>
+                <w:szCs w:val="18"/>
+              </w:rPr>
+              <w:t xml:space="preserve">Programa de Integridade na assinatura</w:t>
+            </w:r>
+          </w:p>
+        </w:tc>
+        <w:tc>
+          <w:tcPr>
+            <w:tcW w:type="dxa" w:w="11770"/>
+            <w:tcBorders>
+              <w:top w:val="single" w:color="A6A6A6" w:sz="4"/>
+              <w:left w:val="single" w:color="A6A6A6" w:sz="4"/>
+              <w:bottom w:val="single" w:color="A6A6A6" w:sz="4"/>
+              <w:right w:val="single" w:color="A6A6A6" w:sz="4"/>
+            </w:tcBorders>
+            <w:tcMar>
+              <w:top w:type="dxa" w:w="60"/>
+              <w:left w:type="dxa" w:w="90"/>
+              <w:bottom w:type="dxa" w:w="60"/>
+              <w:right w:type="dxa" w:w="90"/>
+            </w:tcMar>
+          </w:tcPr>
+          <w:p>
+            <w:pPr>
+              <w:spacing w:after="40"/>
+            </w:pPr>
+            <w:r>
+              <w:rPr>
+                <w:rFonts w:ascii="Arial" w:cs="Arial" w:eastAsia="Arial" w:hAnsi="Arial"/>
+                <w:b w:val="false"/>
+                <w:bCs w:val="false"/>
+                <w:sz w:val="18"/>
+                <w:szCs w:val="18"/>
+              </w:rPr>
+              <w:t xml:space="preserve">Na versão da Minuta de 29/07/2025 (art. 252, III), o contratado teria de comprovar que mantém Programa de Integridade, nos termos da Lei 7.753, como condição para assinar o contrato. A Lei 7.753 não faz essa exigência: o contratado tem até 180 dias, contados da celebração do contrato, para implantar o programa (art. 5º), e só quem já o possui apresenta declaração no momento da contratação (art. 10). Se mantida, a exigência contraria a lei e deve ser levada à ASSJUR. Esse dispositivo não consta na versão consolidada da Minuta.</w:t>
             </w:r>
           </w:p>
         </w:tc>
@@ -4766,7 +5627,7 @@
                 <w:sz w:val="18"/>
                 <w:szCs w:val="18"/>
               </w:rPr>
-              <w:t xml:space="preserve">Após aprovar o Planejamento no SIGA, clicar em "concluir"</w:t>
+              <w:t xml:space="preserve">CHEGAB: elaborar a minuta de Despacho de autorização da NAD (Anexo II) e encaminhar ao Diretor Presidente</w:t>
             </w:r>
           </w:p>
         </w:tc>
@@ -4798,7 +5659,7 @@
                 <w:sz w:val="18"/>
                 <w:szCs w:val="18"/>
               </w:rPr>
-              <w:t xml:space="preserve">B.4, item b</w:t>
+              <w:t xml:space="preserve">B.10</w:t>
             </w:r>
           </w:p>
         </w:tc>
@@ -4899,7 +5760,7 @@
                 <w:sz w:val="18"/>
                 <w:szCs w:val="18"/>
               </w:rPr>
-              <w:t xml:space="preserve">CHEGAB: elaborar a minuta de Despacho de autorização da NAD (Anexo II) e encaminhar ao Diretor Presidente</w:t>
+              <w:t xml:space="preserve">PRESI: assinar a minuta de Despacho (Anexo II)</w:t>
             </w:r>
           </w:p>
         </w:tc>
@@ -5032,7 +5893,7 @@
                 <w:sz w:val="18"/>
                 <w:szCs w:val="18"/>
               </w:rPr>
-              <w:t xml:space="preserve">PRESI: assinar a minuta de Despacho (Anexo II)</w:t>
+              <w:t xml:space="preserve">PRESI: autorizar a emissão da Nota de Empenho no SIGA e encaminhar à DIRPLA/GERORT (a redação vigente escreve "Nota de Empenho – NAD")</w:t>
             </w:r>
           </w:p>
         </w:tc>
@@ -5064,7 +5925,7 @@
                 <w:sz w:val="18"/>
                 <w:szCs w:val="18"/>
               </w:rPr>
-              <w:t xml:space="preserve">B.10</w:t>
+              <w:t xml:space="preserve">B.10, item b</w:t>
             </w:r>
           </w:p>
         </w:tc>
@@ -5096,7 +5957,7 @@
                 <w:sz w:val="18"/>
                 <w:szCs w:val="18"/>
               </w:rPr>
-              <w:t xml:space="preserve">Não consta.</w:t>
+              <w:t xml:space="preserve">Não consta. O item 5 da sugestão trata só da autorização da NAD.</w:t>
             </w:r>
           </w:p>
         </w:tc>
@@ -5165,7 +6026,7 @@
                 <w:sz w:val="18"/>
                 <w:szCs w:val="18"/>
               </w:rPr>
-              <w:t xml:space="preserve">PRESI: autorizar a emissão da Nota de Empenho no SIGA e encaminhar à DIRPLA/GERORT (a redação vigente escreve "Nota de Empenho – NAD")</w:t>
+              <w:t xml:space="preserve">GERORT/DIRPLA: emitir a Nota de Empenho (NE) como etapa própria</w:t>
             </w:r>
           </w:p>
         </w:tc>
@@ -5197,7 +6058,7 @@
                 <w:sz w:val="18"/>
                 <w:szCs w:val="18"/>
               </w:rPr>
-              <w:t xml:space="preserve">B.10, item b</w:t>
+              <w:t xml:space="preserve">B.11</w:t>
             </w:r>
           </w:p>
         </w:tc>
@@ -5229,7 +6090,7 @@
                 <w:sz w:val="18"/>
                 <w:szCs w:val="18"/>
               </w:rPr>
-              <w:t xml:space="preserve">Não consta. O item 5 da sugestão trata só da autorização da NAD.</w:t>
+              <w:t xml:space="preserve">Sem etapa nem responsável. A NE aparece apenas como dado do termo de contrato (6a) e, de passagem, como "NAD/Empenho" (3e).</w:t>
             </w:r>
           </w:p>
         </w:tc>
@@ -5267,139 +6128,6 @@
                 <w:szCs w:val="18"/>
               </w:rPr>
               <w:t xml:space="preserve">8</w:t>
-            </w:r>
-          </w:p>
-        </w:tc>
-        <w:tc>
-          <w:tcPr>
-            <w:tcW w:type="dxa" w:w="5000"/>
-            <w:tcBorders>
-              <w:top w:val="single" w:color="A6A6A6" w:sz="4"/>
-              <w:left w:val="single" w:color="A6A6A6" w:sz="4"/>
-              <w:bottom w:val="single" w:color="A6A6A6" w:sz="4"/>
-              <w:right w:val="single" w:color="A6A6A6" w:sz="4"/>
-            </w:tcBorders>
-            <w:tcMar>
-              <w:top w:type="dxa" w:w="60"/>
-              <w:left w:type="dxa" w:w="90"/>
-              <w:bottom w:type="dxa" w:w="60"/>
-              <w:right w:type="dxa" w:w="90"/>
-            </w:tcMar>
-          </w:tcPr>
-          <w:p>
-            <w:pPr>
-              <w:spacing w:after="40"/>
-            </w:pPr>
-            <w:r>
-              <w:rPr>
-                <w:rFonts w:ascii="Arial" w:cs="Arial" w:eastAsia="Arial" w:hAnsi="Arial"/>
-                <w:b w:val="false"/>
-                <w:bCs w:val="false"/>
-                <w:sz w:val="18"/>
-                <w:szCs w:val="18"/>
-              </w:rPr>
-              <w:t xml:space="preserve">GERORT/DIRPLA: emitir a Nota de Empenho (NE) como etapa própria</w:t>
-            </w:r>
-          </w:p>
-        </w:tc>
-        <w:tc>
-          <w:tcPr>
-            <w:tcW w:type="dxa" w:w="2000"/>
-            <w:tcBorders>
-              <w:top w:val="single" w:color="A6A6A6" w:sz="4"/>
-              <w:left w:val="single" w:color="A6A6A6" w:sz="4"/>
-              <w:bottom w:val="single" w:color="A6A6A6" w:sz="4"/>
-              <w:right w:val="single" w:color="A6A6A6" w:sz="4"/>
-            </w:tcBorders>
-            <w:tcMar>
-              <w:top w:type="dxa" w:w="60"/>
-              <w:left w:type="dxa" w:w="90"/>
-              <w:bottom w:type="dxa" w:w="60"/>
-              <w:right w:type="dxa" w:w="90"/>
-            </w:tcMar>
-          </w:tcPr>
-          <w:p>
-            <w:pPr>
-              <w:spacing w:after="40"/>
-            </w:pPr>
-            <w:r>
-              <w:rPr>
-                <w:rFonts w:ascii="Arial" w:cs="Arial" w:eastAsia="Arial" w:hAnsi="Arial"/>
-                <w:b w:val="false"/>
-                <w:bCs w:val="false"/>
-                <w:sz w:val="18"/>
-                <w:szCs w:val="18"/>
-              </w:rPr>
-              <w:t xml:space="preserve">B.11</w:t>
-            </w:r>
-          </w:p>
-        </w:tc>
-        <w:tc>
-          <w:tcPr>
-            <w:tcW w:type="dxa" w:w="7070"/>
-            <w:tcBorders>
-              <w:top w:val="single" w:color="A6A6A6" w:sz="4"/>
-              <w:left w:val="single" w:color="A6A6A6" w:sz="4"/>
-              <w:bottom w:val="single" w:color="A6A6A6" w:sz="4"/>
-              <w:right w:val="single" w:color="A6A6A6" w:sz="4"/>
-            </w:tcBorders>
-            <w:tcMar>
-              <w:top w:type="dxa" w:w="60"/>
-              <w:left w:type="dxa" w:w="90"/>
-              <w:bottom w:type="dxa" w:w="60"/>
-              <w:right w:type="dxa" w:w="90"/>
-            </w:tcMar>
-          </w:tcPr>
-          <w:p>
-            <w:pPr>
-              <w:spacing w:after="40"/>
-            </w:pPr>
-            <w:r>
-              <w:rPr>
-                <w:rFonts w:ascii="Arial" w:cs="Arial" w:eastAsia="Arial" w:hAnsi="Arial"/>
-                <w:b w:val="false"/>
-                <w:bCs w:val="false"/>
-                <w:sz w:val="18"/>
-                <w:szCs w:val="18"/>
-              </w:rPr>
-              <w:t xml:space="preserve">Sem etapa nem responsável. A NE aparece apenas como dado do termo de contrato (6a) e, de passagem, como "NAD/Empenho" (3e).</w:t>
-            </w:r>
-          </w:p>
-        </w:tc>
-      </w:tr>
-      <w:tr>
-        <w:trPr>
-          <w:cantSplit/>
-        </w:trPr>
-        <w:tc>
-          <w:tcPr>
-            <w:tcW w:type="dxa" w:w="500"/>
-            <w:tcBorders>
-              <w:top w:val="single" w:color="A6A6A6" w:sz="4"/>
-              <w:left w:val="single" w:color="A6A6A6" w:sz="4"/>
-              <w:bottom w:val="single" w:color="A6A6A6" w:sz="4"/>
-              <w:right w:val="single" w:color="A6A6A6" w:sz="4"/>
-            </w:tcBorders>
-            <w:tcMar>
-              <w:top w:type="dxa" w:w="60"/>
-              <w:left w:type="dxa" w:w="90"/>
-              <w:bottom w:type="dxa" w:w="60"/>
-              <w:right w:type="dxa" w:w="90"/>
-            </w:tcMar>
-          </w:tcPr>
-          <w:p>
-            <w:pPr>
-              <w:spacing w:after="40"/>
-            </w:pPr>
-            <w:r>
-              <w:rPr>
-                <w:rFonts w:ascii="Arial" w:cs="Arial" w:eastAsia="Arial" w:hAnsi="Arial"/>
-                <w:b w:val="false"/>
-                <w:bCs w:val="false"/>
-                <w:sz w:val="18"/>
-                <w:szCs w:val="18"/>
-              </w:rPr>
-              <w:t xml:space="preserve">9</w:t>
             </w:r>
           </w:p>
         </w:tc>
@@ -6202,7 +6930,7 @@
                 <w:sz w:val="18"/>
                 <w:szCs w:val="18"/>
               </w:rPr>
-              <w:t xml:space="preserve">1d (2º): "encaminhar [...] solicitando a realização do DDI, de acordo com o valor", sem definir o valor. A lista de exceções (abaixo de R$ 20.000,00, aditivo, ARP, órgãos públicos) foi mantida.</w:t>
+              <w:t xml:space="preserve">1d (2º): "encaminhar [...] solicitando a realização do DDI, de acordo com o valor", sem definir o valor. O POP vigente remetia o valor à Política de Alçada, ainda "em elaboração"; a proposta não remete a nenhum documento. A lista de exceções (abaixo de R$ 20.000,00, aditivo, ARP, órgãos públicos) foi mantida.</w:t>
             </w:r>
           </w:p>
         </w:tc>
